--- a/отчёт.docx
+++ b/отчёт.docx
@@ -3,43 +3,19 @@
 <w:document xmlns:wpc="http://schemas.microsoft.com/office/word/2010/wordprocessingCanvas" xmlns:cx="http://schemas.microsoft.com/office/drawing/2014/chartex" xmlns:cx1="http://schemas.microsoft.com/office/drawing/2015/9/8/chartex" xmlns:cx2="http://schemas.microsoft.com/office/drawing/2015/10/21/chartex" xmlns:cx3="http://schemas.microsoft.com/office/drawing/2016/5/9/chartex" xmlns:cx4="http://schemas.microsoft.com/office/drawing/2016/5/10/chartex" xmlns:cx5="http://schemas.microsoft.com/office/drawing/2016/5/11/chartex" xmlns:cx6="http://schemas.microsoft.com/office/drawing/2016/5/12/chartex" xmlns:cx7="http://schemas.microsoft.com/office/drawing/2016/5/13/chartex" xmlns:cx8="http://schemas.microsoft.com/office/drawing/2016/5/14/chartex" xmlns:mc="http://schemas.openxmlformats.org/markup-compatibility/2006" xmlns:aink="http://schemas.microsoft.com/office/drawing/2016/ink" xmlns:am3d="http://schemas.microsoft.com/office/drawing/2017/model3d" xmlns:o="urn:schemas-microsoft-com:office:office" xmlns:r="http://schemas.openxmlformats.org/officeDocument/2006/relationships" xmlns:m="http://schemas.openxmlformats.org/officeDocument/2006/math" xmlns:v="urn:schemas-microsoft-com:vml" xmlns:wp14="http://schemas.microsoft.com/office/word/2010/wordprocessingDrawing" xmlns:wp="http://schemas.openxmlformats.org/drawingml/2006/wordprocessingDrawing" xmlns:w10="urn:schemas-microsoft-com:office:word" xmlns:w="http://schemas.openxmlformats.org/wordprocessingml/2006/main" xmlns:w14="http://schemas.microsoft.com/office/word/2010/wordml" xmlns:w15="http://schemas.microsoft.com/office/word/2012/wordml" xmlns:w16cex="http://schemas.microsoft.com/office/word/2018/wordml/cex" xmlns:w16cid="http://schemas.microsoft.com/office/word/2016/wordml/cid" xmlns:w16="http://schemas.microsoft.com/office/word/2018/wordml" xmlns:w16sdtdh="http://schemas.microsoft.com/office/word/2020/wordml/sdtdatahash" xmlns:w16se="http://schemas.microsoft.com/office/word/2015/wordml/symex" xmlns:wpg="http://schemas.microsoft.com/office/word/2010/wordprocessingGroup" xmlns:wpi="http://schemas.microsoft.com/office/word/2010/wordprocessingInk" xmlns:wne="http://schemas.microsoft.com/office/word/2006/wordml" xmlns:wps="http://schemas.microsoft.com/office/word/2010/wordprocessingShape" mc:Ignorable="w14 w15 w16se w16cid w16 w16cex w16sdtdh wp14">
   <w:body>
     <w:p>
-      <w:pPr>
-        <w:jc w:val="center"/>
-        <w:rPr>
-          <w:rFonts w:ascii="Times New Roman" w:hAnsi="Times New Roman" w:cs="Times New Roman"/>
-          <w:b/>
-          <w:bCs/>
-          <w:sz w:val="48"/>
-          <w:szCs w:val="48"/>
-        </w:rPr>
-      </w:pPr>
-      <w:r>
-        <w:rPr>
-          <w:rFonts w:ascii="Times New Roman" w:hAnsi="Times New Roman" w:cs="Times New Roman"/>
-          <w:b/>
-          <w:bCs/>
-          <w:sz w:val="48"/>
-          <w:szCs w:val="48"/>
-        </w:rPr>
+      <w:r>
         <w:t>Лабораторная работа №1</w:t>
       </w:r>
     </w:p>
     <w:p>
       <w:pPr>
-        <w:jc w:val="center"/>
-        <w:rPr>
-          <w:rFonts w:ascii="Times New Roman" w:hAnsi="Times New Roman" w:cs="Times New Roman"/>
-          <w:b/>
-          <w:bCs/>
+        <w:rPr>
           <w:sz w:val="36"/>
           <w:szCs w:val="36"/>
         </w:rPr>
       </w:pPr>
       <w:r>
         <w:rPr>
-          <w:rFonts w:ascii="Times New Roman" w:hAnsi="Times New Roman" w:cs="Times New Roman"/>
-          <w:b/>
-          <w:bCs/>
           <w:sz w:val="36"/>
           <w:szCs w:val="36"/>
         </w:rPr>
@@ -49,18 +25,12 @@
     <w:p>
       <w:pPr>
         <w:rPr>
-          <w:rFonts w:ascii="Times New Roman" w:hAnsi="Times New Roman" w:cs="Times New Roman"/>
-          <w:b/>
-          <w:bCs/>
           <w:sz w:val="24"/>
           <w:szCs w:val="24"/>
         </w:rPr>
       </w:pPr>
       <w:r>
         <w:rPr>
-          <w:rFonts w:ascii="Times New Roman" w:hAnsi="Times New Roman" w:cs="Times New Roman"/>
-          <w:b/>
-          <w:bCs/>
           <w:sz w:val="24"/>
           <w:szCs w:val="24"/>
         </w:rPr>
@@ -68,7 +38,6 @@
       </w:r>
       <w:r>
         <w:rPr>
-          <w:rFonts w:ascii="Times New Roman" w:hAnsi="Times New Roman" w:cs="Times New Roman"/>
           <w:sz w:val="24"/>
           <w:szCs w:val="24"/>
         </w:rPr>
@@ -78,18 +47,12 @@
     <w:p>
       <w:pPr>
         <w:rPr>
-          <w:rFonts w:ascii="Times New Roman" w:hAnsi="Times New Roman" w:cs="Times New Roman"/>
-          <w:b/>
-          <w:bCs/>
           <w:sz w:val="24"/>
           <w:szCs w:val="24"/>
         </w:rPr>
       </w:pPr>
       <w:r>
         <w:rPr>
-          <w:rFonts w:ascii="Times New Roman" w:hAnsi="Times New Roman" w:cs="Times New Roman"/>
-          <w:b/>
-          <w:bCs/>
           <w:sz w:val="24"/>
           <w:szCs w:val="24"/>
         </w:rPr>
@@ -97,9 +60,6 @@
       </w:r>
       <w:r>
         <w:rPr>
-          <w:rFonts w:ascii="Times New Roman" w:hAnsi="Times New Roman" w:cs="Times New Roman"/>
-          <w:b/>
-          <w:bCs/>
           <w:sz w:val="24"/>
           <w:szCs w:val="24"/>
         </w:rPr>
@@ -107,7 +67,6 @@
       </w:r>
       <w:r>
         <w:rPr>
-          <w:rFonts w:ascii="Times New Roman" w:hAnsi="Times New Roman" w:cs="Times New Roman"/>
           <w:sz w:val="24"/>
           <w:szCs w:val="24"/>
         </w:rPr>
@@ -117,18 +76,12 @@
     <w:p>
       <w:pPr>
         <w:rPr>
-          <w:rFonts w:ascii="Times New Roman" w:hAnsi="Times New Roman" w:cs="Times New Roman"/>
-          <w:b/>
-          <w:bCs/>
           <w:sz w:val="24"/>
           <w:szCs w:val="24"/>
         </w:rPr>
       </w:pPr>
       <w:r>
         <w:rPr>
-          <w:rFonts w:ascii="Times New Roman" w:hAnsi="Times New Roman" w:cs="Times New Roman"/>
-          <w:b/>
-          <w:bCs/>
           <w:sz w:val="24"/>
           <w:szCs w:val="24"/>
         </w:rPr>
@@ -136,9 +89,6 @@
       </w:r>
       <w:r>
         <w:rPr>
-          <w:rFonts w:ascii="Times New Roman" w:hAnsi="Times New Roman" w:cs="Times New Roman"/>
-          <w:b/>
-          <w:bCs/>
           <w:sz w:val="24"/>
           <w:szCs w:val="24"/>
         </w:rPr>
@@ -146,7 +96,6 @@
       </w:r>
       <w:r>
         <w:rPr>
-          <w:rFonts w:ascii="Times New Roman" w:hAnsi="Times New Roman" w:cs="Times New Roman"/>
           <w:sz w:val="24"/>
           <w:szCs w:val="24"/>
         </w:rPr>
@@ -154,7 +103,6 @@
       </w:r>
       <w:r>
         <w:rPr>
-          <w:rFonts w:ascii="Times New Roman" w:hAnsi="Times New Roman" w:cs="Times New Roman"/>
           <w:sz w:val="24"/>
           <w:szCs w:val="24"/>
           <w:lang w:val="en-US"/>
@@ -165,227 +113,181 @@
     <w:p>
       <w:pPr>
         <w:rPr>
-          <w:rFonts w:ascii="Times New Roman" w:hAnsi="Times New Roman" w:cs="Times New Roman"/>
-          <w:b/>
-          <w:bCs/>
           <w:sz w:val="28"/>
           <w:szCs w:val="28"/>
         </w:rPr>
       </w:pPr>
       <w:r>
         <w:rPr>
-          <w:rFonts w:ascii="Times New Roman" w:hAnsi="Times New Roman" w:cs="Times New Roman"/>
-          <w:b/>
-          <w:bCs/>
           <w:sz w:val="28"/>
           <w:szCs w:val="28"/>
         </w:rPr>
         <w:t xml:space="preserve">1. Задание: </w:t>
+      </w:r>
+    </w:p>
+    <w:p>
+      <w:r>
+        <w:rPr>
+          <w:color w:val="000000"/>
+        </w:rPr>
+        <w:t>Написать программу на языке C/C++ для перемножения двух квадратных матриц.</w:t>
+      </w:r>
+    </w:p>
+    <w:p>
+      <w:r>
+        <w:rPr>
+          <w:color w:val="000000"/>
+        </w:rPr>
+        <w:t>Исходные данные: файл(ы) содержащие значения исходных матриц.</w:t>
+      </w:r>
+    </w:p>
+    <w:p>
+      <w:r>
+        <w:rPr>
+          <w:color w:val="000000"/>
+        </w:rPr>
+        <w:t>Выходные данные: файл со значениями результирующей матрицы, время выполнения, объем задачи.</w:t>
+      </w:r>
+    </w:p>
+    <w:p>
+      <w:r>
+        <w:rPr>
+          <w:color w:val="000000"/>
+        </w:rPr>
+        <w:t>Обязательна автоматизированная верификация результатов вычислений с помощью сторонних библиотек или стороннего ПО (например на Matlab/Python).</w:t>
       </w:r>
     </w:p>
     <w:p>
       <w:pPr>
-        <w:pStyle w:val="a4"/>
-        <w:spacing w:before="240" w:beforeAutospacing="0" w:after="240" w:afterAutospacing="0"/>
+        <w:rPr>
+          <w:sz w:val="28"/>
+          <w:szCs w:val="28"/>
+        </w:rPr>
       </w:pPr>
       <w:r>
         <w:rPr>
-          <w:color w:val="000000"/>
-        </w:rPr>
-        <w:t>Написать программу на языке C/C++ для перемножения двух квадратных матриц.</w:t>
+          <w:sz w:val="28"/>
+          <w:szCs w:val="28"/>
+        </w:rPr>
+        <w:t xml:space="preserve">2. Теория: </w:t>
       </w:r>
     </w:p>
     <w:p>
       <w:pPr>
-        <w:pStyle w:val="a4"/>
-        <w:spacing w:before="240" w:beforeAutospacing="0" w:after="240" w:afterAutospacing="0"/>
-        <w:jc w:val="both"/>
+        <w:rPr>
+          <w:sz w:val="24"/>
+          <w:szCs w:val="24"/>
+        </w:rPr>
       </w:pPr>
       <w:r>
         <w:rPr>
-          <w:color w:val="000000"/>
-        </w:rPr>
-        <w:t>Исходные данные: файл(ы) содержащие значения исходных матриц.</w:t>
+          <w:sz w:val="24"/>
+          <w:szCs w:val="24"/>
+        </w:rPr>
+        <w:t xml:space="preserve">Значение элемента процесса перемножения квадратных матриц </w:t>
+      </w:r>
+      <w:r>
+        <w:rPr>
+          <w:sz w:val="24"/>
+          <w:szCs w:val="24"/>
+          <w:lang w:val="en-US"/>
+        </w:rPr>
+        <w:t>A</w:t>
+      </w:r>
+      <w:r>
+        <w:rPr>
+          <w:sz w:val="24"/>
+          <w:szCs w:val="24"/>
+        </w:rPr>
+        <w:t xml:space="preserve"> и </w:t>
+      </w:r>
+      <w:r>
+        <w:rPr>
+          <w:sz w:val="24"/>
+          <w:szCs w:val="24"/>
+          <w:lang w:val="en-US"/>
+        </w:rPr>
+        <w:t>B</w:t>
+      </w:r>
+      <w:r>
+        <w:rPr>
+          <w:sz w:val="24"/>
+          <w:szCs w:val="24"/>
+        </w:rPr>
+        <w:t xml:space="preserve"> размерностью </w:t>
+      </w:r>
+      <w:r>
+        <w:rPr>
+          <w:sz w:val="24"/>
+          <w:szCs w:val="24"/>
+          <w:lang w:val="en-US"/>
+        </w:rPr>
+        <w:t>l</w:t>
+      </w:r>
+      <w:r>
+        <w:rPr>
+          <w:sz w:val="24"/>
+          <w:szCs w:val="24"/>
+        </w:rPr>
+        <w:t xml:space="preserve"> * </w:t>
+      </w:r>
+      <w:r>
+        <w:rPr>
+          <w:sz w:val="24"/>
+          <w:szCs w:val="24"/>
+          <w:lang w:val="en-US"/>
+        </w:rPr>
+        <w:t>m</w:t>
+      </w:r>
+      <w:r>
+        <w:rPr>
+          <w:sz w:val="24"/>
+          <w:szCs w:val="24"/>
+        </w:rPr>
+        <w:t xml:space="preserve"> и </w:t>
+      </w:r>
+      <w:r>
+        <w:rPr>
+          <w:sz w:val="24"/>
+          <w:szCs w:val="24"/>
+          <w:lang w:val="en-US"/>
+        </w:rPr>
+        <w:t>m</w:t>
+      </w:r>
+      <w:r>
+        <w:rPr>
+          <w:sz w:val="24"/>
+          <w:szCs w:val="24"/>
+        </w:rPr>
+        <w:t xml:space="preserve"> * </w:t>
+      </w:r>
+      <w:r>
+        <w:rPr>
+          <w:sz w:val="24"/>
+          <w:szCs w:val="24"/>
+          <w:lang w:val="en-US"/>
+        </w:rPr>
+        <w:t>n</w:t>
+      </w:r>
+      <w:r>
+        <w:rPr>
+          <w:sz w:val="24"/>
+          <w:szCs w:val="24"/>
+        </w:rPr>
+        <w:t xml:space="preserve"> соответственно вычисляется по формуле</w:t>
+      </w:r>
+      <w:r>
+        <w:rPr>
+          <w:sz w:val="24"/>
+          <w:szCs w:val="24"/>
+        </w:rPr>
+        <w:t>:</w:t>
       </w:r>
     </w:p>
     <w:p>
       <w:pPr>
-        <w:pStyle w:val="a4"/>
-        <w:spacing w:before="240" w:beforeAutospacing="0" w:after="240" w:afterAutospacing="0"/>
-        <w:jc w:val="both"/>
-      </w:pPr>
-      <w:r>
-        <w:rPr>
-          <w:color w:val="000000"/>
-        </w:rPr>
-        <w:t>Выходные данные: файл со значениями результирующей матрицы, время выполнения, объем задачи.</w:t>
-      </w:r>
-    </w:p>
-    <w:p>
-      <w:pPr>
-        <w:pStyle w:val="a4"/>
-        <w:spacing w:before="240" w:beforeAutospacing="0" w:after="240" w:afterAutospacing="0"/>
-        <w:jc w:val="both"/>
-      </w:pPr>
-      <w:r>
-        <w:rPr>
-          <w:color w:val="000000"/>
-        </w:rPr>
-        <w:t>Обязательна автоматизированная верификация результатов вычислений с помощью сторонних библиотек или стороннего ПО (например на Matlab/Python).</w:t>
-      </w:r>
-    </w:p>
-    <w:p>
-      <w:pPr>
-        <w:rPr>
-          <w:rFonts w:ascii="Times New Roman" w:hAnsi="Times New Roman" w:cs="Times New Roman"/>
-          <w:b/>
-          <w:bCs/>
-          <w:sz w:val="28"/>
-          <w:szCs w:val="28"/>
-        </w:rPr>
-      </w:pPr>
-      <w:r>
-        <w:rPr>
-          <w:rFonts w:ascii="Times New Roman" w:hAnsi="Times New Roman" w:cs="Times New Roman"/>
-          <w:b/>
-          <w:bCs/>
-          <w:sz w:val="28"/>
-          <w:szCs w:val="28"/>
-        </w:rPr>
-        <w:t xml:space="preserve">2. Теория: </w:t>
-      </w:r>
-    </w:p>
-    <w:p>
-      <w:pPr>
-        <w:rPr>
-          <w:rFonts w:ascii="Times New Roman" w:hAnsi="Times New Roman" w:cs="Times New Roman"/>
-          <w:sz w:val="24"/>
-          <w:szCs w:val="24"/>
-        </w:rPr>
-      </w:pPr>
-      <w:r>
-        <w:rPr>
-          <w:rFonts w:ascii="Times New Roman" w:hAnsi="Times New Roman" w:cs="Times New Roman"/>
-          <w:sz w:val="24"/>
-          <w:szCs w:val="24"/>
-        </w:rPr>
-        <w:t xml:space="preserve">Значение элемента процесса перемножения квадратных матриц </w:t>
-      </w:r>
-      <w:r>
-        <w:rPr>
-          <w:rFonts w:ascii="Times New Roman" w:hAnsi="Times New Roman" w:cs="Times New Roman"/>
-          <w:sz w:val="24"/>
-          <w:szCs w:val="24"/>
-          <w:lang w:val="en-US"/>
-        </w:rPr>
-        <w:t>A</w:t>
-      </w:r>
-      <w:r>
-        <w:rPr>
-          <w:rFonts w:ascii="Times New Roman" w:hAnsi="Times New Roman" w:cs="Times New Roman"/>
-          <w:sz w:val="24"/>
-          <w:szCs w:val="24"/>
-        </w:rPr>
-        <w:t xml:space="preserve"> и </w:t>
-      </w:r>
-      <w:r>
-        <w:rPr>
-          <w:rFonts w:ascii="Times New Roman" w:hAnsi="Times New Roman" w:cs="Times New Roman"/>
-          <w:sz w:val="24"/>
-          <w:szCs w:val="24"/>
-          <w:lang w:val="en-US"/>
-        </w:rPr>
-        <w:t>B</w:t>
-      </w:r>
-      <w:r>
-        <w:rPr>
-          <w:rFonts w:ascii="Times New Roman" w:hAnsi="Times New Roman" w:cs="Times New Roman"/>
-          <w:sz w:val="24"/>
-          <w:szCs w:val="24"/>
-        </w:rPr>
-        <w:t xml:space="preserve"> размерностью </w:t>
-      </w:r>
-      <w:r>
-        <w:rPr>
-          <w:rFonts w:ascii="Times New Roman" w:hAnsi="Times New Roman" w:cs="Times New Roman"/>
-          <w:sz w:val="24"/>
-          <w:szCs w:val="24"/>
-          <w:lang w:val="en-US"/>
-        </w:rPr>
-        <w:t>l</w:t>
-      </w:r>
-      <w:r>
-        <w:rPr>
-          <w:rFonts w:ascii="Times New Roman" w:hAnsi="Times New Roman" w:cs="Times New Roman"/>
-          <w:sz w:val="24"/>
-          <w:szCs w:val="24"/>
-        </w:rPr>
-        <w:t xml:space="preserve"> * </w:t>
-      </w:r>
-      <w:r>
-        <w:rPr>
-          <w:rFonts w:ascii="Times New Roman" w:hAnsi="Times New Roman" w:cs="Times New Roman"/>
-          <w:sz w:val="24"/>
-          <w:szCs w:val="24"/>
-          <w:lang w:val="en-US"/>
-        </w:rPr>
-        <w:t>m</w:t>
-      </w:r>
-      <w:r>
-        <w:rPr>
-          <w:rFonts w:ascii="Times New Roman" w:hAnsi="Times New Roman" w:cs="Times New Roman"/>
-          <w:sz w:val="24"/>
-          <w:szCs w:val="24"/>
-        </w:rPr>
-        <w:t xml:space="preserve"> и </w:t>
-      </w:r>
-      <w:r>
-        <w:rPr>
-          <w:rFonts w:ascii="Times New Roman" w:hAnsi="Times New Roman" w:cs="Times New Roman"/>
-          <w:sz w:val="24"/>
-          <w:szCs w:val="24"/>
-          <w:lang w:val="en-US"/>
-        </w:rPr>
-        <w:t>m</w:t>
-      </w:r>
-      <w:r>
-        <w:rPr>
-          <w:rFonts w:ascii="Times New Roman" w:hAnsi="Times New Roman" w:cs="Times New Roman"/>
-          <w:sz w:val="24"/>
-          <w:szCs w:val="24"/>
-        </w:rPr>
-        <w:t xml:space="preserve"> * </w:t>
-      </w:r>
-      <w:r>
-        <w:rPr>
-          <w:rFonts w:ascii="Times New Roman" w:hAnsi="Times New Roman" w:cs="Times New Roman"/>
-          <w:sz w:val="24"/>
-          <w:szCs w:val="24"/>
-          <w:lang w:val="en-US"/>
-        </w:rPr>
-        <w:t>n</w:t>
-      </w:r>
-      <w:r>
-        <w:rPr>
-          <w:rFonts w:ascii="Times New Roman" w:hAnsi="Times New Roman" w:cs="Times New Roman"/>
-          <w:sz w:val="24"/>
-          <w:szCs w:val="24"/>
-        </w:rPr>
-        <w:t xml:space="preserve"> соответственно вычисляется по формуле</w:t>
-      </w:r>
-      <w:r>
-        <w:rPr>
-          <w:rFonts w:ascii="Times New Roman" w:hAnsi="Times New Roman" w:cs="Times New Roman"/>
-          <w:sz w:val="24"/>
-          <w:szCs w:val="24"/>
-        </w:rPr>
-        <w:t>:</w:t>
-      </w:r>
-    </w:p>
-    <w:p>
-      <w:pPr>
-        <w:rPr>
-          <w:rFonts w:ascii="Times New Roman" w:eastAsiaTheme="minorEastAsia" w:hAnsi="Times New Roman" w:cs="Times New Roman"/>
+        <w:rPr>
+          <w:rFonts w:eastAsiaTheme="minorEastAsia"/>
           <w:sz w:val="24"/>
           <w:szCs w:val="24"/>
         </w:rPr>
@@ -396,7 +298,7 @@
             <m:sSubPr>
               <m:ctrlPr>
                 <w:rPr>
-                  <w:rFonts w:ascii="Cambria Math" w:hAnsi="Cambria Math" w:cs="Times New Roman"/>
+                  <w:rFonts w:ascii="Cambria Math" w:hAnsi="Cambria Math"/>
                   <w:i/>
                   <w:sz w:val="24"/>
                   <w:szCs w:val="24"/>
@@ -406,7 +308,7 @@
             <m:e>
               <m:r>
                 <w:rPr>
-                  <w:rFonts w:ascii="Cambria Math" w:hAnsi="Cambria Math" w:cs="Times New Roman"/>
+                  <w:rFonts w:ascii="Cambria Math" w:hAnsi="Cambria Math"/>
                   <w:sz w:val="24"/>
                   <w:szCs w:val="24"/>
                 </w:rPr>
@@ -416,7 +318,7 @@
             <m:sub>
               <m:r>
                 <w:rPr>
-                  <w:rFonts w:ascii="Cambria Math" w:hAnsi="Cambria Math" w:cs="Times New Roman"/>
+                  <w:rFonts w:ascii="Cambria Math" w:hAnsi="Cambria Math"/>
                   <w:sz w:val="24"/>
                   <w:szCs w:val="24"/>
                 </w:rPr>
@@ -426,7 +328,7 @@
           </m:sSub>
           <m:r>
             <w:rPr>
-              <w:rFonts w:ascii="Cambria Math" w:hAnsi="Cambria Math" w:cs="Times New Roman"/>
+              <w:rFonts w:ascii="Cambria Math" w:hAnsi="Cambria Math"/>
               <w:sz w:val="24"/>
               <w:szCs w:val="24"/>
             </w:rPr>
@@ -438,7 +340,7 @@
               <m:limLoc m:val="undOvr"/>
               <m:ctrlPr>
                 <w:rPr>
-                  <w:rFonts w:ascii="Cambria Math" w:hAnsi="Cambria Math" w:cs="Times New Roman"/>
+                  <w:rFonts w:ascii="Cambria Math" w:hAnsi="Cambria Math"/>
                   <w:i/>
                   <w:sz w:val="24"/>
                   <w:szCs w:val="24"/>
@@ -448,7 +350,7 @@
             <m:sub>
               <m:r>
                 <w:rPr>
-                  <w:rFonts w:ascii="Cambria Math" w:hAnsi="Cambria Math" w:cs="Times New Roman"/>
+                  <w:rFonts w:ascii="Cambria Math" w:hAnsi="Cambria Math"/>
                   <w:sz w:val="24"/>
                   <w:szCs w:val="24"/>
                 </w:rPr>
@@ -458,7 +360,7 @@
             <m:sup>
               <m:r>
                 <w:rPr>
-                  <w:rFonts w:ascii="Cambria Math" w:hAnsi="Cambria Math" w:cs="Times New Roman"/>
+                  <w:rFonts w:ascii="Cambria Math" w:hAnsi="Cambria Math"/>
                   <w:sz w:val="24"/>
                   <w:szCs w:val="24"/>
                 </w:rPr>
@@ -470,7 +372,7 @@
                 <m:sSubPr>
                   <m:ctrlPr>
                     <w:rPr>
-                      <w:rFonts w:ascii="Cambria Math" w:hAnsi="Cambria Math" w:cs="Times New Roman"/>
+                      <w:rFonts w:ascii="Cambria Math" w:hAnsi="Cambria Math"/>
                       <w:i/>
                       <w:sz w:val="24"/>
                       <w:szCs w:val="24"/>
@@ -480,7 +382,7 @@
                 <m:e>
                   <m:r>
                     <w:rPr>
-                      <w:rFonts w:ascii="Cambria Math" w:hAnsi="Cambria Math" w:cs="Times New Roman"/>
+                      <w:rFonts w:ascii="Cambria Math" w:hAnsi="Cambria Math"/>
                       <w:sz w:val="24"/>
                       <w:szCs w:val="24"/>
                     </w:rPr>
@@ -490,7 +392,7 @@
                 <m:sub>
                   <m:r>
                     <w:rPr>
-                      <w:rFonts w:ascii="Cambria Math" w:hAnsi="Cambria Math" w:cs="Times New Roman"/>
+                      <w:rFonts w:ascii="Cambria Math" w:hAnsi="Cambria Math"/>
                       <w:sz w:val="24"/>
                       <w:szCs w:val="24"/>
                     </w:rPr>
@@ -500,7 +402,7 @@
               </m:sSub>
               <m:r>
                 <w:rPr>
-                  <w:rFonts w:ascii="Cambria Math" w:hAnsi="Cambria Math" w:cs="Times New Roman"/>
+                  <w:rFonts w:ascii="Cambria Math" w:hAnsi="Cambria Math"/>
                   <w:sz w:val="24"/>
                   <w:szCs w:val="24"/>
                 </w:rPr>
@@ -510,7 +412,7 @@
                 <m:sSubPr>
                   <m:ctrlPr>
                     <w:rPr>
-                      <w:rFonts w:ascii="Cambria Math" w:hAnsi="Cambria Math" w:cs="Times New Roman"/>
+                      <w:rFonts w:ascii="Cambria Math" w:hAnsi="Cambria Math"/>
                       <w:i/>
                       <w:sz w:val="24"/>
                       <w:szCs w:val="24"/>
@@ -520,7 +422,7 @@
                 <m:e>
                   <m:r>
                     <w:rPr>
-                      <w:rFonts w:ascii="Cambria Math" w:hAnsi="Cambria Math" w:cs="Times New Roman"/>
+                      <w:rFonts w:ascii="Cambria Math" w:hAnsi="Cambria Math"/>
                       <w:sz w:val="24"/>
                       <w:szCs w:val="24"/>
                     </w:rPr>
@@ -530,7 +432,7 @@
                 <m:sub>
                   <m:r>
                     <w:rPr>
-                      <w:rFonts w:ascii="Cambria Math" w:hAnsi="Cambria Math" w:cs="Times New Roman"/>
+                      <w:rFonts w:ascii="Cambria Math" w:hAnsi="Cambria Math"/>
                       <w:sz w:val="24"/>
                       <w:szCs w:val="24"/>
                     </w:rPr>
@@ -544,14 +446,8 @@
       </m:oMathPara>
     </w:p>
     <w:p>
-      <w:pPr>
-        <w:rPr>
-          <w:rFonts w:ascii="Times New Roman" w:hAnsi="Times New Roman" w:cs="Times New Roman"/>
-        </w:rPr>
-      </w:pPr>
-      <w:r>
-        <w:rPr>
-          <w:rFonts w:ascii="Times New Roman" w:hAnsi="Times New Roman" w:cs="Times New Roman"/>
+      <w:r>
+        <w:rPr>
           <w:sz w:val="24"/>
           <w:szCs w:val="24"/>
         </w:rPr>
@@ -559,7 +455,6 @@
       </w:r>
       <w:r>
         <w:rPr>
-          <w:rFonts w:ascii="Times New Roman" w:hAnsi="Times New Roman" w:cs="Times New Roman"/>
           <w:sz w:val="24"/>
           <w:szCs w:val="24"/>
           <w:lang w:val="en-US"/>
@@ -568,7 +463,6 @@
       </w:r>
       <w:r>
         <w:rPr>
-          <w:rFonts w:ascii="Times New Roman" w:hAnsi="Times New Roman" w:cs="Times New Roman"/>
           <w:sz w:val="24"/>
           <w:szCs w:val="24"/>
         </w:rPr>
@@ -577,7 +471,6 @@
       <w:proofErr w:type="gramStart"/>
       <w:r>
         <w:rPr>
-          <w:rFonts w:ascii="Times New Roman" w:hAnsi="Times New Roman" w:cs="Times New Roman"/>
           <w:sz w:val="24"/>
           <w:szCs w:val="24"/>
           <w:lang w:val="en-US"/>
@@ -586,7 +479,6 @@
       </w:r>
       <w:r>
         <w:rPr>
-          <w:rFonts w:ascii="Times New Roman" w:hAnsi="Times New Roman" w:cs="Times New Roman"/>
           <w:sz w:val="24"/>
           <w:szCs w:val="24"/>
         </w:rPr>
@@ -595,7 +487,6 @@
       <w:proofErr w:type="gramEnd"/>
       <w:r>
         <w:rPr>
-          <w:rFonts w:ascii="Times New Roman" w:hAnsi="Times New Roman" w:cs="Times New Roman"/>
           <w:sz w:val="24"/>
           <w:szCs w:val="24"/>
         </w:rPr>
@@ -603,7 +494,6 @@
       </w:r>
       <w:r>
         <w:rPr>
-          <w:rFonts w:ascii="Times New Roman" w:hAnsi="Times New Roman" w:cs="Times New Roman"/>
           <w:sz w:val="24"/>
           <w:szCs w:val="24"/>
           <w:lang w:val="en-US"/>
@@ -612,7 +502,6 @@
       </w:r>
       <w:r>
         <w:rPr>
-          <w:rFonts w:ascii="Times New Roman" w:hAnsi="Times New Roman" w:cs="Times New Roman"/>
           <w:sz w:val="24"/>
           <w:szCs w:val="24"/>
         </w:rPr>
@@ -620,7 +509,6 @@
       </w:r>
       <w:r>
         <w:rPr>
-          <w:rFonts w:ascii="Times New Roman" w:hAnsi="Times New Roman" w:cs="Times New Roman"/>
           <w:sz w:val="24"/>
           <w:szCs w:val="24"/>
           <w:lang w:val="en-US"/>
@@ -629,7 +517,6 @@
       </w:r>
       <w:r>
         <w:rPr>
-          <w:rFonts w:ascii="Times New Roman" w:hAnsi="Times New Roman" w:cs="Times New Roman"/>
           <w:sz w:val="24"/>
           <w:szCs w:val="24"/>
         </w:rPr>
@@ -637,34 +524,24 @@
       </w:r>
       <w:r>
         <w:rPr>
-          <w:rFonts w:ascii="Times New Roman" w:hAnsi="Times New Roman" w:cs="Times New Roman"/>
-          <w:sz w:val="24"/>
-          <w:szCs w:val="24"/>
-        </w:rPr>
-        <w:br/>
-      </w:r>
-      <w:r>
-        <w:rPr>
-          <w:rFonts w:ascii="Times New Roman" w:hAnsi="Times New Roman" w:cs="Times New Roman"/>
-        </w:rPr>
+          <w:sz w:val="24"/>
+          <w:szCs w:val="24"/>
+        </w:rPr>
+        <w:br/>
+      </w:r>
+      <w:r>
         <w:t>Алгоритмическая сложность O(N³).</w:t>
       </w:r>
     </w:p>
     <w:p>
       <w:pPr>
         <w:rPr>
-          <w:rFonts w:ascii="Times New Roman" w:hAnsi="Times New Roman" w:cs="Times New Roman"/>
-          <w:b/>
-          <w:bCs/>
           <w:sz w:val="28"/>
           <w:szCs w:val="28"/>
         </w:rPr>
       </w:pPr>
       <w:r>
         <w:rPr>
-          <w:rFonts w:ascii="Times New Roman" w:hAnsi="Times New Roman" w:cs="Times New Roman"/>
-          <w:b/>
-          <w:bCs/>
           <w:sz w:val="28"/>
           <w:szCs w:val="28"/>
         </w:rPr>
@@ -672,9 +549,6 @@
       </w:r>
       <w:r>
         <w:rPr>
-          <w:rFonts w:ascii="Times New Roman" w:hAnsi="Times New Roman" w:cs="Times New Roman"/>
-          <w:b/>
-          <w:bCs/>
           <w:sz w:val="28"/>
           <w:szCs w:val="28"/>
         </w:rPr>
@@ -683,20 +557,13 @@
     </w:p>
     <w:p>
       <w:pPr>
-        <w:pStyle w:val="a3"/>
-        <w:numPr>
-          <w:ilvl w:val="0"/>
-          <w:numId w:val="3"/>
-        </w:numPr>
-        <w:rPr>
-          <w:rFonts w:ascii="Times New Roman" w:hAnsi="Times New Roman" w:cs="Times New Roman"/>
+        <w:rPr>
           <w:sz w:val="24"/>
           <w:szCs w:val="24"/>
         </w:rPr>
       </w:pPr>
       <w:r>
         <w:rPr>
-          <w:rFonts w:ascii="Times New Roman" w:hAnsi="Times New Roman" w:cs="Times New Roman"/>
           <w:sz w:val="24"/>
           <w:szCs w:val="24"/>
         </w:rPr>
@@ -704,7 +571,6 @@
       </w:r>
       <w:r>
         <w:rPr>
-          <w:rFonts w:ascii="Times New Roman" w:hAnsi="Times New Roman" w:cs="Times New Roman"/>
           <w:sz w:val="24"/>
           <w:szCs w:val="24"/>
           <w:lang w:val="en-US"/>
@@ -713,7 +579,6 @@
       </w:r>
       <w:r>
         <w:rPr>
-          <w:rFonts w:ascii="Times New Roman" w:hAnsi="Times New Roman" w:cs="Times New Roman"/>
           <w:sz w:val="24"/>
           <w:szCs w:val="24"/>
         </w:rPr>
@@ -721,7 +586,6 @@
       </w:r>
       <w:r>
         <w:rPr>
-          <w:rFonts w:ascii="Times New Roman" w:hAnsi="Times New Roman" w:cs="Times New Roman"/>
           <w:sz w:val="24"/>
           <w:szCs w:val="24"/>
           <w:lang w:val="en-US"/>
@@ -730,7 +594,6 @@
       </w:r>
       <w:r>
         <w:rPr>
-          <w:rFonts w:ascii="Times New Roman" w:hAnsi="Times New Roman" w:cs="Times New Roman"/>
           <w:sz w:val="24"/>
           <w:szCs w:val="24"/>
         </w:rPr>
@@ -739,7 +602,6 @@
       <w:proofErr w:type="spellStart"/>
       <w:r>
         <w:rPr>
-          <w:rFonts w:ascii="Times New Roman" w:hAnsi="Times New Roman" w:cs="Times New Roman"/>
           <w:sz w:val="24"/>
           <w:szCs w:val="24"/>
           <w:lang w:val="en-US"/>
@@ -749,7 +611,6 @@
       <w:proofErr w:type="spellEnd"/>
       <w:r>
         <w:rPr>
-          <w:rFonts w:ascii="Times New Roman" w:hAnsi="Times New Roman" w:cs="Times New Roman"/>
           <w:sz w:val="24"/>
           <w:szCs w:val="24"/>
         </w:rPr>
@@ -757,7 +618,6 @@
       </w:r>
       <w:r>
         <w:rPr>
-          <w:rFonts w:ascii="Times New Roman" w:hAnsi="Times New Roman" w:cs="Times New Roman"/>
           <w:sz w:val="24"/>
           <w:szCs w:val="24"/>
           <w:lang w:val="en-US"/>
@@ -766,7 +626,6 @@
       </w:r>
       <w:r>
         <w:rPr>
-          <w:rFonts w:ascii="Times New Roman" w:hAnsi="Times New Roman" w:cs="Times New Roman"/>
           <w:sz w:val="24"/>
           <w:szCs w:val="24"/>
         </w:rPr>
@@ -774,7 +633,6 @@
       </w:r>
       <w:r>
         <w:rPr>
-          <w:rFonts w:ascii="Times New Roman" w:hAnsi="Times New Roman" w:cs="Times New Roman"/>
           <w:sz w:val="24"/>
           <w:szCs w:val="24"/>
           <w:lang w:val="en-US"/>
@@ -783,7 +641,6 @@
       </w:r>
       <w:r>
         <w:rPr>
-          <w:rFonts w:ascii="Times New Roman" w:hAnsi="Times New Roman" w:cs="Times New Roman"/>
           <w:sz w:val="24"/>
           <w:szCs w:val="24"/>
         </w:rPr>
@@ -791,7 +648,6 @@
       </w:r>
       <w:r>
         <w:rPr>
-          <w:rFonts w:ascii="Times New Roman" w:hAnsi="Times New Roman" w:cs="Times New Roman"/>
           <w:sz w:val="24"/>
           <w:szCs w:val="24"/>
           <w:lang w:val="en-US"/>
@@ -800,7 +656,6 @@
       </w:r>
       <w:r>
         <w:rPr>
-          <w:rFonts w:ascii="Times New Roman" w:hAnsi="Times New Roman" w:cs="Times New Roman"/>
           <w:sz w:val="24"/>
           <w:szCs w:val="24"/>
         </w:rPr>
@@ -809,7 +664,6 @@
       <w:proofErr w:type="spellStart"/>
       <w:r>
         <w:rPr>
-          <w:rFonts w:ascii="Times New Roman" w:hAnsi="Times New Roman" w:cs="Times New Roman"/>
           <w:sz w:val="24"/>
           <w:szCs w:val="24"/>
           <w:lang w:val="en-US"/>
@@ -819,7 +673,6 @@
       <w:proofErr w:type="spellEnd"/>
       <w:r>
         <w:rPr>
-          <w:rFonts w:ascii="Times New Roman" w:hAnsi="Times New Roman" w:cs="Times New Roman"/>
           <w:sz w:val="24"/>
           <w:szCs w:val="24"/>
         </w:rPr>
@@ -828,20 +681,13 @@
     </w:p>
     <w:p>
       <w:pPr>
-        <w:pStyle w:val="a3"/>
-        <w:numPr>
-          <w:ilvl w:val="0"/>
-          <w:numId w:val="3"/>
-        </w:numPr>
-        <w:rPr>
-          <w:rFonts w:ascii="Times New Roman" w:hAnsi="Times New Roman" w:cs="Times New Roman"/>
+        <w:rPr>
           <w:sz w:val="24"/>
           <w:szCs w:val="24"/>
         </w:rPr>
       </w:pPr>
       <w:r>
         <w:rPr>
-          <w:rFonts w:ascii="Times New Roman" w:hAnsi="Times New Roman" w:cs="Times New Roman"/>
           <w:sz w:val="24"/>
           <w:szCs w:val="24"/>
         </w:rPr>
@@ -849,7 +695,6 @@
       </w:r>
       <w:r>
         <w:rPr>
-          <w:rFonts w:ascii="Times New Roman" w:hAnsi="Times New Roman" w:cs="Times New Roman"/>
           <w:sz w:val="24"/>
           <w:szCs w:val="24"/>
           <w:lang w:val="en-US"/>
@@ -858,7 +703,6 @@
       </w:r>
       <w:r>
         <w:rPr>
-          <w:rFonts w:ascii="Times New Roman" w:hAnsi="Times New Roman" w:cs="Times New Roman"/>
           <w:sz w:val="24"/>
           <w:szCs w:val="24"/>
         </w:rPr>
@@ -866,7 +710,6 @@
       </w:r>
       <w:r>
         <w:rPr>
-          <w:rFonts w:ascii="Times New Roman" w:hAnsi="Times New Roman" w:cs="Times New Roman"/>
           <w:sz w:val="24"/>
           <w:szCs w:val="24"/>
           <w:lang w:val="en-US"/>
@@ -875,7 +718,6 @@
       </w:r>
       <w:r>
         <w:rPr>
-          <w:rFonts w:ascii="Times New Roman" w:hAnsi="Times New Roman" w:cs="Times New Roman"/>
           <w:sz w:val="24"/>
           <w:szCs w:val="24"/>
         </w:rPr>
@@ -884,7 +726,6 @@
       <w:proofErr w:type="spellStart"/>
       <w:r>
         <w:rPr>
-          <w:rFonts w:ascii="Times New Roman" w:hAnsi="Times New Roman" w:cs="Times New Roman"/>
           <w:sz w:val="24"/>
           <w:szCs w:val="24"/>
           <w:lang w:val="en-US"/>
@@ -894,7 +735,6 @@
       <w:proofErr w:type="spellEnd"/>
       <w:r>
         <w:rPr>
-          <w:rFonts w:ascii="Times New Roman" w:hAnsi="Times New Roman" w:cs="Times New Roman"/>
           <w:sz w:val="24"/>
           <w:szCs w:val="24"/>
         </w:rPr>
@@ -902,7 +742,6 @@
       </w:r>
       <w:r>
         <w:rPr>
-          <w:rFonts w:ascii="Times New Roman" w:hAnsi="Times New Roman" w:cs="Times New Roman"/>
           <w:sz w:val="24"/>
           <w:szCs w:val="24"/>
           <w:lang w:val="en-US"/>
@@ -911,7 +750,6 @@
       </w:r>
       <w:r>
         <w:rPr>
-          <w:rFonts w:ascii="Times New Roman" w:hAnsi="Times New Roman" w:cs="Times New Roman"/>
           <w:sz w:val="24"/>
           <w:szCs w:val="24"/>
         </w:rPr>
@@ -919,7 +757,6 @@
       </w:r>
       <w:r>
         <w:rPr>
-          <w:rFonts w:ascii="Times New Roman" w:hAnsi="Times New Roman" w:cs="Times New Roman"/>
           <w:sz w:val="24"/>
           <w:szCs w:val="24"/>
           <w:lang w:val="en-US"/>
@@ -928,7 +765,6 @@
       </w:r>
       <w:r>
         <w:rPr>
-          <w:rFonts w:ascii="Times New Roman" w:hAnsi="Times New Roman" w:cs="Times New Roman"/>
           <w:sz w:val="24"/>
           <w:szCs w:val="24"/>
         </w:rPr>
@@ -936,7 +772,6 @@
       </w:r>
       <w:r>
         <w:rPr>
-          <w:rFonts w:ascii="Times New Roman" w:hAnsi="Times New Roman" w:cs="Times New Roman"/>
           <w:sz w:val="24"/>
           <w:szCs w:val="24"/>
         </w:rPr>
@@ -944,7 +779,6 @@
       </w:r>
       <w:r>
         <w:rPr>
-          <w:rFonts w:ascii="Times New Roman" w:hAnsi="Times New Roman" w:cs="Times New Roman"/>
           <w:sz w:val="24"/>
           <w:szCs w:val="24"/>
         </w:rPr>
@@ -953,20 +787,13 @@
     </w:p>
     <w:p>
       <w:pPr>
-        <w:pStyle w:val="a3"/>
-        <w:numPr>
-          <w:ilvl w:val="0"/>
-          <w:numId w:val="3"/>
-        </w:numPr>
-        <w:rPr>
-          <w:rFonts w:ascii="Times New Roman" w:hAnsi="Times New Roman" w:cs="Times New Roman"/>
+        <w:rPr>
           <w:sz w:val="24"/>
           <w:szCs w:val="24"/>
         </w:rPr>
       </w:pPr>
       <w:r>
         <w:rPr>
-          <w:rFonts w:ascii="Times New Roman" w:hAnsi="Times New Roman" w:cs="Times New Roman"/>
           <w:sz w:val="24"/>
           <w:szCs w:val="24"/>
         </w:rPr>
@@ -974,7 +801,6 @@
       </w:r>
       <w:r>
         <w:rPr>
-          <w:rFonts w:ascii="Times New Roman" w:hAnsi="Times New Roman" w:cs="Times New Roman"/>
           <w:sz w:val="24"/>
           <w:szCs w:val="24"/>
           <w:lang w:val="en-US"/>
@@ -983,7 +809,6 @@
       </w:r>
       <w:r>
         <w:rPr>
-          <w:rFonts w:ascii="Times New Roman" w:hAnsi="Times New Roman" w:cs="Times New Roman"/>
           <w:sz w:val="24"/>
           <w:szCs w:val="24"/>
         </w:rPr>
@@ -991,7 +816,6 @@
       </w:r>
       <w:r>
         <w:rPr>
-          <w:rFonts w:ascii="Times New Roman" w:hAnsi="Times New Roman" w:cs="Times New Roman"/>
           <w:sz w:val="24"/>
           <w:szCs w:val="24"/>
           <w:lang w:val="en-US"/>
@@ -1000,7 +824,6 @@
       </w:r>
       <w:r>
         <w:rPr>
-          <w:rFonts w:ascii="Times New Roman" w:hAnsi="Times New Roman" w:cs="Times New Roman"/>
           <w:sz w:val="24"/>
           <w:szCs w:val="24"/>
         </w:rPr>
@@ -1009,7 +832,6 @@
       <w:proofErr w:type="spellStart"/>
       <w:r>
         <w:rPr>
-          <w:rFonts w:ascii="Times New Roman" w:hAnsi="Times New Roman" w:cs="Times New Roman"/>
           <w:sz w:val="24"/>
           <w:szCs w:val="24"/>
           <w:lang w:val="en-US"/>
@@ -1019,7 +841,6 @@
       <w:proofErr w:type="spellEnd"/>
       <w:r>
         <w:rPr>
-          <w:rFonts w:ascii="Times New Roman" w:hAnsi="Times New Roman" w:cs="Times New Roman"/>
           <w:sz w:val="24"/>
           <w:szCs w:val="24"/>
         </w:rPr>
@@ -1027,7 +848,6 @@
       </w:r>
       <w:r>
         <w:rPr>
-          <w:rFonts w:ascii="Times New Roman" w:hAnsi="Times New Roman" w:cs="Times New Roman"/>
           <w:sz w:val="24"/>
           <w:szCs w:val="24"/>
           <w:lang w:val="en-US"/>
@@ -1036,7 +856,6 @@
       </w:r>
       <w:r>
         <w:rPr>
-          <w:rFonts w:ascii="Times New Roman" w:hAnsi="Times New Roman" w:cs="Times New Roman"/>
           <w:sz w:val="24"/>
           <w:szCs w:val="24"/>
         </w:rPr>
@@ -1045,7 +864,6 @@
       <w:proofErr w:type="spellStart"/>
       <w:r>
         <w:rPr>
-          <w:rFonts w:ascii="Times New Roman" w:hAnsi="Times New Roman" w:cs="Times New Roman"/>
           <w:sz w:val="24"/>
           <w:szCs w:val="24"/>
           <w:lang w:val="en-US"/>
@@ -1055,7 +873,6 @@
       <w:proofErr w:type="spellEnd"/>
       <w:r>
         <w:rPr>
-          <w:rFonts w:ascii="Times New Roman" w:hAnsi="Times New Roman" w:cs="Times New Roman"/>
           <w:sz w:val="24"/>
           <w:szCs w:val="24"/>
         </w:rPr>
@@ -1063,7 +880,6 @@
       </w:r>
       <w:r>
         <w:rPr>
-          <w:rFonts w:ascii="Times New Roman" w:hAnsi="Times New Roman" w:cs="Times New Roman"/>
           <w:sz w:val="24"/>
           <w:szCs w:val="24"/>
         </w:rPr>
@@ -1071,7 +887,6 @@
       </w:r>
       <w:r>
         <w:rPr>
-          <w:rFonts w:ascii="Times New Roman" w:hAnsi="Times New Roman" w:cs="Times New Roman"/>
           <w:sz w:val="24"/>
           <w:szCs w:val="24"/>
           <w:lang w:val="en-US"/>
@@ -1080,7 +895,6 @@
       </w:r>
       <w:r>
         <w:rPr>
-          <w:rFonts w:ascii="Times New Roman" w:hAnsi="Times New Roman" w:cs="Times New Roman"/>
           <w:sz w:val="24"/>
           <w:szCs w:val="24"/>
         </w:rPr>
@@ -1088,7 +902,6 @@
       </w:r>
       <w:r>
         <w:rPr>
-          <w:rFonts w:ascii="Times New Roman" w:hAnsi="Times New Roman" w:cs="Times New Roman"/>
           <w:sz w:val="24"/>
           <w:szCs w:val="24"/>
           <w:lang w:val="en-US"/>
@@ -1097,7 +910,6 @@
       </w:r>
       <w:r>
         <w:rPr>
-          <w:rFonts w:ascii="Times New Roman" w:hAnsi="Times New Roman" w:cs="Times New Roman"/>
           <w:sz w:val="24"/>
           <w:szCs w:val="24"/>
         </w:rPr>
@@ -1106,7 +918,6 @@
       <w:proofErr w:type="spellStart"/>
       <w:r>
         <w:rPr>
-          <w:rFonts w:ascii="Times New Roman" w:hAnsi="Times New Roman" w:cs="Times New Roman"/>
           <w:sz w:val="24"/>
           <w:szCs w:val="24"/>
           <w:lang w:val="en-US"/>
@@ -1116,7 +927,6 @@
       <w:proofErr w:type="spellEnd"/>
       <w:r>
         <w:rPr>
-          <w:rFonts w:ascii="Times New Roman" w:hAnsi="Times New Roman" w:cs="Times New Roman"/>
           <w:sz w:val="24"/>
           <w:szCs w:val="24"/>
         </w:rPr>
@@ -1124,7 +934,6 @@
       </w:r>
       <w:r>
         <w:rPr>
-          <w:rFonts w:ascii="Times New Roman" w:hAnsi="Times New Roman" w:cs="Times New Roman"/>
           <w:sz w:val="24"/>
           <w:szCs w:val="24"/>
         </w:rPr>
@@ -1134,9 +943,6 @@
     <w:p>
       <w:pPr>
         <w:rPr>
-          <w:rFonts w:ascii="Times New Roman" w:hAnsi="Times New Roman" w:cs="Times New Roman"/>
-          <w:b/>
-          <w:bCs/>
           <w:sz w:val="28"/>
           <w:szCs w:val="28"/>
           <w:lang w:val="en-US"/>
@@ -1144,9 +950,6 @@
       </w:pPr>
       <w:r>
         <w:rPr>
-          <w:rFonts w:ascii="Times New Roman" w:hAnsi="Times New Roman" w:cs="Times New Roman"/>
-          <w:b/>
-          <w:bCs/>
           <w:sz w:val="28"/>
           <w:szCs w:val="28"/>
           <w:lang w:val="en-US"/>
@@ -1155,19 +958,13 @@
       </w:r>
       <w:r>
         <w:rPr>
-          <w:rFonts w:ascii="Times New Roman" w:hAnsi="Times New Roman" w:cs="Times New Roman"/>
-          <w:b/>
-          <w:bCs/>
           <w:sz w:val="28"/>
           <w:szCs w:val="28"/>
         </w:rPr>
-        <w:t>Данные</w:t>
-      </w:r>
-      <w:r>
-        <w:rPr>
-          <w:rFonts w:ascii="Times New Roman" w:hAnsi="Times New Roman" w:cs="Times New Roman"/>
-          <w:b/>
-          <w:bCs/>
+        <w:t>Исходный</w:t>
+      </w:r>
+      <w:r>
+        <w:rPr>
           <w:sz w:val="28"/>
           <w:szCs w:val="28"/>
           <w:lang w:val="en-US"/>
@@ -1176,61 +973,13 @@
       </w:r>
       <w:r>
         <w:rPr>
-          <w:rFonts w:ascii="Times New Roman" w:hAnsi="Times New Roman" w:cs="Times New Roman"/>
-          <w:b/>
-          <w:bCs/>
           <w:sz w:val="28"/>
           <w:szCs w:val="28"/>
         </w:rPr>
-        <w:t>отработки</w:t>
-      </w:r>
-      <w:r>
-        <w:rPr>
-          <w:rFonts w:ascii="Times New Roman" w:hAnsi="Times New Roman" w:cs="Times New Roman"/>
-          <w:b/>
-          <w:bCs/>
-          <w:sz w:val="28"/>
-          <w:szCs w:val="28"/>
-          <w:lang w:val="en-US"/>
-        </w:rPr>
-        <w:t xml:space="preserve"> </w:t>
-      </w:r>
-      <w:r>
-        <w:rPr>
-          <w:rFonts w:ascii="Times New Roman" w:hAnsi="Times New Roman" w:cs="Times New Roman"/>
-          <w:b/>
-          <w:bCs/>
-          <w:sz w:val="28"/>
-          <w:szCs w:val="28"/>
-        </w:rPr>
-        <w:t>модуля</w:t>
-      </w:r>
-      <w:r>
-        <w:rPr>
-          <w:rFonts w:ascii="Times New Roman" w:hAnsi="Times New Roman" w:cs="Times New Roman"/>
-          <w:b/>
-          <w:bCs/>
-          <w:sz w:val="28"/>
-          <w:szCs w:val="28"/>
-          <w:lang w:val="en-US"/>
-        </w:rPr>
-        <w:t xml:space="preserve"> </w:t>
-      </w:r>
-      <w:r>
-        <w:rPr>
-          <w:rFonts w:ascii="Times New Roman" w:hAnsi="Times New Roman" w:cs="Times New Roman"/>
-          <w:b/>
-          <w:bCs/>
-          <w:sz w:val="28"/>
-          <w:szCs w:val="28"/>
-        </w:rPr>
-        <w:t>верификации</w:t>
-      </w:r>
-      <w:r>
-        <w:rPr>
-          <w:rFonts w:ascii="Times New Roman" w:hAnsi="Times New Roman" w:cs="Times New Roman"/>
-          <w:b/>
-          <w:bCs/>
+        <w:t>код</w:t>
+      </w:r>
+      <w:r>
+        <w:rPr>
           <w:sz w:val="28"/>
           <w:szCs w:val="28"/>
           <w:lang w:val="en-US"/>
@@ -1241,332 +990,4380 @@
     <w:p>
       <w:pPr>
         <w:rPr>
-          <w:rFonts w:ascii="Times New Roman" w:hAnsi="Times New Roman" w:cs="Times New Roman"/>
-          <w:sz w:val="24"/>
-          <w:szCs w:val="24"/>
           <w:lang w:val="en-US"/>
         </w:rPr>
       </w:pPr>
       <w:r>
         <w:rPr>
-          <w:rFonts w:ascii="Times New Roman" w:hAnsi="Times New Roman" w:cs="Times New Roman"/>
-          <w:sz w:val="24"/>
-          <w:szCs w:val="24"/>
-          <w:lang w:val="en-US"/>
-        </w:rPr>
-        <w:t>VERIFICATION PASSED: Results match</w:t>
-      </w:r>
-      <w:r>
-        <w:rPr>
-          <w:rFonts w:ascii="Times New Roman" w:hAnsi="Times New Roman" w:cs="Times New Roman"/>
-          <w:sz w:val="24"/>
-          <w:szCs w:val="24"/>
-          <w:lang w:val="en-US"/>
-        </w:rPr>
-        <w:t>.</w:t>
+          <w:lang w:val="en-US"/>
+        </w:rPr>
+        <w:t>matrix_multiplier.cpp</w:t>
       </w:r>
     </w:p>
     <w:p>
       <w:pPr>
         <w:rPr>
-          <w:rFonts w:ascii="Times New Roman" w:hAnsi="Times New Roman" w:cs="Times New Roman"/>
-          <w:b/>
-          <w:bCs/>
-          <w:sz w:val="28"/>
-          <w:szCs w:val="28"/>
+          <w:lang w:val="en-US" w:eastAsia="ru-RU"/>
         </w:rPr>
       </w:pPr>
       <w:r>
         <w:rPr>
-          <w:rFonts w:ascii="Times New Roman" w:hAnsi="Times New Roman" w:cs="Times New Roman"/>
-          <w:b/>
-          <w:bCs/>
-          <w:sz w:val="28"/>
-          <w:szCs w:val="28"/>
-        </w:rPr>
-        <w:t>5.</w:t>
-      </w:r>
-      <w:r>
-        <w:rPr>
-          <w:rFonts w:ascii="Times New Roman" w:hAnsi="Times New Roman" w:cs="Times New Roman"/>
-          <w:b/>
-          <w:bCs/>
-          <w:sz w:val="28"/>
-          <w:szCs w:val="28"/>
+          <w:color w:val="B3AE60"/>
+          <w:lang w:val="en-US" w:eastAsia="ru-RU"/>
+        </w:rPr>
+        <w:t xml:space="preserve">#include </w:t>
+      </w:r>
+      <w:r>
+        <w:rPr>
+          <w:color w:val="6AAB73"/>
+          <w:lang w:val="en-US" w:eastAsia="ru-RU"/>
+        </w:rPr>
+        <w:t>&lt;iostream&gt;</w:t>
+      </w:r>
+      <w:r>
+        <w:rPr>
+          <w:color w:val="6AAB73"/>
+          <w:lang w:val="en-US" w:eastAsia="ru-RU"/>
+        </w:rPr>
+        <w:br/>
+      </w:r>
+      <w:r>
+        <w:rPr>
+          <w:color w:val="B3AE60"/>
+          <w:lang w:val="en-US" w:eastAsia="ru-RU"/>
+        </w:rPr>
+        <w:t xml:space="preserve">#include </w:t>
+      </w:r>
+      <w:r>
+        <w:rPr>
+          <w:color w:val="6AAB73"/>
+          <w:lang w:val="en-US" w:eastAsia="ru-RU"/>
+        </w:rPr>
+        <w:t>&lt;</w:t>
+      </w:r>
+      <w:proofErr w:type="spellStart"/>
+      <w:r>
+        <w:rPr>
+          <w:color w:val="6AAB73"/>
+          <w:lang w:val="en-US" w:eastAsia="ru-RU"/>
+        </w:rPr>
+        <w:t>fstream</w:t>
+      </w:r>
+      <w:proofErr w:type="spellEnd"/>
+      <w:r>
+        <w:rPr>
+          <w:color w:val="6AAB73"/>
+          <w:lang w:val="en-US" w:eastAsia="ru-RU"/>
+        </w:rPr>
+        <w:t>&gt;</w:t>
+      </w:r>
+      <w:r>
+        <w:rPr>
+          <w:color w:val="6AAB73"/>
+          <w:lang w:val="en-US" w:eastAsia="ru-RU"/>
+        </w:rPr>
+        <w:br/>
+      </w:r>
+      <w:r>
+        <w:rPr>
+          <w:color w:val="B3AE60"/>
+          <w:lang w:val="en-US" w:eastAsia="ru-RU"/>
+        </w:rPr>
+        <w:t xml:space="preserve">#include </w:t>
+      </w:r>
+      <w:r>
+        <w:rPr>
+          <w:color w:val="6AAB73"/>
+          <w:lang w:val="en-US" w:eastAsia="ru-RU"/>
+        </w:rPr>
+        <w:t>&lt;vector&gt;</w:t>
+      </w:r>
+      <w:r>
+        <w:rPr>
+          <w:color w:val="6AAB73"/>
+          <w:lang w:val="en-US" w:eastAsia="ru-RU"/>
+        </w:rPr>
+        <w:br/>
+      </w:r>
+      <w:r>
+        <w:rPr>
+          <w:color w:val="B3AE60"/>
+          <w:lang w:val="en-US" w:eastAsia="ru-RU"/>
+        </w:rPr>
+        <w:t xml:space="preserve">#include </w:t>
+      </w:r>
+      <w:r>
+        <w:rPr>
+          <w:color w:val="6AAB73"/>
+          <w:lang w:val="en-US" w:eastAsia="ru-RU"/>
+        </w:rPr>
+        <w:t>&lt;</w:t>
+      </w:r>
+      <w:proofErr w:type="spellStart"/>
+      <w:r>
+        <w:rPr>
+          <w:color w:val="6AAB73"/>
+          <w:lang w:val="en-US" w:eastAsia="ru-RU"/>
+        </w:rPr>
+        <w:t>sstream</w:t>
+      </w:r>
+      <w:proofErr w:type="spellEnd"/>
+      <w:r>
+        <w:rPr>
+          <w:color w:val="6AAB73"/>
+          <w:lang w:val="en-US" w:eastAsia="ru-RU"/>
+        </w:rPr>
+        <w:t>&gt;</w:t>
+      </w:r>
+      <w:r>
+        <w:rPr>
+          <w:color w:val="6AAB73"/>
+          <w:lang w:val="en-US" w:eastAsia="ru-RU"/>
+        </w:rPr>
+        <w:br/>
+      </w:r>
+      <w:r>
+        <w:rPr>
+          <w:color w:val="B3AE60"/>
+          <w:lang w:val="en-US" w:eastAsia="ru-RU"/>
+        </w:rPr>
+        <w:lastRenderedPageBreak/>
+        <w:t xml:space="preserve">#include </w:t>
+      </w:r>
+      <w:r>
+        <w:rPr>
+          <w:color w:val="6AAB73"/>
+          <w:lang w:val="en-US" w:eastAsia="ru-RU"/>
+        </w:rPr>
+        <w:t>&lt;chrono&gt;</w:t>
+      </w:r>
+      <w:r>
+        <w:rPr>
+          <w:color w:val="6AAB73"/>
+          <w:lang w:val="en-US" w:eastAsia="ru-RU"/>
+        </w:rPr>
+        <w:br/>
+      </w:r>
+      <w:r>
+        <w:rPr>
+          <w:color w:val="6AAB73"/>
+          <w:lang w:val="en-US" w:eastAsia="ru-RU"/>
+        </w:rPr>
+        <w:br/>
+      </w:r>
+      <w:r>
+        <w:rPr>
+          <w:lang w:val="en-US" w:eastAsia="ru-RU"/>
+        </w:rPr>
+        <w:t>std::vector&lt;std::vector&lt;</w:t>
+      </w:r>
+      <w:r>
+        <w:rPr>
+          <w:color w:val="CF8E6D"/>
+          <w:lang w:val="en-US" w:eastAsia="ru-RU"/>
+        </w:rPr>
+        <w:t>int</w:t>
+      </w:r>
+      <w:r>
+        <w:rPr>
+          <w:lang w:val="en-US" w:eastAsia="ru-RU"/>
+        </w:rPr>
+        <w:t xml:space="preserve">&gt;&gt; </w:t>
+      </w:r>
+      <w:proofErr w:type="spellStart"/>
+      <w:r>
+        <w:rPr>
+          <w:color w:val="56A8F5"/>
+          <w:lang w:val="en-US" w:eastAsia="ru-RU"/>
+        </w:rPr>
+        <w:t>readMatrix</w:t>
+      </w:r>
+      <w:proofErr w:type="spellEnd"/>
+      <w:r>
+        <w:rPr>
+          <w:lang w:val="en-US" w:eastAsia="ru-RU"/>
+        </w:rPr>
+        <w:t>(std::string filename) {</w:t>
+      </w:r>
+      <w:r>
+        <w:rPr>
+          <w:lang w:val="en-US" w:eastAsia="ru-RU"/>
+        </w:rPr>
+        <w:br/>
+        <w:t xml:space="preserve">    std::</w:t>
+      </w:r>
+      <w:proofErr w:type="spellStart"/>
+      <w:r>
+        <w:rPr>
+          <w:lang w:val="en-US" w:eastAsia="ru-RU"/>
+        </w:rPr>
+        <w:t>ifstream</w:t>
+      </w:r>
+      <w:proofErr w:type="spellEnd"/>
+      <w:r>
+        <w:rPr>
+          <w:lang w:val="en-US" w:eastAsia="ru-RU"/>
+        </w:rPr>
+        <w:t xml:space="preserve"> file</w:t>
+      </w:r>
+      <w:r>
+        <w:rPr>
+          <w:color w:val="57AAF7"/>
+          <w:lang w:val="en-US" w:eastAsia="ru-RU"/>
+        </w:rPr>
+        <w:t>(</w:t>
+      </w:r>
+      <w:r>
+        <w:rPr>
+          <w:lang w:val="en-US" w:eastAsia="ru-RU"/>
+        </w:rPr>
+        <w:t>filename</w:t>
+      </w:r>
+      <w:r>
+        <w:rPr>
+          <w:color w:val="57AAF7"/>
+          <w:lang w:val="en-US" w:eastAsia="ru-RU"/>
+        </w:rPr>
+        <w:t>)</w:t>
+      </w:r>
+      <w:r>
+        <w:rPr>
+          <w:lang w:val="en-US" w:eastAsia="ru-RU"/>
+        </w:rPr>
+        <w:t>;</w:t>
+      </w:r>
+      <w:r>
+        <w:rPr>
+          <w:lang w:val="en-US" w:eastAsia="ru-RU"/>
+        </w:rPr>
+        <w:br/>
+        <w:t xml:space="preserve">    std::vector&lt;std::vector&lt;</w:t>
+      </w:r>
+      <w:r>
+        <w:rPr>
+          <w:color w:val="CF8E6D"/>
+          <w:lang w:val="en-US" w:eastAsia="ru-RU"/>
+        </w:rPr>
+        <w:t>int</w:t>
+      </w:r>
+      <w:r>
+        <w:rPr>
+          <w:lang w:val="en-US" w:eastAsia="ru-RU"/>
+        </w:rPr>
+        <w:t>&gt;&gt; matrix;</w:t>
+      </w:r>
+      <w:r>
+        <w:rPr>
+          <w:lang w:val="en-US" w:eastAsia="ru-RU"/>
+        </w:rPr>
+        <w:br/>
+        <w:t xml:space="preserve">    std::string line;</w:t>
+      </w:r>
+      <w:r>
+        <w:rPr>
+          <w:lang w:val="en-US" w:eastAsia="ru-RU"/>
+        </w:rPr>
+        <w:br/>
+      </w:r>
+      <w:r>
+        <w:rPr>
+          <w:lang w:val="en-US" w:eastAsia="ru-RU"/>
+        </w:rPr>
+        <w:br/>
+        <w:t xml:space="preserve">    </w:t>
+      </w:r>
+      <w:r>
+        <w:rPr>
+          <w:color w:val="CF8E6D"/>
+          <w:lang w:val="en-US" w:eastAsia="ru-RU"/>
+        </w:rPr>
+        <w:t xml:space="preserve">while </w:t>
+      </w:r>
+      <w:r>
+        <w:rPr>
+          <w:lang w:val="en-US" w:eastAsia="ru-RU"/>
+        </w:rPr>
+        <w:t>(</w:t>
+      </w:r>
+      <w:proofErr w:type="spellStart"/>
+      <w:r>
+        <w:rPr>
+          <w:color w:val="56A8F5"/>
+          <w:lang w:val="en-US" w:eastAsia="ru-RU"/>
+        </w:rPr>
+        <w:t>getline</w:t>
+      </w:r>
+      <w:proofErr w:type="spellEnd"/>
+      <w:r>
+        <w:rPr>
+          <w:lang w:val="en-US" w:eastAsia="ru-RU"/>
+        </w:rPr>
+        <w:t>(file, line)) {</w:t>
+      </w:r>
+      <w:r>
+        <w:rPr>
+          <w:lang w:val="en-US" w:eastAsia="ru-RU"/>
+        </w:rPr>
+        <w:br/>
+        <w:t xml:space="preserve">        std::vector&lt;</w:t>
+      </w:r>
+      <w:r>
+        <w:rPr>
+          <w:color w:val="CF8E6D"/>
+          <w:lang w:val="en-US" w:eastAsia="ru-RU"/>
+        </w:rPr>
+        <w:t>int</w:t>
+      </w:r>
+      <w:r>
+        <w:rPr>
+          <w:lang w:val="en-US" w:eastAsia="ru-RU"/>
+        </w:rPr>
+        <w:t>&gt; row;</w:t>
+      </w:r>
+      <w:r>
+        <w:rPr>
+          <w:lang w:val="en-US" w:eastAsia="ru-RU"/>
+        </w:rPr>
+        <w:br/>
+        <w:t xml:space="preserve">        std::</w:t>
+      </w:r>
+      <w:proofErr w:type="spellStart"/>
+      <w:r>
+        <w:rPr>
+          <w:lang w:val="en-US" w:eastAsia="ru-RU"/>
+        </w:rPr>
+        <w:t>stringstream</w:t>
+      </w:r>
+      <w:proofErr w:type="spellEnd"/>
+      <w:r>
+        <w:rPr>
+          <w:lang w:val="en-US" w:eastAsia="ru-RU"/>
+        </w:rPr>
+        <w:t xml:space="preserve"> ss</w:t>
+      </w:r>
+      <w:r>
+        <w:rPr>
+          <w:color w:val="57AAF7"/>
+          <w:lang w:val="en-US" w:eastAsia="ru-RU"/>
+        </w:rPr>
+        <w:t>(</w:t>
+      </w:r>
+      <w:r>
+        <w:rPr>
+          <w:lang w:val="en-US" w:eastAsia="ru-RU"/>
+        </w:rPr>
+        <w:t>line</w:t>
+      </w:r>
+      <w:r>
+        <w:rPr>
+          <w:color w:val="57AAF7"/>
+          <w:lang w:val="en-US" w:eastAsia="ru-RU"/>
+        </w:rPr>
+        <w:t>)</w:t>
+      </w:r>
+      <w:r>
+        <w:rPr>
+          <w:lang w:val="en-US" w:eastAsia="ru-RU"/>
+        </w:rPr>
+        <w:t>;</w:t>
+      </w:r>
+      <w:r>
+        <w:rPr>
+          <w:lang w:val="en-US" w:eastAsia="ru-RU"/>
+        </w:rPr>
+        <w:br/>
+        <w:t xml:space="preserve">        </w:t>
+      </w:r>
+      <w:r>
+        <w:rPr>
+          <w:color w:val="CF8E6D"/>
+          <w:lang w:val="en-US" w:eastAsia="ru-RU"/>
+        </w:rPr>
+        <w:t xml:space="preserve">int </w:t>
+      </w:r>
+      <w:r>
+        <w:rPr>
+          <w:lang w:val="en-US" w:eastAsia="ru-RU"/>
+        </w:rPr>
+        <w:t>num;</w:t>
+      </w:r>
+      <w:r>
+        <w:rPr>
+          <w:lang w:val="en-US" w:eastAsia="ru-RU"/>
+        </w:rPr>
+        <w:br/>
+        <w:t xml:space="preserve">        </w:t>
+      </w:r>
+      <w:r>
+        <w:rPr>
+          <w:color w:val="CF8E6D"/>
+          <w:lang w:val="en-US" w:eastAsia="ru-RU"/>
+        </w:rPr>
+        <w:t xml:space="preserve">while </w:t>
+      </w:r>
+      <w:r>
+        <w:rPr>
+          <w:lang w:val="en-US" w:eastAsia="ru-RU"/>
+        </w:rPr>
+        <w:t xml:space="preserve">(ss </w:t>
+      </w:r>
+      <w:r>
+        <w:rPr>
+          <w:color w:val="57AAF7"/>
+          <w:lang w:val="en-US" w:eastAsia="ru-RU"/>
+        </w:rPr>
+        <w:t xml:space="preserve">&gt;&gt; </w:t>
+      </w:r>
+      <w:r>
+        <w:rPr>
+          <w:lang w:val="en-US" w:eastAsia="ru-RU"/>
+        </w:rPr>
+        <w:t>num) {</w:t>
+      </w:r>
+      <w:r>
+        <w:rPr>
+          <w:lang w:val="en-US" w:eastAsia="ru-RU"/>
+        </w:rPr>
+        <w:br/>
+        <w:t xml:space="preserve">            </w:t>
+      </w:r>
+      <w:proofErr w:type="spellStart"/>
+      <w:r>
+        <w:rPr>
+          <w:lang w:val="en-US" w:eastAsia="ru-RU"/>
+        </w:rPr>
+        <w:t>row.</w:t>
+      </w:r>
+      <w:r>
+        <w:rPr>
+          <w:color w:val="57AAF7"/>
+          <w:lang w:val="en-US" w:eastAsia="ru-RU"/>
+        </w:rPr>
+        <w:t>push_back</w:t>
+      </w:r>
+      <w:proofErr w:type="spellEnd"/>
+      <w:r>
+        <w:rPr>
+          <w:lang w:val="en-US" w:eastAsia="ru-RU"/>
+        </w:rPr>
+        <w:t>(num);</w:t>
+      </w:r>
+      <w:r>
+        <w:rPr>
+          <w:lang w:val="en-US" w:eastAsia="ru-RU"/>
+        </w:rPr>
+        <w:br/>
+        <w:t xml:space="preserve">        }</w:t>
+      </w:r>
+      <w:r>
+        <w:rPr>
+          <w:lang w:val="en-US" w:eastAsia="ru-RU"/>
+        </w:rPr>
+        <w:br/>
+        <w:t xml:space="preserve">        </w:t>
+      </w:r>
+      <w:proofErr w:type="spellStart"/>
+      <w:r>
+        <w:rPr>
+          <w:lang w:val="en-US" w:eastAsia="ru-RU"/>
+        </w:rPr>
+        <w:t>matrix.</w:t>
+      </w:r>
+      <w:r>
+        <w:rPr>
+          <w:color w:val="57AAF7"/>
+          <w:lang w:val="en-US" w:eastAsia="ru-RU"/>
+        </w:rPr>
+        <w:t>push_back</w:t>
+      </w:r>
+      <w:proofErr w:type="spellEnd"/>
+      <w:r>
+        <w:rPr>
+          <w:lang w:val="en-US" w:eastAsia="ru-RU"/>
+        </w:rPr>
+        <w:t>(row);</w:t>
+      </w:r>
+      <w:r>
+        <w:rPr>
+          <w:lang w:val="en-US" w:eastAsia="ru-RU"/>
+        </w:rPr>
+        <w:br/>
+        <w:t xml:space="preserve">    }</w:t>
+      </w:r>
+      <w:r>
+        <w:rPr>
+          <w:lang w:val="en-US" w:eastAsia="ru-RU"/>
+        </w:rPr>
+        <w:br/>
+      </w:r>
+      <w:r>
+        <w:rPr>
+          <w:lang w:val="en-US" w:eastAsia="ru-RU"/>
+        </w:rPr>
+        <w:br/>
+        <w:t xml:space="preserve">    </w:t>
+      </w:r>
+      <w:proofErr w:type="spellStart"/>
+      <w:r>
+        <w:rPr>
+          <w:lang w:val="en-US" w:eastAsia="ru-RU"/>
+        </w:rPr>
+        <w:t>file.</w:t>
+      </w:r>
+      <w:r>
+        <w:rPr>
+          <w:color w:val="57AAF7"/>
+          <w:lang w:val="en-US" w:eastAsia="ru-RU"/>
+        </w:rPr>
+        <w:t>close</w:t>
+      </w:r>
+      <w:proofErr w:type="spellEnd"/>
+      <w:r>
+        <w:rPr>
+          <w:lang w:val="en-US" w:eastAsia="ru-RU"/>
+        </w:rPr>
+        <w:t>();</w:t>
+      </w:r>
+      <w:r>
+        <w:rPr>
+          <w:lang w:val="en-US" w:eastAsia="ru-RU"/>
+        </w:rPr>
+        <w:br/>
+        <w:t xml:space="preserve">    </w:t>
+      </w:r>
+      <w:r>
+        <w:rPr>
+          <w:color w:val="CF8E6D"/>
+          <w:lang w:val="en-US" w:eastAsia="ru-RU"/>
+        </w:rPr>
+        <w:t xml:space="preserve">return </w:t>
+      </w:r>
+      <w:r>
+        <w:rPr>
+          <w:lang w:val="en-US" w:eastAsia="ru-RU"/>
+        </w:rPr>
+        <w:t>matrix;</w:t>
+      </w:r>
+      <w:r>
+        <w:rPr>
+          <w:lang w:val="en-US" w:eastAsia="ru-RU"/>
+        </w:rPr>
+        <w:br/>
+        <w:t>}</w:t>
+      </w:r>
+      <w:r>
+        <w:rPr>
+          <w:lang w:val="en-US" w:eastAsia="ru-RU"/>
+        </w:rPr>
+        <w:br/>
+      </w:r>
+      <w:r>
+        <w:rPr>
+          <w:lang w:val="en-US" w:eastAsia="ru-RU"/>
+        </w:rPr>
+        <w:br/>
+      </w:r>
+      <w:r>
+        <w:rPr>
+          <w:color w:val="CF8E6D"/>
+          <w:lang w:val="en-US" w:eastAsia="ru-RU"/>
+        </w:rPr>
+        <w:t xml:space="preserve">void </w:t>
+      </w:r>
+      <w:proofErr w:type="spellStart"/>
+      <w:r>
+        <w:rPr>
+          <w:color w:val="56A8F5"/>
+          <w:lang w:val="en-US" w:eastAsia="ru-RU"/>
+        </w:rPr>
+        <w:t>writeMatrix</w:t>
+      </w:r>
+      <w:proofErr w:type="spellEnd"/>
+      <w:r>
+        <w:rPr>
+          <w:lang w:val="en-US" w:eastAsia="ru-RU"/>
+        </w:rPr>
+        <w:t>(std::string filename, std::vector&lt;std::vector&lt;</w:t>
+      </w:r>
+      <w:r>
+        <w:rPr>
+          <w:color w:val="CF8E6D"/>
+          <w:lang w:val="en-US" w:eastAsia="ru-RU"/>
+        </w:rPr>
+        <w:t>int</w:t>
+      </w:r>
+      <w:r>
+        <w:rPr>
+          <w:lang w:val="en-US" w:eastAsia="ru-RU"/>
+        </w:rPr>
+        <w:t>&gt;&gt; matrix) {</w:t>
+      </w:r>
+      <w:r>
+        <w:rPr>
+          <w:lang w:val="en-US" w:eastAsia="ru-RU"/>
+        </w:rPr>
+        <w:br/>
+        <w:t xml:space="preserve">    std::</w:t>
+      </w:r>
+      <w:proofErr w:type="spellStart"/>
+      <w:r>
+        <w:rPr>
+          <w:lang w:val="en-US" w:eastAsia="ru-RU"/>
+        </w:rPr>
+        <w:t>ofstream</w:t>
+      </w:r>
+      <w:proofErr w:type="spellEnd"/>
+      <w:r>
+        <w:rPr>
+          <w:lang w:val="en-US" w:eastAsia="ru-RU"/>
+        </w:rPr>
+        <w:t xml:space="preserve"> file</w:t>
+      </w:r>
+      <w:r>
+        <w:rPr>
+          <w:color w:val="57AAF7"/>
+          <w:lang w:val="en-US" w:eastAsia="ru-RU"/>
+        </w:rPr>
+        <w:t>(</w:t>
+      </w:r>
+      <w:r>
+        <w:rPr>
+          <w:lang w:val="en-US" w:eastAsia="ru-RU"/>
+        </w:rPr>
+        <w:t>filename</w:t>
+      </w:r>
+      <w:r>
+        <w:rPr>
+          <w:color w:val="57AAF7"/>
+          <w:lang w:val="en-US" w:eastAsia="ru-RU"/>
+        </w:rPr>
+        <w:t>)</w:t>
+      </w:r>
+      <w:r>
+        <w:rPr>
+          <w:lang w:val="en-US" w:eastAsia="ru-RU"/>
+        </w:rPr>
+        <w:t>;</w:t>
+      </w:r>
+      <w:r>
+        <w:rPr>
+          <w:lang w:val="en-US" w:eastAsia="ru-RU"/>
+        </w:rPr>
+        <w:br/>
+        <w:t xml:space="preserve">    </w:t>
+      </w:r>
+      <w:r>
+        <w:rPr>
+          <w:color w:val="CF8E6D"/>
+          <w:lang w:val="en-US" w:eastAsia="ru-RU"/>
+        </w:rPr>
+        <w:t xml:space="preserve">int </w:t>
+      </w:r>
+      <w:r>
+        <w:rPr>
+          <w:lang w:val="en-US" w:eastAsia="ru-RU"/>
+        </w:rPr>
+        <w:t xml:space="preserve">n = </w:t>
+      </w:r>
+      <w:proofErr w:type="spellStart"/>
+      <w:r>
+        <w:rPr>
+          <w:lang w:val="en-US" w:eastAsia="ru-RU"/>
+        </w:rPr>
+        <w:t>matrix.</w:t>
+      </w:r>
+      <w:r>
+        <w:rPr>
+          <w:color w:val="57AAF7"/>
+          <w:lang w:val="en-US" w:eastAsia="ru-RU"/>
+        </w:rPr>
+        <w:t>size</w:t>
+      </w:r>
+      <w:proofErr w:type="spellEnd"/>
+      <w:r>
+        <w:rPr>
+          <w:lang w:val="en-US" w:eastAsia="ru-RU"/>
+        </w:rPr>
+        <w:t>();</w:t>
+      </w:r>
+      <w:r>
+        <w:rPr>
+          <w:lang w:val="en-US" w:eastAsia="ru-RU"/>
+        </w:rPr>
+        <w:br/>
+      </w:r>
+      <w:r>
+        <w:rPr>
+          <w:lang w:val="en-US" w:eastAsia="ru-RU"/>
+        </w:rPr>
+        <w:br/>
+        <w:t xml:space="preserve">    </w:t>
+      </w:r>
+      <w:r>
+        <w:rPr>
+          <w:color w:val="CF8E6D"/>
+          <w:lang w:val="en-US" w:eastAsia="ru-RU"/>
+        </w:rPr>
+        <w:t xml:space="preserve">for </w:t>
+      </w:r>
+      <w:r>
+        <w:rPr>
+          <w:lang w:val="en-US" w:eastAsia="ru-RU"/>
+        </w:rPr>
+        <w:t>(</w:t>
+      </w:r>
+      <w:r>
+        <w:rPr>
+          <w:color w:val="CF8E6D"/>
+          <w:lang w:val="en-US" w:eastAsia="ru-RU"/>
+        </w:rPr>
+        <w:t xml:space="preserve">int </w:t>
+      </w:r>
+      <w:proofErr w:type="spellStart"/>
+      <w:r>
+        <w:rPr>
+          <w:lang w:val="en-US" w:eastAsia="ru-RU"/>
+        </w:rPr>
+        <w:t>i</w:t>
+      </w:r>
+      <w:proofErr w:type="spellEnd"/>
+      <w:r>
+        <w:rPr>
+          <w:lang w:val="en-US" w:eastAsia="ru-RU"/>
+        </w:rPr>
+        <w:t xml:space="preserve"> = </w:t>
+      </w:r>
+      <w:r>
+        <w:rPr>
+          <w:color w:val="2AACB8"/>
+          <w:lang w:val="en-US" w:eastAsia="ru-RU"/>
+        </w:rPr>
+        <w:t>0</w:t>
+      </w:r>
+      <w:r>
+        <w:rPr>
+          <w:lang w:val="en-US" w:eastAsia="ru-RU"/>
+        </w:rPr>
+        <w:t xml:space="preserve">; </w:t>
+      </w:r>
+      <w:proofErr w:type="spellStart"/>
+      <w:r>
+        <w:rPr>
+          <w:lang w:val="en-US" w:eastAsia="ru-RU"/>
+        </w:rPr>
+        <w:t>i</w:t>
+      </w:r>
+      <w:proofErr w:type="spellEnd"/>
+      <w:r>
+        <w:rPr>
+          <w:lang w:val="en-US" w:eastAsia="ru-RU"/>
+        </w:rPr>
+        <w:t xml:space="preserve"> &lt; n; </w:t>
+      </w:r>
+      <w:proofErr w:type="spellStart"/>
+      <w:r>
+        <w:rPr>
+          <w:lang w:val="en-US" w:eastAsia="ru-RU"/>
+        </w:rPr>
+        <w:t>i</w:t>
+      </w:r>
+      <w:proofErr w:type="spellEnd"/>
+      <w:r>
+        <w:rPr>
+          <w:lang w:val="en-US" w:eastAsia="ru-RU"/>
+        </w:rPr>
+        <w:t>++) {</w:t>
+      </w:r>
+      <w:r>
+        <w:rPr>
+          <w:lang w:val="en-US" w:eastAsia="ru-RU"/>
+        </w:rPr>
+        <w:br/>
+        <w:t xml:space="preserve">        </w:t>
+      </w:r>
+      <w:r>
+        <w:rPr>
+          <w:color w:val="CF8E6D"/>
+          <w:lang w:val="en-US" w:eastAsia="ru-RU"/>
+        </w:rPr>
+        <w:t xml:space="preserve">for </w:t>
+      </w:r>
+      <w:r>
+        <w:rPr>
+          <w:lang w:val="en-US" w:eastAsia="ru-RU"/>
+        </w:rPr>
+        <w:t>(</w:t>
+      </w:r>
+      <w:r>
+        <w:rPr>
+          <w:color w:val="CF8E6D"/>
+          <w:lang w:val="en-US" w:eastAsia="ru-RU"/>
+        </w:rPr>
+        <w:t xml:space="preserve">int </w:t>
+      </w:r>
+      <w:r>
+        <w:rPr>
+          <w:lang w:val="en-US" w:eastAsia="ru-RU"/>
+        </w:rPr>
+        <w:t xml:space="preserve">j = </w:t>
+      </w:r>
+      <w:r>
+        <w:rPr>
+          <w:color w:val="2AACB8"/>
+          <w:lang w:val="en-US" w:eastAsia="ru-RU"/>
+        </w:rPr>
+        <w:t>0</w:t>
+      </w:r>
+      <w:r>
+        <w:rPr>
+          <w:lang w:val="en-US" w:eastAsia="ru-RU"/>
+        </w:rPr>
+        <w:t xml:space="preserve">; j &lt; n; </w:t>
+      </w:r>
+      <w:proofErr w:type="spellStart"/>
+      <w:r>
+        <w:rPr>
+          <w:lang w:val="en-US" w:eastAsia="ru-RU"/>
+        </w:rPr>
+        <w:t>j++</w:t>
+      </w:r>
+      <w:proofErr w:type="spellEnd"/>
+      <w:r>
+        <w:rPr>
+          <w:lang w:val="en-US" w:eastAsia="ru-RU"/>
+        </w:rPr>
+        <w:t>) {</w:t>
+      </w:r>
+      <w:r>
+        <w:rPr>
+          <w:lang w:val="en-US" w:eastAsia="ru-RU"/>
+        </w:rPr>
+        <w:br/>
+        <w:t xml:space="preserve">            file </w:t>
+      </w:r>
+      <w:r>
+        <w:rPr>
+          <w:color w:val="57AAF7"/>
+          <w:lang w:val="en-US" w:eastAsia="ru-RU"/>
+        </w:rPr>
+        <w:t xml:space="preserve">&lt;&lt; </w:t>
+      </w:r>
+      <w:r>
+        <w:rPr>
+          <w:lang w:val="en-US" w:eastAsia="ru-RU"/>
+        </w:rPr>
+        <w:t>matrix</w:t>
+      </w:r>
+      <w:r>
+        <w:rPr>
+          <w:color w:val="57AAF7"/>
+          <w:lang w:val="en-US" w:eastAsia="ru-RU"/>
+        </w:rPr>
+        <w:t>[</w:t>
+      </w:r>
+      <w:proofErr w:type="spellStart"/>
+      <w:r>
+        <w:rPr>
+          <w:lang w:val="en-US" w:eastAsia="ru-RU"/>
+        </w:rPr>
+        <w:t>i</w:t>
+      </w:r>
+      <w:proofErr w:type="spellEnd"/>
+      <w:r>
+        <w:rPr>
+          <w:color w:val="57AAF7"/>
+          <w:lang w:val="en-US" w:eastAsia="ru-RU"/>
+        </w:rPr>
+        <w:t>][</w:t>
+      </w:r>
+      <w:r>
+        <w:rPr>
+          <w:lang w:val="en-US" w:eastAsia="ru-RU"/>
+        </w:rPr>
+        <w:t>j</w:t>
+      </w:r>
+      <w:r>
+        <w:rPr>
+          <w:color w:val="57AAF7"/>
+          <w:lang w:val="en-US" w:eastAsia="ru-RU"/>
+        </w:rPr>
+        <w:t xml:space="preserve">] &lt;&lt; </w:t>
+      </w:r>
+      <w:r>
+        <w:rPr>
+          <w:color w:val="6AAB73"/>
+          <w:lang w:val="en-US" w:eastAsia="ru-RU"/>
+        </w:rPr>
+        <w:t>" "</w:t>
+      </w:r>
+      <w:r>
+        <w:rPr>
+          <w:lang w:val="en-US" w:eastAsia="ru-RU"/>
+        </w:rPr>
+        <w:t>;</w:t>
+      </w:r>
+      <w:r>
+        <w:rPr>
+          <w:lang w:val="en-US" w:eastAsia="ru-RU"/>
+        </w:rPr>
+        <w:br/>
+        <w:t xml:space="preserve">        }</w:t>
+      </w:r>
+      <w:r>
+        <w:rPr>
+          <w:lang w:val="en-US" w:eastAsia="ru-RU"/>
+        </w:rPr>
+        <w:br/>
+        <w:t xml:space="preserve">        file </w:t>
+      </w:r>
+      <w:r>
+        <w:rPr>
+          <w:color w:val="57AAF7"/>
+          <w:lang w:val="en-US" w:eastAsia="ru-RU"/>
+        </w:rPr>
+        <w:t xml:space="preserve">&lt;&lt; </w:t>
+      </w:r>
+      <w:r>
+        <w:rPr>
+          <w:lang w:val="en-US" w:eastAsia="ru-RU"/>
+        </w:rPr>
+        <w:t>std::</w:t>
+      </w:r>
+      <w:proofErr w:type="spellStart"/>
+      <w:r>
+        <w:rPr>
+          <w:color w:val="56A8F5"/>
+          <w:lang w:val="en-US" w:eastAsia="ru-RU"/>
+        </w:rPr>
+        <w:t>endl</w:t>
+      </w:r>
+      <w:proofErr w:type="spellEnd"/>
+      <w:r>
+        <w:rPr>
+          <w:lang w:val="en-US" w:eastAsia="ru-RU"/>
+        </w:rPr>
+        <w:t>;</w:t>
+      </w:r>
+      <w:r>
+        <w:rPr>
+          <w:lang w:val="en-US" w:eastAsia="ru-RU"/>
+        </w:rPr>
+        <w:br/>
+        <w:t xml:space="preserve">    }</w:t>
+      </w:r>
+      <w:r>
+        <w:rPr>
+          <w:lang w:val="en-US" w:eastAsia="ru-RU"/>
+        </w:rPr>
+        <w:br/>
+      </w:r>
+      <w:r>
+        <w:rPr>
+          <w:lang w:val="en-US" w:eastAsia="ru-RU"/>
+        </w:rPr>
+        <w:br/>
+        <w:t xml:space="preserve">    </w:t>
+      </w:r>
+      <w:proofErr w:type="spellStart"/>
+      <w:r>
+        <w:rPr>
+          <w:lang w:val="en-US" w:eastAsia="ru-RU"/>
+        </w:rPr>
+        <w:t>file.</w:t>
+      </w:r>
+      <w:r>
+        <w:rPr>
+          <w:color w:val="57AAF7"/>
+          <w:lang w:val="en-US" w:eastAsia="ru-RU"/>
+        </w:rPr>
+        <w:t>close</w:t>
+      </w:r>
+      <w:proofErr w:type="spellEnd"/>
+      <w:r>
+        <w:rPr>
+          <w:lang w:val="en-US" w:eastAsia="ru-RU"/>
+        </w:rPr>
+        <w:t>();</w:t>
+      </w:r>
+      <w:r>
+        <w:rPr>
+          <w:lang w:val="en-US" w:eastAsia="ru-RU"/>
+        </w:rPr>
+        <w:br/>
+        <w:t>}</w:t>
+      </w:r>
+      <w:r>
+        <w:rPr>
+          <w:lang w:val="en-US" w:eastAsia="ru-RU"/>
+        </w:rPr>
+        <w:br/>
+      </w:r>
+      <w:r>
+        <w:rPr>
+          <w:lang w:val="en-US" w:eastAsia="ru-RU"/>
+        </w:rPr>
+        <w:br/>
+        <w:t>std::vector&lt;std::vector&lt;</w:t>
+      </w:r>
+      <w:r>
+        <w:rPr>
+          <w:color w:val="CF8E6D"/>
+          <w:lang w:val="en-US" w:eastAsia="ru-RU"/>
+        </w:rPr>
+        <w:t>int</w:t>
+      </w:r>
+      <w:r>
+        <w:rPr>
+          <w:lang w:val="en-US" w:eastAsia="ru-RU"/>
+        </w:rPr>
+        <w:t xml:space="preserve">&gt;&gt; </w:t>
+      </w:r>
+      <w:proofErr w:type="spellStart"/>
+      <w:r>
+        <w:rPr>
+          <w:color w:val="56A8F5"/>
+          <w:lang w:val="en-US" w:eastAsia="ru-RU"/>
+        </w:rPr>
+        <w:t>multiplyMatrices</w:t>
+      </w:r>
+      <w:proofErr w:type="spellEnd"/>
+      <w:r>
+        <w:rPr>
+          <w:lang w:val="en-US" w:eastAsia="ru-RU"/>
+        </w:rPr>
+        <w:t>(std::vector&lt;std::vector&lt;</w:t>
+      </w:r>
+      <w:r>
+        <w:rPr>
+          <w:color w:val="CF8E6D"/>
+          <w:lang w:val="en-US" w:eastAsia="ru-RU"/>
+        </w:rPr>
+        <w:t>int</w:t>
+      </w:r>
+      <w:r>
+        <w:rPr>
+          <w:lang w:val="en-US" w:eastAsia="ru-RU"/>
+        </w:rPr>
+        <w:t>&gt;&gt; A, std::vector&lt;std::vector&lt;</w:t>
+      </w:r>
+      <w:r>
+        <w:rPr>
+          <w:color w:val="CF8E6D"/>
+          <w:lang w:val="en-US" w:eastAsia="ru-RU"/>
+        </w:rPr>
+        <w:t>int</w:t>
+      </w:r>
+      <w:r>
+        <w:rPr>
+          <w:lang w:val="en-US" w:eastAsia="ru-RU"/>
+        </w:rPr>
+        <w:t>&gt;&gt; B) {</w:t>
+      </w:r>
+      <w:r>
+        <w:rPr>
+          <w:lang w:val="en-US" w:eastAsia="ru-RU"/>
+        </w:rPr>
+        <w:br/>
+        <w:t xml:space="preserve">    </w:t>
+      </w:r>
+      <w:r>
+        <w:rPr>
+          <w:color w:val="CF8E6D"/>
+          <w:lang w:val="en-US" w:eastAsia="ru-RU"/>
+        </w:rPr>
+        <w:t xml:space="preserve">int </w:t>
+      </w:r>
+      <w:r>
+        <w:rPr>
+          <w:lang w:val="en-US" w:eastAsia="ru-RU"/>
+        </w:rPr>
+        <w:t xml:space="preserve">n = </w:t>
+      </w:r>
+      <w:proofErr w:type="spellStart"/>
+      <w:r>
+        <w:rPr>
+          <w:lang w:val="en-US" w:eastAsia="ru-RU"/>
+        </w:rPr>
+        <w:t>A.</w:t>
+      </w:r>
+      <w:r>
+        <w:rPr>
+          <w:color w:val="57AAF7"/>
+          <w:lang w:val="en-US" w:eastAsia="ru-RU"/>
+        </w:rPr>
+        <w:t>size</w:t>
+      </w:r>
+      <w:proofErr w:type="spellEnd"/>
+      <w:r>
+        <w:rPr>
+          <w:lang w:val="en-US" w:eastAsia="ru-RU"/>
+        </w:rPr>
+        <w:t>();</w:t>
+      </w:r>
+      <w:r>
+        <w:rPr>
+          <w:lang w:val="en-US" w:eastAsia="ru-RU"/>
+        </w:rPr>
+        <w:br/>
+        <w:t xml:space="preserve">    std::vector&lt;std::vector&lt;</w:t>
+      </w:r>
+      <w:r>
+        <w:rPr>
+          <w:color w:val="CF8E6D"/>
+          <w:lang w:val="en-US" w:eastAsia="ru-RU"/>
+        </w:rPr>
+        <w:t>int</w:t>
+      </w:r>
+      <w:r>
+        <w:rPr>
+          <w:lang w:val="en-US" w:eastAsia="ru-RU"/>
+        </w:rPr>
+        <w:t>&gt;&gt; C;</w:t>
+      </w:r>
+      <w:r>
+        <w:rPr>
+          <w:lang w:val="en-US" w:eastAsia="ru-RU"/>
+        </w:rPr>
+        <w:br/>
+      </w:r>
+      <w:r>
+        <w:rPr>
+          <w:lang w:val="en-US" w:eastAsia="ru-RU"/>
+        </w:rPr>
+        <w:br/>
+        <w:t xml:space="preserve">    </w:t>
+      </w:r>
+      <w:r>
+        <w:rPr>
+          <w:color w:val="CF8E6D"/>
+          <w:lang w:val="en-US" w:eastAsia="ru-RU"/>
+        </w:rPr>
+        <w:t xml:space="preserve">for </w:t>
+      </w:r>
+      <w:r>
+        <w:rPr>
+          <w:lang w:val="en-US" w:eastAsia="ru-RU"/>
+        </w:rPr>
+        <w:t>(</w:t>
+      </w:r>
+      <w:r>
+        <w:rPr>
+          <w:color w:val="CF8E6D"/>
+          <w:lang w:val="en-US" w:eastAsia="ru-RU"/>
+        </w:rPr>
+        <w:t xml:space="preserve">int </w:t>
+      </w:r>
+      <w:proofErr w:type="spellStart"/>
+      <w:r>
+        <w:rPr>
+          <w:lang w:val="en-US" w:eastAsia="ru-RU"/>
+        </w:rPr>
+        <w:t>i</w:t>
+      </w:r>
+      <w:proofErr w:type="spellEnd"/>
+      <w:r>
+        <w:rPr>
+          <w:lang w:val="en-US" w:eastAsia="ru-RU"/>
+        </w:rPr>
+        <w:t xml:space="preserve"> = </w:t>
+      </w:r>
+      <w:r>
+        <w:rPr>
+          <w:color w:val="2AACB8"/>
+          <w:lang w:val="en-US" w:eastAsia="ru-RU"/>
+        </w:rPr>
+        <w:t>0</w:t>
+      </w:r>
+      <w:r>
+        <w:rPr>
+          <w:lang w:val="en-US" w:eastAsia="ru-RU"/>
+        </w:rPr>
+        <w:t xml:space="preserve">; </w:t>
+      </w:r>
+      <w:proofErr w:type="spellStart"/>
+      <w:r>
+        <w:rPr>
+          <w:lang w:val="en-US" w:eastAsia="ru-RU"/>
+        </w:rPr>
+        <w:t>i</w:t>
+      </w:r>
+      <w:proofErr w:type="spellEnd"/>
+      <w:r>
+        <w:rPr>
+          <w:lang w:val="en-US" w:eastAsia="ru-RU"/>
+        </w:rPr>
+        <w:t xml:space="preserve"> &lt; n; </w:t>
+      </w:r>
+      <w:proofErr w:type="spellStart"/>
+      <w:r>
+        <w:rPr>
+          <w:lang w:val="en-US" w:eastAsia="ru-RU"/>
+        </w:rPr>
+        <w:t>i</w:t>
+      </w:r>
+      <w:proofErr w:type="spellEnd"/>
+      <w:r>
+        <w:rPr>
+          <w:lang w:val="en-US" w:eastAsia="ru-RU"/>
+        </w:rPr>
+        <w:t>++) {</w:t>
+      </w:r>
+      <w:r>
+        <w:rPr>
+          <w:lang w:val="en-US" w:eastAsia="ru-RU"/>
+        </w:rPr>
+        <w:br/>
+        <w:t xml:space="preserve">        std::vector&lt;</w:t>
+      </w:r>
+      <w:r>
+        <w:rPr>
+          <w:color w:val="CF8E6D"/>
+          <w:lang w:val="en-US" w:eastAsia="ru-RU"/>
+        </w:rPr>
+        <w:t>int</w:t>
+      </w:r>
+      <w:r>
+        <w:rPr>
+          <w:lang w:val="en-US" w:eastAsia="ru-RU"/>
+        </w:rPr>
+        <w:t>&gt; row;</w:t>
+      </w:r>
+      <w:r>
+        <w:rPr>
+          <w:lang w:val="en-US" w:eastAsia="ru-RU"/>
+        </w:rPr>
+        <w:br/>
+        <w:t xml:space="preserve">        </w:t>
+      </w:r>
+      <w:r>
+        <w:rPr>
+          <w:color w:val="CF8E6D"/>
+          <w:lang w:val="en-US" w:eastAsia="ru-RU"/>
+        </w:rPr>
+        <w:t xml:space="preserve">for </w:t>
+      </w:r>
+      <w:r>
+        <w:rPr>
+          <w:lang w:val="en-US" w:eastAsia="ru-RU"/>
+        </w:rPr>
+        <w:t>(</w:t>
+      </w:r>
+      <w:r>
+        <w:rPr>
+          <w:color w:val="CF8E6D"/>
+          <w:lang w:val="en-US" w:eastAsia="ru-RU"/>
+        </w:rPr>
+        <w:t xml:space="preserve">int </w:t>
+      </w:r>
+      <w:r>
+        <w:rPr>
+          <w:lang w:val="en-US" w:eastAsia="ru-RU"/>
+        </w:rPr>
+        <w:t xml:space="preserve">j = </w:t>
+      </w:r>
+      <w:r>
+        <w:rPr>
+          <w:color w:val="2AACB8"/>
+          <w:lang w:val="en-US" w:eastAsia="ru-RU"/>
+        </w:rPr>
+        <w:t>0</w:t>
+      </w:r>
+      <w:r>
+        <w:rPr>
+          <w:lang w:val="en-US" w:eastAsia="ru-RU"/>
+        </w:rPr>
+        <w:t xml:space="preserve">; j &lt; n; </w:t>
+      </w:r>
+      <w:proofErr w:type="spellStart"/>
+      <w:r>
+        <w:rPr>
+          <w:lang w:val="en-US" w:eastAsia="ru-RU"/>
+        </w:rPr>
+        <w:t>j++</w:t>
+      </w:r>
+      <w:proofErr w:type="spellEnd"/>
+      <w:r>
+        <w:rPr>
+          <w:lang w:val="en-US" w:eastAsia="ru-RU"/>
+        </w:rPr>
+        <w:t>) {</w:t>
+      </w:r>
+      <w:r>
+        <w:rPr>
+          <w:lang w:val="en-US" w:eastAsia="ru-RU"/>
+        </w:rPr>
+        <w:br/>
+        <w:t xml:space="preserve">            </w:t>
+      </w:r>
+      <w:r>
+        <w:rPr>
+          <w:color w:val="CF8E6D"/>
+          <w:lang w:val="en-US" w:eastAsia="ru-RU"/>
+        </w:rPr>
+        <w:t xml:space="preserve">int </w:t>
+      </w:r>
+      <w:r>
+        <w:rPr>
+          <w:lang w:val="en-US" w:eastAsia="ru-RU"/>
+        </w:rPr>
+        <w:t xml:space="preserve">sum = </w:t>
+      </w:r>
+      <w:r>
+        <w:rPr>
+          <w:color w:val="2AACB8"/>
+          <w:lang w:val="en-US" w:eastAsia="ru-RU"/>
+        </w:rPr>
+        <w:t>0</w:t>
+      </w:r>
+      <w:r>
+        <w:rPr>
+          <w:lang w:val="en-US" w:eastAsia="ru-RU"/>
+        </w:rPr>
+        <w:t>;</w:t>
+      </w:r>
+      <w:r>
+        <w:rPr>
+          <w:lang w:val="en-US" w:eastAsia="ru-RU"/>
+        </w:rPr>
+        <w:br/>
+        <w:t xml:space="preserve">            </w:t>
+      </w:r>
+      <w:r>
+        <w:rPr>
+          <w:color w:val="CF8E6D"/>
+          <w:lang w:val="en-US" w:eastAsia="ru-RU"/>
+        </w:rPr>
+        <w:t xml:space="preserve">for </w:t>
+      </w:r>
+      <w:r>
+        <w:rPr>
+          <w:lang w:val="en-US" w:eastAsia="ru-RU"/>
+        </w:rPr>
+        <w:t>(</w:t>
+      </w:r>
+      <w:r>
+        <w:rPr>
+          <w:color w:val="CF8E6D"/>
+          <w:lang w:val="en-US" w:eastAsia="ru-RU"/>
+        </w:rPr>
+        <w:t xml:space="preserve">int </w:t>
+      </w:r>
+      <w:r>
+        <w:rPr>
+          <w:lang w:val="en-US" w:eastAsia="ru-RU"/>
+        </w:rPr>
+        <w:t xml:space="preserve">k = </w:t>
+      </w:r>
+      <w:r>
+        <w:rPr>
+          <w:color w:val="2AACB8"/>
+          <w:lang w:val="en-US" w:eastAsia="ru-RU"/>
+        </w:rPr>
+        <w:t>0</w:t>
+      </w:r>
+      <w:r>
+        <w:rPr>
+          <w:lang w:val="en-US" w:eastAsia="ru-RU"/>
+        </w:rPr>
+        <w:t>; k &lt; n; k++) {</w:t>
+      </w:r>
+      <w:r>
+        <w:rPr>
+          <w:lang w:val="en-US" w:eastAsia="ru-RU"/>
+        </w:rPr>
+        <w:br/>
+        <w:t xml:space="preserve">                sum += A</w:t>
+      </w:r>
+      <w:r>
+        <w:rPr>
+          <w:color w:val="57AAF7"/>
+          <w:lang w:val="en-US" w:eastAsia="ru-RU"/>
+        </w:rPr>
+        <w:t>[</w:t>
+      </w:r>
+      <w:proofErr w:type="spellStart"/>
+      <w:r>
+        <w:rPr>
+          <w:lang w:val="en-US" w:eastAsia="ru-RU"/>
+        </w:rPr>
+        <w:t>i</w:t>
+      </w:r>
+      <w:proofErr w:type="spellEnd"/>
+      <w:r>
+        <w:rPr>
+          <w:color w:val="57AAF7"/>
+          <w:lang w:val="en-US" w:eastAsia="ru-RU"/>
+        </w:rPr>
+        <w:t>][</w:t>
+      </w:r>
+      <w:r>
+        <w:rPr>
+          <w:lang w:val="en-US" w:eastAsia="ru-RU"/>
+        </w:rPr>
+        <w:t>k</w:t>
+      </w:r>
+      <w:r>
+        <w:rPr>
+          <w:color w:val="57AAF7"/>
+          <w:lang w:val="en-US" w:eastAsia="ru-RU"/>
+        </w:rPr>
+        <w:t xml:space="preserve">] </w:t>
+      </w:r>
+      <w:r>
+        <w:rPr>
+          <w:lang w:val="en-US" w:eastAsia="ru-RU"/>
+        </w:rPr>
+        <w:t>* B</w:t>
+      </w:r>
+      <w:r>
+        <w:rPr>
+          <w:color w:val="57AAF7"/>
+          <w:lang w:val="en-US" w:eastAsia="ru-RU"/>
+        </w:rPr>
+        <w:t>[</w:t>
+      </w:r>
+      <w:r>
+        <w:rPr>
+          <w:lang w:val="en-US" w:eastAsia="ru-RU"/>
+        </w:rPr>
+        <w:t>k</w:t>
+      </w:r>
+      <w:r>
+        <w:rPr>
+          <w:color w:val="57AAF7"/>
+          <w:lang w:val="en-US" w:eastAsia="ru-RU"/>
+        </w:rPr>
+        <w:t>][</w:t>
+      </w:r>
+      <w:r>
+        <w:rPr>
+          <w:lang w:val="en-US" w:eastAsia="ru-RU"/>
+        </w:rPr>
+        <w:t>j</w:t>
+      </w:r>
+      <w:r>
+        <w:rPr>
+          <w:color w:val="57AAF7"/>
+          <w:lang w:val="en-US" w:eastAsia="ru-RU"/>
+        </w:rPr>
+        <w:t>]</w:t>
+      </w:r>
+      <w:r>
+        <w:rPr>
+          <w:lang w:val="en-US" w:eastAsia="ru-RU"/>
+        </w:rPr>
+        <w:t>;</w:t>
+      </w:r>
+      <w:r>
+        <w:rPr>
+          <w:lang w:val="en-US" w:eastAsia="ru-RU"/>
+        </w:rPr>
+        <w:br/>
+        <w:t xml:space="preserve">            }</w:t>
+      </w:r>
+      <w:r>
+        <w:rPr>
+          <w:lang w:val="en-US" w:eastAsia="ru-RU"/>
+        </w:rPr>
+        <w:br/>
+        <w:t xml:space="preserve">            </w:t>
+      </w:r>
+      <w:proofErr w:type="spellStart"/>
+      <w:r>
+        <w:rPr>
+          <w:lang w:val="en-US" w:eastAsia="ru-RU"/>
+        </w:rPr>
+        <w:t>row.</w:t>
+      </w:r>
+      <w:r>
+        <w:rPr>
+          <w:color w:val="57AAF7"/>
+          <w:lang w:val="en-US" w:eastAsia="ru-RU"/>
+        </w:rPr>
+        <w:t>push_back</w:t>
+      </w:r>
+      <w:proofErr w:type="spellEnd"/>
+      <w:r>
+        <w:rPr>
+          <w:lang w:val="en-US" w:eastAsia="ru-RU"/>
+        </w:rPr>
+        <w:t>(sum);</w:t>
+      </w:r>
+      <w:r>
+        <w:rPr>
+          <w:lang w:val="en-US" w:eastAsia="ru-RU"/>
+        </w:rPr>
+        <w:br/>
+        <w:t xml:space="preserve">        }</w:t>
+      </w:r>
+      <w:r>
+        <w:rPr>
+          <w:lang w:val="en-US" w:eastAsia="ru-RU"/>
+        </w:rPr>
+        <w:br/>
+        <w:t xml:space="preserve">        </w:t>
+      </w:r>
+      <w:proofErr w:type="spellStart"/>
+      <w:r>
+        <w:rPr>
+          <w:lang w:val="en-US" w:eastAsia="ru-RU"/>
+        </w:rPr>
+        <w:t>C.</w:t>
+      </w:r>
+      <w:r>
+        <w:rPr>
+          <w:color w:val="57AAF7"/>
+          <w:lang w:val="en-US" w:eastAsia="ru-RU"/>
+        </w:rPr>
+        <w:t>push_back</w:t>
+      </w:r>
+      <w:proofErr w:type="spellEnd"/>
+      <w:r>
+        <w:rPr>
+          <w:lang w:val="en-US" w:eastAsia="ru-RU"/>
+        </w:rPr>
+        <w:t>(row);</w:t>
+      </w:r>
+      <w:r>
+        <w:rPr>
+          <w:lang w:val="en-US" w:eastAsia="ru-RU"/>
+        </w:rPr>
+        <w:br/>
+      </w:r>
+      <w:r>
+        <w:rPr>
+          <w:lang w:val="en-US" w:eastAsia="ru-RU"/>
+        </w:rPr>
+        <w:lastRenderedPageBreak/>
+        <w:t xml:space="preserve">    }</w:t>
+      </w:r>
+      <w:r>
+        <w:rPr>
+          <w:lang w:val="en-US" w:eastAsia="ru-RU"/>
+        </w:rPr>
+        <w:br/>
+      </w:r>
+      <w:r>
+        <w:rPr>
+          <w:lang w:val="en-US" w:eastAsia="ru-RU"/>
+        </w:rPr>
+        <w:br/>
+        <w:t xml:space="preserve">    </w:t>
+      </w:r>
+      <w:r>
+        <w:rPr>
+          <w:color w:val="CF8E6D"/>
+          <w:lang w:val="en-US" w:eastAsia="ru-RU"/>
+        </w:rPr>
+        <w:t xml:space="preserve">return </w:t>
+      </w:r>
+      <w:r>
+        <w:rPr>
+          <w:lang w:val="en-US" w:eastAsia="ru-RU"/>
+        </w:rPr>
+        <w:t>C;</w:t>
+      </w:r>
+      <w:r>
+        <w:rPr>
+          <w:lang w:val="en-US" w:eastAsia="ru-RU"/>
+        </w:rPr>
+        <w:br/>
+        <w:t>}</w:t>
+      </w:r>
+      <w:r>
+        <w:rPr>
+          <w:lang w:val="en-US" w:eastAsia="ru-RU"/>
+        </w:rPr>
+        <w:br/>
+      </w:r>
+      <w:r>
+        <w:rPr>
+          <w:lang w:val="en-US" w:eastAsia="ru-RU"/>
+        </w:rPr>
+        <w:br/>
+      </w:r>
+      <w:r>
+        <w:rPr>
+          <w:color w:val="CF8E6D"/>
+          <w:lang w:val="en-US" w:eastAsia="ru-RU"/>
+        </w:rPr>
+        <w:t xml:space="preserve">int </w:t>
+      </w:r>
+      <w:r>
+        <w:rPr>
+          <w:color w:val="56A8F5"/>
+          <w:lang w:val="en-US" w:eastAsia="ru-RU"/>
+        </w:rPr>
+        <w:t>main</w:t>
+      </w:r>
+      <w:r>
+        <w:rPr>
+          <w:lang w:val="en-US" w:eastAsia="ru-RU"/>
+        </w:rPr>
+        <w:t>() {</w:t>
+      </w:r>
+      <w:r>
+        <w:rPr>
+          <w:lang w:val="en-US" w:eastAsia="ru-RU"/>
+        </w:rPr>
+        <w:br/>
+        <w:t xml:space="preserve">    std::string path </w:t>
+      </w:r>
+      <w:r>
+        <w:rPr>
+          <w:color w:val="57AAF7"/>
+          <w:lang w:val="en-US" w:eastAsia="ru-RU"/>
+        </w:rPr>
+        <w:t xml:space="preserve">= </w:t>
+      </w:r>
+      <w:r>
+        <w:rPr>
+          <w:color w:val="6AAB73"/>
+          <w:lang w:val="en-US" w:eastAsia="ru-RU"/>
+        </w:rPr>
+        <w:t>"C:</w:t>
+      </w:r>
+      <w:r>
+        <w:rPr>
+          <w:color w:val="CF8E6D"/>
+          <w:lang w:val="en-US" w:eastAsia="ru-RU"/>
+        </w:rPr>
+        <w:t>\\</w:t>
+      </w:r>
+      <w:r>
+        <w:rPr>
+          <w:color w:val="6AAB73"/>
+          <w:lang w:val="en-US" w:eastAsia="ru-RU"/>
+        </w:rPr>
+        <w:t>Users</w:t>
+      </w:r>
+      <w:r>
+        <w:rPr>
+          <w:color w:val="CF8E6D"/>
+          <w:lang w:val="en-US" w:eastAsia="ru-RU"/>
+        </w:rPr>
+        <w:t>\\</w:t>
+      </w:r>
+      <w:r>
+        <w:rPr>
+          <w:color w:val="6AAB73"/>
+          <w:lang w:val="en-US" w:eastAsia="ru-RU"/>
+        </w:rPr>
+        <w:t>OrangeFruit</w:t>
+      </w:r>
+      <w:r>
+        <w:rPr>
+          <w:color w:val="CF8E6D"/>
+          <w:lang w:val="en-US" w:eastAsia="ru-RU"/>
+        </w:rPr>
+        <w:t>\\</w:t>
+      </w:r>
+      <w:r>
+        <w:rPr>
+          <w:color w:val="6AAB73"/>
+          <w:lang w:val="en-US" w:eastAsia="ru-RU"/>
+        </w:rPr>
+        <w:t>Desktop</w:t>
+      </w:r>
+      <w:r>
+        <w:rPr>
+          <w:color w:val="CF8E6D"/>
+          <w:lang w:val="en-US" w:eastAsia="ru-RU"/>
+        </w:rPr>
+        <w:t>\\</w:t>
+      </w:r>
+      <w:r>
+        <w:rPr>
+          <w:color w:val="6AAB73"/>
+          <w:lang w:val="en-US" w:eastAsia="ru-RU"/>
+        </w:rPr>
+        <w:t>parallel_programming</w:t>
+      </w:r>
+      <w:r>
+        <w:rPr>
+          <w:color w:val="CF8E6D"/>
+          <w:lang w:val="en-US" w:eastAsia="ru-RU"/>
+        </w:rPr>
+        <w:t>\\</w:t>
+      </w:r>
+      <w:r>
+        <w:rPr>
+          <w:color w:val="6AAB73"/>
+          <w:lang w:val="en-US" w:eastAsia="ru-RU"/>
+        </w:rPr>
+        <w:t>lab1</w:t>
+      </w:r>
+      <w:r>
+        <w:rPr>
+          <w:color w:val="CF8E6D"/>
+          <w:lang w:val="en-US" w:eastAsia="ru-RU"/>
+        </w:rPr>
+        <w:t>\\</w:t>
+      </w:r>
+      <w:r>
+        <w:rPr>
+          <w:color w:val="6AAB73"/>
+          <w:lang w:val="en-US" w:eastAsia="ru-RU"/>
+        </w:rPr>
+        <w:t>"</w:t>
+      </w:r>
+      <w:r>
+        <w:rPr>
+          <w:lang w:val="en-US" w:eastAsia="ru-RU"/>
+        </w:rPr>
+        <w:t>;</w:t>
+      </w:r>
+      <w:r>
+        <w:rPr>
+          <w:lang w:val="en-US" w:eastAsia="ru-RU"/>
+        </w:rPr>
+        <w:br/>
+      </w:r>
+      <w:r>
+        <w:rPr>
+          <w:lang w:val="en-US" w:eastAsia="ru-RU"/>
+        </w:rPr>
+        <w:br/>
+        <w:t xml:space="preserve">    </w:t>
+      </w:r>
+      <w:r>
+        <w:rPr>
+          <w:color w:val="CF8E6D"/>
+          <w:lang w:val="en-US" w:eastAsia="ru-RU"/>
+        </w:rPr>
+        <w:t xml:space="preserve">auto </w:t>
+      </w:r>
+      <w:r>
+        <w:rPr>
+          <w:lang w:val="en-US" w:eastAsia="ru-RU"/>
+        </w:rPr>
+        <w:t>start = std::chrono::</w:t>
+      </w:r>
+      <w:proofErr w:type="spellStart"/>
+      <w:r>
+        <w:rPr>
+          <w:lang w:val="en-US" w:eastAsia="ru-RU"/>
+        </w:rPr>
+        <w:t>high_resolution_clock</w:t>
+      </w:r>
+      <w:proofErr w:type="spellEnd"/>
+      <w:r>
+        <w:rPr>
+          <w:lang w:val="en-US" w:eastAsia="ru-RU"/>
+        </w:rPr>
+        <w:t>::</w:t>
+      </w:r>
+      <w:r>
+        <w:rPr>
+          <w:i/>
+          <w:iCs/>
+          <w:color w:val="57AAF7"/>
+          <w:lang w:val="en-US" w:eastAsia="ru-RU"/>
+        </w:rPr>
+        <w:t>now</w:t>
+      </w:r>
+      <w:r>
+        <w:rPr>
+          <w:lang w:val="en-US" w:eastAsia="ru-RU"/>
+        </w:rPr>
+        <w:t>();</w:t>
+      </w:r>
+      <w:r>
+        <w:rPr>
+          <w:lang w:val="en-US" w:eastAsia="ru-RU"/>
+        </w:rPr>
+        <w:br/>
+      </w:r>
+      <w:r>
+        <w:rPr>
+          <w:lang w:val="en-US" w:eastAsia="ru-RU"/>
+        </w:rPr>
+        <w:br/>
+        <w:t xml:space="preserve">    std::vector&lt;std::vector&lt;</w:t>
+      </w:r>
+      <w:r>
+        <w:rPr>
+          <w:color w:val="CF8E6D"/>
+          <w:lang w:val="en-US" w:eastAsia="ru-RU"/>
+        </w:rPr>
+        <w:t>int</w:t>
+      </w:r>
+      <w:r>
+        <w:rPr>
+          <w:lang w:val="en-US" w:eastAsia="ru-RU"/>
+        </w:rPr>
+        <w:t xml:space="preserve">&gt;&gt; A = </w:t>
+      </w:r>
+      <w:proofErr w:type="spellStart"/>
+      <w:r>
+        <w:rPr>
+          <w:color w:val="56A8F5"/>
+          <w:lang w:val="en-US" w:eastAsia="ru-RU"/>
+        </w:rPr>
+        <w:t>readMatrix</w:t>
+      </w:r>
+      <w:proofErr w:type="spellEnd"/>
+      <w:r>
+        <w:rPr>
+          <w:lang w:val="en-US" w:eastAsia="ru-RU"/>
+        </w:rPr>
+        <w:t xml:space="preserve">(path </w:t>
+      </w:r>
+      <w:r>
+        <w:rPr>
+          <w:color w:val="57AAF7"/>
+          <w:lang w:val="en-US" w:eastAsia="ru-RU"/>
+        </w:rPr>
+        <w:t xml:space="preserve">+ </w:t>
+      </w:r>
+      <w:r>
+        <w:rPr>
+          <w:color w:val="6AAB73"/>
+          <w:lang w:val="en-US" w:eastAsia="ru-RU"/>
+        </w:rPr>
+        <w:t>"matrix_A.txt"</w:t>
+      </w:r>
+      <w:r>
+        <w:rPr>
+          <w:lang w:val="en-US" w:eastAsia="ru-RU"/>
+        </w:rPr>
+        <w:t>);</w:t>
+      </w:r>
+      <w:r>
+        <w:rPr>
+          <w:lang w:val="en-US" w:eastAsia="ru-RU"/>
+        </w:rPr>
+        <w:br/>
+        <w:t xml:space="preserve">    std::vector&lt;std::vector&lt;</w:t>
+      </w:r>
+      <w:r>
+        <w:rPr>
+          <w:color w:val="CF8E6D"/>
+          <w:lang w:val="en-US" w:eastAsia="ru-RU"/>
+        </w:rPr>
+        <w:t>int</w:t>
+      </w:r>
+      <w:r>
+        <w:rPr>
+          <w:lang w:val="en-US" w:eastAsia="ru-RU"/>
+        </w:rPr>
+        <w:t xml:space="preserve">&gt;&gt; B = </w:t>
+      </w:r>
+      <w:proofErr w:type="spellStart"/>
+      <w:r>
+        <w:rPr>
+          <w:color w:val="56A8F5"/>
+          <w:lang w:val="en-US" w:eastAsia="ru-RU"/>
+        </w:rPr>
+        <w:t>readMatrix</w:t>
+      </w:r>
+      <w:proofErr w:type="spellEnd"/>
+      <w:r>
+        <w:rPr>
+          <w:lang w:val="en-US" w:eastAsia="ru-RU"/>
+        </w:rPr>
+        <w:t xml:space="preserve">(path </w:t>
+      </w:r>
+      <w:r>
+        <w:rPr>
+          <w:color w:val="57AAF7"/>
+          <w:lang w:val="en-US" w:eastAsia="ru-RU"/>
+        </w:rPr>
+        <w:t xml:space="preserve">+ </w:t>
+      </w:r>
+      <w:r>
+        <w:rPr>
+          <w:color w:val="6AAB73"/>
+          <w:lang w:val="en-US" w:eastAsia="ru-RU"/>
+        </w:rPr>
+        <w:t>"matrix_B.txt"</w:t>
+      </w:r>
+      <w:r>
+        <w:rPr>
+          <w:lang w:val="en-US" w:eastAsia="ru-RU"/>
+        </w:rPr>
+        <w:t>);</w:t>
+      </w:r>
+      <w:r>
+        <w:rPr>
+          <w:lang w:val="en-US" w:eastAsia="ru-RU"/>
+        </w:rPr>
+        <w:br/>
+        <w:t xml:space="preserve">    std::vector&lt;std::vector&lt;</w:t>
+      </w:r>
+      <w:r>
+        <w:rPr>
+          <w:color w:val="CF8E6D"/>
+          <w:lang w:val="en-US" w:eastAsia="ru-RU"/>
+        </w:rPr>
+        <w:t>int</w:t>
+      </w:r>
+      <w:r>
+        <w:rPr>
+          <w:lang w:val="en-US" w:eastAsia="ru-RU"/>
+        </w:rPr>
+        <w:t xml:space="preserve">&gt;&gt; C = </w:t>
+      </w:r>
+      <w:proofErr w:type="spellStart"/>
+      <w:r>
+        <w:rPr>
+          <w:color w:val="56A8F5"/>
+          <w:lang w:val="en-US" w:eastAsia="ru-RU"/>
+        </w:rPr>
+        <w:t>multiplyMatrices</w:t>
+      </w:r>
+      <w:proofErr w:type="spellEnd"/>
+      <w:r>
+        <w:rPr>
+          <w:lang w:val="en-US" w:eastAsia="ru-RU"/>
+        </w:rPr>
+        <w:t>(A, B);</w:t>
+      </w:r>
+      <w:r>
+        <w:rPr>
+          <w:lang w:val="en-US" w:eastAsia="ru-RU"/>
+        </w:rPr>
+        <w:br/>
+        <w:t xml:space="preserve">    </w:t>
+      </w:r>
+      <w:proofErr w:type="spellStart"/>
+      <w:r>
+        <w:rPr>
+          <w:color w:val="56A8F5"/>
+          <w:lang w:val="en-US" w:eastAsia="ru-RU"/>
+        </w:rPr>
+        <w:t>writeMatrix</w:t>
+      </w:r>
+      <w:proofErr w:type="spellEnd"/>
+      <w:r>
+        <w:rPr>
+          <w:lang w:val="en-US" w:eastAsia="ru-RU"/>
+        </w:rPr>
+        <w:t xml:space="preserve">(path </w:t>
+      </w:r>
+      <w:r>
+        <w:rPr>
+          <w:color w:val="57AAF7"/>
+          <w:lang w:val="en-US" w:eastAsia="ru-RU"/>
+        </w:rPr>
+        <w:t xml:space="preserve">+ </w:t>
+      </w:r>
+      <w:r>
+        <w:rPr>
+          <w:color w:val="6AAB73"/>
+          <w:lang w:val="en-US" w:eastAsia="ru-RU"/>
+        </w:rPr>
+        <w:t>"result.txt"</w:t>
+      </w:r>
+      <w:r>
+        <w:rPr>
+          <w:lang w:val="en-US" w:eastAsia="ru-RU"/>
+        </w:rPr>
+        <w:t>, C);</w:t>
+      </w:r>
+      <w:r>
+        <w:rPr>
+          <w:lang w:val="en-US" w:eastAsia="ru-RU"/>
+        </w:rPr>
+        <w:br/>
+      </w:r>
+      <w:r>
+        <w:rPr>
+          <w:lang w:val="en-US" w:eastAsia="ru-RU"/>
+        </w:rPr>
+        <w:br/>
+        <w:t xml:space="preserve">    </w:t>
+      </w:r>
+      <w:r>
+        <w:rPr>
+          <w:color w:val="CF8E6D"/>
+          <w:lang w:val="en-US" w:eastAsia="ru-RU"/>
+        </w:rPr>
+        <w:t xml:space="preserve">auto </w:t>
+      </w:r>
+      <w:r>
+        <w:rPr>
+          <w:lang w:val="en-US" w:eastAsia="ru-RU"/>
+        </w:rPr>
+        <w:t>end = std::chrono::</w:t>
+      </w:r>
+      <w:proofErr w:type="spellStart"/>
+      <w:r>
+        <w:rPr>
+          <w:lang w:val="en-US" w:eastAsia="ru-RU"/>
+        </w:rPr>
+        <w:t>high_resolution_clock</w:t>
+      </w:r>
+      <w:proofErr w:type="spellEnd"/>
+      <w:r>
+        <w:rPr>
+          <w:lang w:val="en-US" w:eastAsia="ru-RU"/>
+        </w:rPr>
+        <w:t>::</w:t>
+      </w:r>
+      <w:r>
+        <w:rPr>
+          <w:i/>
+          <w:iCs/>
+          <w:color w:val="57AAF7"/>
+          <w:lang w:val="en-US" w:eastAsia="ru-RU"/>
+        </w:rPr>
+        <w:t>now</w:t>
+      </w:r>
+      <w:r>
+        <w:rPr>
+          <w:lang w:val="en-US" w:eastAsia="ru-RU"/>
+        </w:rPr>
+        <w:t>();</w:t>
+      </w:r>
+      <w:r>
+        <w:rPr>
+          <w:lang w:val="en-US" w:eastAsia="ru-RU"/>
+        </w:rPr>
+        <w:br/>
+        <w:t xml:space="preserve">    </w:t>
+      </w:r>
+      <w:r>
+        <w:rPr>
+          <w:color w:val="CF8E6D"/>
+          <w:lang w:val="en-US" w:eastAsia="ru-RU"/>
+        </w:rPr>
+        <w:t xml:space="preserve">auto </w:t>
+      </w:r>
+      <w:r>
+        <w:rPr>
+          <w:lang w:val="en-US" w:eastAsia="ru-RU"/>
+        </w:rPr>
+        <w:t>time = std::chrono::</w:t>
+      </w:r>
+      <w:proofErr w:type="spellStart"/>
+      <w:r>
+        <w:rPr>
+          <w:color w:val="56A8F5"/>
+          <w:lang w:val="en-US" w:eastAsia="ru-RU"/>
+        </w:rPr>
+        <w:t>duration_cast</w:t>
+      </w:r>
+      <w:proofErr w:type="spellEnd"/>
+      <w:r>
+        <w:rPr>
+          <w:lang w:val="en-US" w:eastAsia="ru-RU"/>
+        </w:rPr>
+        <w:t xml:space="preserve">&lt;std::chrono::microseconds&gt;(end </w:t>
+      </w:r>
+      <w:r>
+        <w:rPr>
+          <w:color w:val="57AAF7"/>
+          <w:lang w:val="en-US" w:eastAsia="ru-RU"/>
+        </w:rPr>
+        <w:t xml:space="preserve">- </w:t>
+      </w:r>
+      <w:r>
+        <w:rPr>
+          <w:lang w:val="en-US" w:eastAsia="ru-RU"/>
+        </w:rPr>
+        <w:t>start).</w:t>
+      </w:r>
+      <w:r>
+        <w:rPr>
+          <w:color w:val="57AAF7"/>
+          <w:lang w:val="en-US" w:eastAsia="ru-RU"/>
+        </w:rPr>
+        <w:t>count</w:t>
+      </w:r>
+      <w:r>
+        <w:rPr>
+          <w:lang w:val="en-US" w:eastAsia="ru-RU"/>
+        </w:rPr>
+        <w:t>();</w:t>
+      </w:r>
+      <w:r>
+        <w:rPr>
+          <w:lang w:val="en-US" w:eastAsia="ru-RU"/>
+        </w:rPr>
+        <w:br/>
+      </w:r>
+      <w:r>
+        <w:rPr>
+          <w:lang w:val="en-US" w:eastAsia="ru-RU"/>
+        </w:rPr>
+        <w:br/>
+        <w:t xml:space="preserve">    </w:t>
+      </w:r>
+      <w:r>
+        <w:rPr>
+          <w:color w:val="CF8E6D"/>
+          <w:lang w:val="en-US" w:eastAsia="ru-RU"/>
+        </w:rPr>
+        <w:t xml:space="preserve">int </w:t>
+      </w:r>
+      <w:r>
+        <w:rPr>
+          <w:lang w:val="en-US" w:eastAsia="ru-RU"/>
+        </w:rPr>
+        <w:t xml:space="preserve">n = </w:t>
+      </w:r>
+      <w:proofErr w:type="spellStart"/>
+      <w:r>
+        <w:rPr>
+          <w:lang w:val="en-US" w:eastAsia="ru-RU"/>
+        </w:rPr>
+        <w:t>A.</w:t>
+      </w:r>
+      <w:r>
+        <w:rPr>
+          <w:color w:val="57AAF7"/>
+          <w:lang w:val="en-US" w:eastAsia="ru-RU"/>
+        </w:rPr>
+        <w:t>size</w:t>
+      </w:r>
+      <w:proofErr w:type="spellEnd"/>
+      <w:r>
+        <w:rPr>
+          <w:lang w:val="en-US" w:eastAsia="ru-RU"/>
+        </w:rPr>
+        <w:t>();</w:t>
+      </w:r>
+      <w:r>
+        <w:rPr>
+          <w:lang w:val="en-US" w:eastAsia="ru-RU"/>
+        </w:rPr>
+        <w:br/>
+        <w:t xml:space="preserve">    </w:t>
+      </w:r>
+      <w:r>
+        <w:rPr>
+          <w:color w:val="CF8E6D"/>
+          <w:lang w:val="en-US" w:eastAsia="ru-RU"/>
+        </w:rPr>
+        <w:t xml:space="preserve">long </w:t>
+      </w:r>
+      <w:proofErr w:type="spellStart"/>
+      <w:r>
+        <w:rPr>
+          <w:color w:val="CF8E6D"/>
+          <w:lang w:val="en-US" w:eastAsia="ru-RU"/>
+        </w:rPr>
+        <w:t>long</w:t>
+      </w:r>
+      <w:proofErr w:type="spellEnd"/>
+      <w:r>
+        <w:rPr>
+          <w:color w:val="CF8E6D"/>
+          <w:lang w:val="en-US" w:eastAsia="ru-RU"/>
         </w:rPr>
         <w:t xml:space="preserve"> </w:t>
       </w:r>
       <w:r>
         <w:rPr>
-          <w:rFonts w:ascii="Times New Roman" w:hAnsi="Times New Roman" w:cs="Times New Roman"/>
-          <w:b/>
-          <w:bCs/>
-          <w:sz w:val="28"/>
-          <w:szCs w:val="28"/>
-        </w:rPr>
-        <w:t>Данные отработки программы для вычисления произведения матриц:</w:t>
+          <w:lang w:val="en-US" w:eastAsia="ru-RU"/>
+        </w:rPr>
+        <w:t xml:space="preserve">operations = </w:t>
+      </w:r>
+      <w:r>
+        <w:rPr>
+          <w:color w:val="2AACB8"/>
+          <w:lang w:val="en-US" w:eastAsia="ru-RU"/>
+        </w:rPr>
+        <w:t xml:space="preserve">2LL </w:t>
+      </w:r>
+      <w:r>
+        <w:rPr>
+          <w:lang w:val="en-US" w:eastAsia="ru-RU"/>
+        </w:rPr>
+        <w:t>* n * n * n;</w:t>
+      </w:r>
+      <w:r>
+        <w:rPr>
+          <w:lang w:val="en-US" w:eastAsia="ru-RU"/>
+        </w:rPr>
+        <w:br/>
+      </w:r>
+      <w:r>
+        <w:rPr>
+          <w:lang w:val="en-US" w:eastAsia="ru-RU"/>
+        </w:rPr>
+        <w:br/>
+        <w:t xml:space="preserve">    std::</w:t>
+      </w:r>
+      <w:proofErr w:type="spellStart"/>
+      <w:r>
+        <w:rPr>
+          <w:lang w:val="en-US" w:eastAsia="ru-RU"/>
+        </w:rPr>
+        <w:t>cout</w:t>
+      </w:r>
+      <w:proofErr w:type="spellEnd"/>
+      <w:r>
+        <w:rPr>
+          <w:lang w:val="en-US" w:eastAsia="ru-RU"/>
+        </w:rPr>
+        <w:t xml:space="preserve"> </w:t>
+      </w:r>
+      <w:r>
+        <w:rPr>
+          <w:color w:val="57AAF7"/>
+          <w:lang w:val="en-US" w:eastAsia="ru-RU"/>
+        </w:rPr>
+        <w:t xml:space="preserve">&lt;&lt; </w:t>
+      </w:r>
+      <w:r>
+        <w:rPr>
+          <w:color w:val="6AAB73"/>
+          <w:lang w:val="en-US" w:eastAsia="ru-RU"/>
+        </w:rPr>
+        <w:t xml:space="preserve">"Time: " </w:t>
+      </w:r>
+      <w:r>
+        <w:rPr>
+          <w:color w:val="57AAF7"/>
+          <w:lang w:val="en-US" w:eastAsia="ru-RU"/>
+        </w:rPr>
+        <w:t xml:space="preserve">&lt;&lt; </w:t>
+      </w:r>
+      <w:r>
+        <w:rPr>
+          <w:lang w:val="en-US" w:eastAsia="ru-RU"/>
+        </w:rPr>
+        <w:t xml:space="preserve">time </w:t>
+      </w:r>
+      <w:r>
+        <w:rPr>
+          <w:color w:val="57AAF7"/>
+          <w:lang w:val="en-US" w:eastAsia="ru-RU"/>
+        </w:rPr>
+        <w:t xml:space="preserve">&lt;&lt; </w:t>
+      </w:r>
+      <w:r>
+        <w:rPr>
+          <w:color w:val="6AAB73"/>
+          <w:lang w:val="en-US" w:eastAsia="ru-RU"/>
+        </w:rPr>
+        <w:t xml:space="preserve">" microseconds" </w:t>
+      </w:r>
+      <w:r>
+        <w:rPr>
+          <w:color w:val="57AAF7"/>
+          <w:lang w:val="en-US" w:eastAsia="ru-RU"/>
+        </w:rPr>
+        <w:t xml:space="preserve">&lt;&lt; </w:t>
+      </w:r>
+      <w:r>
+        <w:rPr>
+          <w:lang w:val="en-US" w:eastAsia="ru-RU"/>
+        </w:rPr>
+        <w:t>std::</w:t>
+      </w:r>
+      <w:proofErr w:type="spellStart"/>
+      <w:r>
+        <w:rPr>
+          <w:color w:val="56A8F5"/>
+          <w:lang w:val="en-US" w:eastAsia="ru-RU"/>
+        </w:rPr>
+        <w:t>endl</w:t>
+      </w:r>
+      <w:proofErr w:type="spellEnd"/>
+      <w:r>
+        <w:rPr>
+          <w:lang w:val="en-US" w:eastAsia="ru-RU"/>
+        </w:rPr>
+        <w:t>;</w:t>
+      </w:r>
+      <w:r>
+        <w:rPr>
+          <w:lang w:val="en-US" w:eastAsia="ru-RU"/>
+        </w:rPr>
+        <w:br/>
+        <w:t xml:space="preserve">    std::</w:t>
+      </w:r>
+      <w:proofErr w:type="spellStart"/>
+      <w:r>
+        <w:rPr>
+          <w:lang w:val="en-US" w:eastAsia="ru-RU"/>
+        </w:rPr>
+        <w:t>cout</w:t>
+      </w:r>
+      <w:proofErr w:type="spellEnd"/>
+      <w:r>
+        <w:rPr>
+          <w:lang w:val="en-US" w:eastAsia="ru-RU"/>
+        </w:rPr>
+        <w:t xml:space="preserve"> </w:t>
+      </w:r>
+      <w:r>
+        <w:rPr>
+          <w:color w:val="57AAF7"/>
+          <w:lang w:val="en-US" w:eastAsia="ru-RU"/>
+        </w:rPr>
+        <w:t xml:space="preserve">&lt;&lt; </w:t>
+      </w:r>
+      <w:r>
+        <w:rPr>
+          <w:color w:val="6AAB73"/>
+          <w:lang w:val="en-US" w:eastAsia="ru-RU"/>
+        </w:rPr>
+        <w:t xml:space="preserve">"Volume: " </w:t>
+      </w:r>
+      <w:r>
+        <w:rPr>
+          <w:color w:val="57AAF7"/>
+          <w:lang w:val="en-US" w:eastAsia="ru-RU"/>
+        </w:rPr>
+        <w:t xml:space="preserve">&lt;&lt; </w:t>
+      </w:r>
+      <w:r>
+        <w:rPr>
+          <w:lang w:val="en-US" w:eastAsia="ru-RU"/>
+        </w:rPr>
+        <w:t xml:space="preserve">n </w:t>
+      </w:r>
+      <w:r>
+        <w:rPr>
+          <w:color w:val="57AAF7"/>
+          <w:lang w:val="en-US" w:eastAsia="ru-RU"/>
+        </w:rPr>
+        <w:t xml:space="preserve">&lt;&lt; </w:t>
+      </w:r>
+      <w:r>
+        <w:rPr>
+          <w:color w:val="6AAB73"/>
+          <w:lang w:val="en-US" w:eastAsia="ru-RU"/>
+        </w:rPr>
+        <w:t xml:space="preserve">"x" </w:t>
+      </w:r>
+      <w:r>
+        <w:rPr>
+          <w:color w:val="57AAF7"/>
+          <w:lang w:val="en-US" w:eastAsia="ru-RU"/>
+        </w:rPr>
+        <w:t xml:space="preserve">&lt;&lt; </w:t>
+      </w:r>
+      <w:r>
+        <w:rPr>
+          <w:lang w:val="en-US" w:eastAsia="ru-RU"/>
+        </w:rPr>
+        <w:t xml:space="preserve">n </w:t>
+      </w:r>
+      <w:r>
+        <w:rPr>
+          <w:color w:val="57AAF7"/>
+          <w:lang w:val="en-US" w:eastAsia="ru-RU"/>
+        </w:rPr>
+        <w:t xml:space="preserve">&lt;&lt; </w:t>
+      </w:r>
+      <w:r>
+        <w:rPr>
+          <w:color w:val="6AAB73"/>
+          <w:lang w:val="en-US" w:eastAsia="ru-RU"/>
+        </w:rPr>
+        <w:t xml:space="preserve">" (" </w:t>
+      </w:r>
+      <w:r>
+        <w:rPr>
+          <w:color w:val="57AAF7"/>
+          <w:lang w:val="en-US" w:eastAsia="ru-RU"/>
+        </w:rPr>
+        <w:t xml:space="preserve">&lt;&lt; </w:t>
+      </w:r>
+      <w:r>
+        <w:rPr>
+          <w:lang w:val="en-US" w:eastAsia="ru-RU"/>
+        </w:rPr>
+        <w:t xml:space="preserve">operations </w:t>
+      </w:r>
+      <w:r>
+        <w:rPr>
+          <w:color w:val="57AAF7"/>
+          <w:lang w:val="en-US" w:eastAsia="ru-RU"/>
+        </w:rPr>
+        <w:t xml:space="preserve">&lt;&lt; </w:t>
+      </w:r>
+      <w:r>
+        <w:rPr>
+          <w:color w:val="6AAB73"/>
+          <w:lang w:val="en-US" w:eastAsia="ru-RU"/>
+        </w:rPr>
+        <w:t xml:space="preserve">" operations)" </w:t>
+      </w:r>
+      <w:r>
+        <w:rPr>
+          <w:color w:val="57AAF7"/>
+          <w:lang w:val="en-US" w:eastAsia="ru-RU"/>
+        </w:rPr>
+        <w:t xml:space="preserve">&lt;&lt; </w:t>
+      </w:r>
+      <w:r>
+        <w:rPr>
+          <w:lang w:val="en-US" w:eastAsia="ru-RU"/>
+        </w:rPr>
+        <w:t>std::</w:t>
+      </w:r>
+      <w:proofErr w:type="spellStart"/>
+      <w:r>
+        <w:rPr>
+          <w:color w:val="56A8F5"/>
+          <w:lang w:val="en-US" w:eastAsia="ru-RU"/>
+        </w:rPr>
+        <w:t>endl</w:t>
+      </w:r>
+      <w:proofErr w:type="spellEnd"/>
+      <w:r>
+        <w:rPr>
+          <w:lang w:val="en-US" w:eastAsia="ru-RU"/>
+        </w:rPr>
+        <w:t>;</w:t>
+      </w:r>
+      <w:r>
+        <w:rPr>
+          <w:lang w:val="en-US" w:eastAsia="ru-RU"/>
+        </w:rPr>
+        <w:br/>
+      </w:r>
+      <w:r>
+        <w:rPr>
+          <w:lang w:val="en-US" w:eastAsia="ru-RU"/>
+        </w:rPr>
+        <w:br/>
+        <w:t xml:space="preserve">    </w:t>
+      </w:r>
+      <w:r>
+        <w:rPr>
+          <w:color w:val="CF8E6D"/>
+          <w:lang w:val="en-US" w:eastAsia="ru-RU"/>
+        </w:rPr>
+        <w:t xml:space="preserve">return </w:t>
+      </w:r>
+      <w:r>
+        <w:rPr>
+          <w:color w:val="2AACB8"/>
+          <w:lang w:val="en-US" w:eastAsia="ru-RU"/>
+        </w:rPr>
+        <w:t>0</w:t>
+      </w:r>
+      <w:r>
+        <w:rPr>
+          <w:lang w:val="en-US" w:eastAsia="ru-RU"/>
+        </w:rPr>
+        <w:t>;</w:t>
+      </w:r>
+      <w:r>
+        <w:rPr>
+          <w:lang w:val="en-US" w:eastAsia="ru-RU"/>
+        </w:rPr>
+        <w:br/>
+        <w:t>}</w:t>
       </w:r>
     </w:p>
     <w:p>
       <w:pPr>
         <w:rPr>
-          <w:sz w:val="24"/>
-          <w:szCs w:val="24"/>
           <w:lang w:val="en-US"/>
         </w:rPr>
       </w:pPr>
       <w:r>
         <w:rPr>
-          <w:sz w:val="24"/>
-          <w:szCs w:val="24"/>
-          <w:lang w:val="en-US"/>
-        </w:rPr>
-        <w:t>Time: 10100 microseconds</w:t>
+          <w:lang w:val="en-US"/>
+        </w:rPr>
+        <w:t>matrix_generator.py:</w:t>
       </w:r>
     </w:p>
     <w:p>
       <w:pPr>
         <w:rPr>
-          <w:sz w:val="24"/>
-          <w:szCs w:val="24"/>
           <w:lang w:val="en-US"/>
         </w:rPr>
       </w:pPr>
       <w:r>
         <w:rPr>
-          <w:sz w:val="24"/>
-          <w:szCs w:val="24"/>
-          <w:lang w:val="en-US"/>
-        </w:rPr>
-        <w:t>Volume: 100x100 (2000000 operations)</w:t>
+          <w:color w:val="CF8E6D"/>
+          <w:lang w:val="en-US"/>
+        </w:rPr>
+        <w:t xml:space="preserve">import </w:t>
+      </w:r>
+      <w:r>
+        <w:rPr>
+          <w:lang w:val="en-US"/>
+        </w:rPr>
+        <w:t>random</w:t>
+      </w:r>
+      <w:r>
+        <w:rPr>
+          <w:lang w:val="en-US"/>
+        </w:rPr>
+        <w:br/>
+      </w:r>
+      <w:r>
+        <w:rPr>
+          <w:lang w:val="en-US"/>
+        </w:rPr>
+        <w:br/>
+        <w:t xml:space="preserve">n = </w:t>
+      </w:r>
+      <w:r>
+        <w:rPr>
+          <w:color w:val="8888C6"/>
+          <w:lang w:val="en-US"/>
+        </w:rPr>
+        <w:t>int</w:t>
+      </w:r>
+      <w:r>
+        <w:rPr>
+          <w:lang w:val="en-US"/>
+        </w:rPr>
+        <w:t>(</w:t>
+      </w:r>
+      <w:r>
+        <w:rPr>
+          <w:color w:val="8888C6"/>
+          <w:lang w:val="en-US"/>
+        </w:rPr>
+        <w:t>input</w:t>
+      </w:r>
+      <w:r>
+        <w:rPr>
+          <w:lang w:val="en-US"/>
+        </w:rPr>
+        <w:t>(</w:t>
+      </w:r>
+      <w:r>
+        <w:rPr>
+          <w:color w:val="6AAB73"/>
+          <w:lang w:val="en-US"/>
+        </w:rPr>
+        <w:t>"Input matrix size: "</w:t>
+      </w:r>
+      <w:r>
+        <w:rPr>
+          <w:lang w:val="en-US"/>
+        </w:rPr>
+        <w:t>))</w:t>
+      </w:r>
+      <w:r>
+        <w:rPr>
+          <w:lang w:val="en-US"/>
+        </w:rPr>
+        <w:br/>
+      </w:r>
+      <w:r>
+        <w:rPr>
+          <w:lang w:val="en-US"/>
+        </w:rPr>
+        <w:br/>
+        <w:t>matrix1 = []</w:t>
+      </w:r>
+      <w:r>
+        <w:rPr>
+          <w:lang w:val="en-US"/>
+        </w:rPr>
+        <w:br/>
+        <w:t>matrix2 = []</w:t>
+      </w:r>
+      <w:r>
+        <w:rPr>
+          <w:lang w:val="en-US"/>
+        </w:rPr>
+        <w:br/>
+      </w:r>
+      <w:r>
+        <w:rPr>
+          <w:lang w:val="en-US"/>
+        </w:rPr>
+        <w:br/>
+      </w:r>
+      <w:r>
+        <w:rPr>
+          <w:color w:val="CF8E6D"/>
+          <w:lang w:val="en-US"/>
+        </w:rPr>
+        <w:t xml:space="preserve">for </w:t>
+      </w:r>
+      <w:proofErr w:type="spellStart"/>
+      <w:r>
+        <w:rPr>
+          <w:lang w:val="en-US"/>
+        </w:rPr>
+        <w:t>i</w:t>
+      </w:r>
+      <w:proofErr w:type="spellEnd"/>
+      <w:r>
+        <w:rPr>
+          <w:lang w:val="en-US"/>
+        </w:rPr>
+        <w:t xml:space="preserve"> </w:t>
+      </w:r>
+      <w:r>
+        <w:rPr>
+          <w:color w:val="CF8E6D"/>
+          <w:lang w:val="en-US"/>
+        </w:rPr>
+        <w:t xml:space="preserve">in </w:t>
+      </w:r>
+      <w:r>
+        <w:rPr>
+          <w:color w:val="8888C6"/>
+          <w:lang w:val="en-US"/>
+        </w:rPr>
+        <w:t>range</w:t>
+      </w:r>
+      <w:r>
+        <w:rPr>
+          <w:lang w:val="en-US"/>
+        </w:rPr>
+        <w:t>(n):</w:t>
+      </w:r>
+      <w:r>
+        <w:rPr>
+          <w:lang w:val="en-US"/>
+        </w:rPr>
+        <w:br/>
+        <w:t xml:space="preserve">    row1 = []</w:t>
+      </w:r>
+      <w:r>
+        <w:rPr>
+          <w:lang w:val="en-US"/>
+        </w:rPr>
+        <w:br/>
+        <w:t xml:space="preserve">    row2 = []</w:t>
+      </w:r>
+      <w:r>
+        <w:rPr>
+          <w:lang w:val="en-US"/>
+        </w:rPr>
+        <w:br/>
+        <w:t xml:space="preserve">    </w:t>
+      </w:r>
+      <w:r>
+        <w:rPr>
+          <w:color w:val="CF8E6D"/>
+          <w:lang w:val="en-US"/>
+        </w:rPr>
+        <w:t xml:space="preserve">for </w:t>
+      </w:r>
+      <w:r>
+        <w:rPr>
+          <w:lang w:val="en-US"/>
+        </w:rPr>
+        <w:t xml:space="preserve">j </w:t>
+      </w:r>
+      <w:r>
+        <w:rPr>
+          <w:color w:val="CF8E6D"/>
+          <w:lang w:val="en-US"/>
+        </w:rPr>
+        <w:t xml:space="preserve">in </w:t>
+      </w:r>
+      <w:r>
+        <w:rPr>
+          <w:color w:val="8888C6"/>
+          <w:lang w:val="en-US"/>
+        </w:rPr>
+        <w:t>range</w:t>
+      </w:r>
+      <w:r>
+        <w:rPr>
+          <w:lang w:val="en-US"/>
+        </w:rPr>
+        <w:t>(n):</w:t>
+      </w:r>
+      <w:r>
+        <w:rPr>
+          <w:lang w:val="en-US"/>
+        </w:rPr>
+        <w:br/>
+        <w:t xml:space="preserve">        row1.append(</w:t>
+      </w:r>
+      <w:proofErr w:type="spellStart"/>
+      <w:r>
+        <w:rPr>
+          <w:lang w:val="en-US"/>
+        </w:rPr>
+        <w:t>random.randint</w:t>
+      </w:r>
+      <w:proofErr w:type="spellEnd"/>
+      <w:r>
+        <w:rPr>
+          <w:lang w:val="en-US"/>
+        </w:rPr>
+        <w:t>(</w:t>
+      </w:r>
+      <w:r>
+        <w:rPr>
+          <w:color w:val="2AACB8"/>
+          <w:lang w:val="en-US"/>
+        </w:rPr>
+        <w:t>0</w:t>
+      </w:r>
+      <w:r>
+        <w:rPr>
+          <w:lang w:val="en-US"/>
+        </w:rPr>
+        <w:t xml:space="preserve">, </w:t>
+      </w:r>
+      <w:r>
+        <w:rPr>
+          <w:color w:val="2AACB8"/>
+          <w:lang w:val="en-US"/>
+        </w:rPr>
+        <w:t>9</w:t>
+      </w:r>
+      <w:r>
+        <w:rPr>
+          <w:lang w:val="en-US"/>
+        </w:rPr>
+        <w:t>))</w:t>
+      </w:r>
+      <w:r>
+        <w:rPr>
+          <w:lang w:val="en-US"/>
+        </w:rPr>
+        <w:br/>
+        <w:t xml:space="preserve">        row2.append(</w:t>
+      </w:r>
+      <w:proofErr w:type="spellStart"/>
+      <w:r>
+        <w:rPr>
+          <w:lang w:val="en-US"/>
+        </w:rPr>
+        <w:t>random.randint</w:t>
+      </w:r>
+      <w:proofErr w:type="spellEnd"/>
+      <w:r>
+        <w:rPr>
+          <w:lang w:val="en-US"/>
+        </w:rPr>
+        <w:t>(</w:t>
+      </w:r>
+      <w:r>
+        <w:rPr>
+          <w:color w:val="2AACB8"/>
+          <w:lang w:val="en-US"/>
+        </w:rPr>
+        <w:t>0</w:t>
+      </w:r>
+      <w:r>
+        <w:rPr>
+          <w:lang w:val="en-US"/>
+        </w:rPr>
+        <w:t xml:space="preserve">, </w:t>
+      </w:r>
+      <w:r>
+        <w:rPr>
+          <w:color w:val="2AACB8"/>
+          <w:lang w:val="en-US"/>
+        </w:rPr>
+        <w:t>9</w:t>
+      </w:r>
+      <w:r>
+        <w:rPr>
+          <w:lang w:val="en-US"/>
+        </w:rPr>
+        <w:t>))</w:t>
+      </w:r>
+      <w:r>
+        <w:rPr>
+          <w:lang w:val="en-US"/>
+        </w:rPr>
+        <w:br/>
+        <w:t xml:space="preserve">    matrix1.append(row1)</w:t>
+      </w:r>
+      <w:r>
+        <w:rPr>
+          <w:lang w:val="en-US"/>
+        </w:rPr>
+        <w:br/>
+        <w:t xml:space="preserve">    matrix2.append(row2)</w:t>
+      </w:r>
+      <w:r>
+        <w:rPr>
+          <w:lang w:val="en-US"/>
+        </w:rPr>
+        <w:br/>
+      </w:r>
+      <w:r>
+        <w:rPr>
+          <w:lang w:val="en-US"/>
+        </w:rPr>
+        <w:br/>
+        <w:t xml:space="preserve">file1 = </w:t>
+      </w:r>
+      <w:r>
+        <w:rPr>
+          <w:color w:val="8888C6"/>
+          <w:lang w:val="en-US"/>
+        </w:rPr>
+        <w:t>open</w:t>
+      </w:r>
+      <w:r>
+        <w:rPr>
+          <w:lang w:val="en-US"/>
+        </w:rPr>
+        <w:t>(</w:t>
+      </w:r>
+      <w:r>
+        <w:rPr>
+          <w:color w:val="6AAB73"/>
+          <w:lang w:val="en-US"/>
+        </w:rPr>
+        <w:t>"matrix_A.txt"</w:t>
+      </w:r>
+      <w:r>
+        <w:rPr>
+          <w:lang w:val="en-US"/>
+        </w:rPr>
+        <w:t xml:space="preserve">, </w:t>
+      </w:r>
+      <w:r>
+        <w:rPr>
+          <w:color w:val="6AAB73"/>
+          <w:lang w:val="en-US"/>
+        </w:rPr>
+        <w:t>"w"</w:t>
+      </w:r>
+      <w:r>
+        <w:rPr>
+          <w:lang w:val="en-US"/>
+        </w:rPr>
+        <w:t>)</w:t>
+      </w:r>
+      <w:r>
+        <w:rPr>
+          <w:lang w:val="en-US"/>
+        </w:rPr>
+        <w:br/>
+      </w:r>
+      <w:r>
+        <w:rPr>
+          <w:color w:val="CF8E6D"/>
+          <w:lang w:val="en-US"/>
+        </w:rPr>
+        <w:t xml:space="preserve">for </w:t>
+      </w:r>
+      <w:r>
+        <w:rPr>
+          <w:lang w:val="en-US"/>
+        </w:rPr>
+        <w:t xml:space="preserve">row </w:t>
+      </w:r>
+      <w:r>
+        <w:rPr>
+          <w:color w:val="CF8E6D"/>
+          <w:lang w:val="en-US"/>
+        </w:rPr>
+        <w:t xml:space="preserve">in </w:t>
+      </w:r>
+      <w:r>
+        <w:rPr>
+          <w:lang w:val="en-US"/>
+        </w:rPr>
+        <w:t>matrix1:</w:t>
+      </w:r>
+      <w:r>
+        <w:rPr>
+          <w:lang w:val="en-US"/>
+        </w:rPr>
+        <w:br/>
+        <w:t xml:space="preserve">    </w:t>
+      </w:r>
+      <w:r>
+        <w:rPr>
+          <w:color w:val="CF8E6D"/>
+          <w:lang w:val="en-US"/>
+        </w:rPr>
+        <w:t xml:space="preserve">for </w:t>
+      </w:r>
+      <w:r>
+        <w:rPr>
+          <w:lang w:val="en-US"/>
+        </w:rPr>
+        <w:t xml:space="preserve">num </w:t>
+      </w:r>
+      <w:r>
+        <w:rPr>
+          <w:color w:val="CF8E6D"/>
+          <w:lang w:val="en-US"/>
+        </w:rPr>
+        <w:t xml:space="preserve">in </w:t>
+      </w:r>
+      <w:r>
+        <w:rPr>
+          <w:lang w:val="en-US"/>
+        </w:rPr>
+        <w:t>row:</w:t>
+      </w:r>
+      <w:r>
+        <w:rPr>
+          <w:lang w:val="en-US"/>
+        </w:rPr>
+        <w:br/>
+        <w:t xml:space="preserve">        file1.write(</w:t>
+      </w:r>
+      <w:r>
+        <w:rPr>
+          <w:color w:val="8888C6"/>
+          <w:lang w:val="en-US"/>
+        </w:rPr>
+        <w:t>str</w:t>
+      </w:r>
+      <w:r>
+        <w:rPr>
+          <w:lang w:val="en-US"/>
+        </w:rPr>
+        <w:t xml:space="preserve">(num) + </w:t>
+      </w:r>
+      <w:r>
+        <w:rPr>
+          <w:color w:val="6AAB73"/>
+          <w:lang w:val="en-US"/>
+        </w:rPr>
+        <w:t>" "</w:t>
+      </w:r>
+      <w:r>
+        <w:rPr>
+          <w:lang w:val="en-US"/>
+        </w:rPr>
+        <w:t>)</w:t>
+      </w:r>
+      <w:r>
+        <w:rPr>
+          <w:lang w:val="en-US"/>
+        </w:rPr>
+        <w:br/>
+        <w:t xml:space="preserve">    file1.write(</w:t>
+      </w:r>
+      <w:r>
+        <w:rPr>
+          <w:color w:val="6AAB73"/>
+          <w:lang w:val="en-US"/>
+        </w:rPr>
+        <w:t>"</w:t>
+      </w:r>
+      <w:r>
+        <w:rPr>
+          <w:color w:val="CF8E6D"/>
+          <w:lang w:val="en-US"/>
+        </w:rPr>
+        <w:t>\n</w:t>
+      </w:r>
+      <w:r>
+        <w:rPr>
+          <w:color w:val="6AAB73"/>
+          <w:lang w:val="en-US"/>
+        </w:rPr>
+        <w:t>"</w:t>
+      </w:r>
+      <w:r>
+        <w:rPr>
+          <w:lang w:val="en-US"/>
+        </w:rPr>
+        <w:t>)</w:t>
+      </w:r>
+      <w:r>
+        <w:rPr>
+          <w:lang w:val="en-US"/>
+        </w:rPr>
+        <w:br/>
+        <w:t>file1.close()</w:t>
+      </w:r>
+      <w:r>
+        <w:rPr>
+          <w:lang w:val="en-US"/>
+        </w:rPr>
+        <w:br/>
+      </w:r>
+      <w:r>
+        <w:rPr>
+          <w:lang w:val="en-US"/>
+        </w:rPr>
+        <w:lastRenderedPageBreak/>
+        <w:br/>
+        <w:t xml:space="preserve">file2 = </w:t>
+      </w:r>
+      <w:r>
+        <w:rPr>
+          <w:color w:val="8888C6"/>
+          <w:lang w:val="en-US"/>
+        </w:rPr>
+        <w:t>open</w:t>
+      </w:r>
+      <w:r>
+        <w:rPr>
+          <w:lang w:val="en-US"/>
+        </w:rPr>
+        <w:t>(</w:t>
+      </w:r>
+      <w:r>
+        <w:rPr>
+          <w:color w:val="6AAB73"/>
+          <w:lang w:val="en-US"/>
+        </w:rPr>
+        <w:t>"matrix_B.txt"</w:t>
+      </w:r>
+      <w:r>
+        <w:rPr>
+          <w:lang w:val="en-US"/>
+        </w:rPr>
+        <w:t xml:space="preserve">, </w:t>
+      </w:r>
+      <w:r>
+        <w:rPr>
+          <w:color w:val="6AAB73"/>
+          <w:lang w:val="en-US"/>
+        </w:rPr>
+        <w:t>"w"</w:t>
+      </w:r>
+      <w:r>
+        <w:rPr>
+          <w:lang w:val="en-US"/>
+        </w:rPr>
+        <w:t>)</w:t>
+      </w:r>
+      <w:r>
+        <w:rPr>
+          <w:lang w:val="en-US"/>
+        </w:rPr>
+        <w:br/>
+      </w:r>
+      <w:r>
+        <w:rPr>
+          <w:color w:val="CF8E6D"/>
+          <w:lang w:val="en-US"/>
+        </w:rPr>
+        <w:t xml:space="preserve">for </w:t>
+      </w:r>
+      <w:r>
+        <w:rPr>
+          <w:lang w:val="en-US"/>
+        </w:rPr>
+        <w:t xml:space="preserve">row </w:t>
+      </w:r>
+      <w:r>
+        <w:rPr>
+          <w:color w:val="CF8E6D"/>
+          <w:lang w:val="en-US"/>
+        </w:rPr>
+        <w:t xml:space="preserve">in </w:t>
+      </w:r>
+      <w:r>
+        <w:rPr>
+          <w:lang w:val="en-US"/>
+        </w:rPr>
+        <w:t>matrix2:</w:t>
+      </w:r>
+      <w:r>
+        <w:rPr>
+          <w:lang w:val="en-US"/>
+        </w:rPr>
+        <w:br/>
+        <w:t xml:space="preserve">    </w:t>
+      </w:r>
+      <w:r>
+        <w:rPr>
+          <w:color w:val="CF8E6D"/>
+          <w:lang w:val="en-US"/>
+        </w:rPr>
+        <w:t xml:space="preserve">for </w:t>
+      </w:r>
+      <w:r>
+        <w:rPr>
+          <w:lang w:val="en-US"/>
+        </w:rPr>
+        <w:t xml:space="preserve">num </w:t>
+      </w:r>
+      <w:r>
+        <w:rPr>
+          <w:color w:val="CF8E6D"/>
+          <w:lang w:val="en-US"/>
+        </w:rPr>
+        <w:t xml:space="preserve">in </w:t>
+      </w:r>
+      <w:r>
+        <w:rPr>
+          <w:lang w:val="en-US"/>
+        </w:rPr>
+        <w:t>row:</w:t>
+      </w:r>
+      <w:r>
+        <w:rPr>
+          <w:lang w:val="en-US"/>
+        </w:rPr>
+        <w:br/>
+        <w:t xml:space="preserve">        file2.write(</w:t>
+      </w:r>
+      <w:r>
+        <w:rPr>
+          <w:color w:val="8888C6"/>
+          <w:lang w:val="en-US"/>
+        </w:rPr>
+        <w:t>str</w:t>
+      </w:r>
+      <w:r>
+        <w:rPr>
+          <w:lang w:val="en-US"/>
+        </w:rPr>
+        <w:t xml:space="preserve">(num) + </w:t>
+      </w:r>
+      <w:r>
+        <w:rPr>
+          <w:color w:val="6AAB73"/>
+          <w:lang w:val="en-US"/>
+        </w:rPr>
+        <w:t>" "</w:t>
+      </w:r>
+      <w:r>
+        <w:rPr>
+          <w:lang w:val="en-US"/>
+        </w:rPr>
+        <w:t>)</w:t>
+      </w:r>
+      <w:r>
+        <w:rPr>
+          <w:lang w:val="en-US"/>
+        </w:rPr>
+        <w:br/>
+        <w:t xml:space="preserve">    file2.write(</w:t>
+      </w:r>
+      <w:r>
+        <w:rPr>
+          <w:color w:val="6AAB73"/>
+          <w:lang w:val="en-US"/>
+        </w:rPr>
+        <w:t>"</w:t>
+      </w:r>
+      <w:r>
+        <w:rPr>
+          <w:color w:val="CF8E6D"/>
+          <w:lang w:val="en-US"/>
+        </w:rPr>
+        <w:t>\n</w:t>
+      </w:r>
+      <w:r>
+        <w:rPr>
+          <w:color w:val="6AAB73"/>
+          <w:lang w:val="en-US"/>
+        </w:rPr>
+        <w:t>"</w:t>
+      </w:r>
+      <w:r>
+        <w:rPr>
+          <w:lang w:val="en-US"/>
+        </w:rPr>
+        <w:t>)</w:t>
+      </w:r>
+      <w:r>
+        <w:rPr>
+          <w:lang w:val="en-US"/>
+        </w:rPr>
+        <w:br/>
+        <w:t>file2.close()</w:t>
       </w:r>
     </w:p>
     <w:p>
       <w:pPr>
         <w:rPr>
-          <w:rFonts w:ascii="Times New Roman" w:hAnsi="Times New Roman" w:cs="Times New Roman"/>
-          <w:b/>
-          <w:bCs/>
-          <w:sz w:val="28"/>
-          <w:szCs w:val="28"/>
+          <w:lang w:val="en-US"/>
         </w:rPr>
       </w:pPr>
       <w:r>
         <w:rPr>
-          <w:rFonts w:ascii="Times New Roman" w:hAnsi="Times New Roman" w:cs="Times New Roman"/>
-          <w:b/>
-          <w:bCs/>
-          <w:sz w:val="28"/>
-          <w:szCs w:val="28"/>
-        </w:rPr>
-        <w:lastRenderedPageBreak/>
-        <w:t>6</w:t>
-      </w:r>
-      <w:r>
-        <w:rPr>
-          <w:rFonts w:ascii="Times New Roman" w:hAnsi="Times New Roman" w:cs="Times New Roman"/>
-          <w:b/>
-          <w:bCs/>
-          <w:sz w:val="28"/>
-          <w:szCs w:val="28"/>
-        </w:rPr>
-        <w:t>. Вывод:</w:t>
+          <w:lang w:val="en-US"/>
+        </w:rPr>
+        <w:t>verify.py</w:t>
       </w:r>
     </w:p>
     <w:p>
       <w:pPr>
         <w:rPr>
-          <w:rFonts w:ascii="Times New Roman" w:hAnsi="Times New Roman" w:cs="Times New Roman"/>
-          <w:sz w:val="24"/>
-          <w:szCs w:val="24"/>
+          <w:lang w:val="en-US"/>
         </w:rPr>
       </w:pPr>
       <w:r>
         <w:rPr>
-          <w:rFonts w:ascii="Times New Roman" w:hAnsi="Times New Roman" w:cs="Times New Roman"/>
-          <w:sz w:val="24"/>
-          <w:szCs w:val="24"/>
-        </w:rPr>
-        <w:t>В ходе выполнения лабораторной работы были созданы: модуль для генерации двух квадратных матриц</w:t>
-      </w:r>
-      <w:r>
-        <w:rPr>
-          <w:rFonts w:ascii="Times New Roman" w:hAnsi="Times New Roman" w:cs="Times New Roman"/>
-          <w:sz w:val="24"/>
-          <w:szCs w:val="24"/>
-        </w:rPr>
-        <w:t xml:space="preserve"> </w:t>
-      </w:r>
-      <w:r>
-        <w:rPr>
-          <w:rFonts w:ascii="Times New Roman" w:hAnsi="Times New Roman" w:cs="Times New Roman"/>
-          <w:sz w:val="24"/>
-          <w:szCs w:val="24"/>
-          <w:lang w:val="en-US"/>
-        </w:rPr>
-        <w:t>matrix</w:t>
-      </w:r>
-      <w:r>
-        <w:rPr>
-          <w:rFonts w:ascii="Times New Roman" w:hAnsi="Times New Roman" w:cs="Times New Roman"/>
-          <w:sz w:val="24"/>
-          <w:szCs w:val="24"/>
-        </w:rPr>
-        <w:t>_</w:t>
-      </w:r>
-      <w:r>
-        <w:rPr>
-          <w:rFonts w:ascii="Times New Roman" w:hAnsi="Times New Roman" w:cs="Times New Roman"/>
-          <w:sz w:val="24"/>
-          <w:szCs w:val="24"/>
-          <w:lang w:val="en-US"/>
-        </w:rPr>
-        <w:t>generator</w:t>
-      </w:r>
-      <w:r>
-        <w:rPr>
-          <w:rFonts w:ascii="Times New Roman" w:hAnsi="Times New Roman" w:cs="Times New Roman"/>
-          <w:sz w:val="24"/>
-          <w:szCs w:val="24"/>
-        </w:rPr>
-        <w:t>.</w:t>
-      </w:r>
-      <w:proofErr w:type="spellStart"/>
-      <w:r>
-        <w:rPr>
-          <w:rFonts w:ascii="Times New Roman" w:hAnsi="Times New Roman" w:cs="Times New Roman"/>
-          <w:sz w:val="24"/>
-          <w:szCs w:val="24"/>
-          <w:lang w:val="en-US"/>
-        </w:rPr>
-        <w:t>py</w:t>
-      </w:r>
-      <w:proofErr w:type="spellEnd"/>
-      <w:r>
-        <w:rPr>
-          <w:rFonts w:ascii="Times New Roman" w:hAnsi="Times New Roman" w:cs="Times New Roman"/>
-          <w:sz w:val="24"/>
-          <w:szCs w:val="24"/>
-        </w:rPr>
-        <w:t xml:space="preserve">, программа вычисления произведения двух квадратных матриц и записи результата в конечный файл </w:t>
-      </w:r>
-      <w:r>
-        <w:rPr>
-          <w:rFonts w:ascii="Times New Roman" w:hAnsi="Times New Roman" w:cs="Times New Roman"/>
-          <w:sz w:val="24"/>
-          <w:szCs w:val="24"/>
-          <w:lang w:val="en-US"/>
-        </w:rPr>
-        <w:t>result</w:t>
-      </w:r>
-      <w:r>
-        <w:rPr>
-          <w:rFonts w:ascii="Times New Roman" w:hAnsi="Times New Roman" w:cs="Times New Roman"/>
-          <w:sz w:val="24"/>
-          <w:szCs w:val="24"/>
-        </w:rPr>
-        <w:t>.</w:t>
-      </w:r>
-      <w:r>
-        <w:rPr>
-          <w:rFonts w:ascii="Times New Roman" w:hAnsi="Times New Roman" w:cs="Times New Roman"/>
-          <w:sz w:val="24"/>
-          <w:szCs w:val="24"/>
-          <w:lang w:val="en-US"/>
-        </w:rPr>
-        <w:t>txt</w:t>
-      </w:r>
-      <w:r>
-        <w:rPr>
-          <w:rFonts w:ascii="Times New Roman" w:hAnsi="Times New Roman" w:cs="Times New Roman"/>
-          <w:sz w:val="24"/>
-          <w:szCs w:val="24"/>
-        </w:rPr>
-        <w:t xml:space="preserve">, модуль для верификации вычислений </w:t>
-      </w:r>
-      <w:r>
-        <w:rPr>
-          <w:rFonts w:ascii="Times New Roman" w:hAnsi="Times New Roman" w:cs="Times New Roman"/>
-          <w:sz w:val="24"/>
-          <w:szCs w:val="24"/>
-          <w:lang w:val="en-US"/>
-        </w:rPr>
-        <w:t>verify</w:t>
-      </w:r>
-      <w:r>
-        <w:rPr>
-          <w:rFonts w:ascii="Times New Roman" w:hAnsi="Times New Roman" w:cs="Times New Roman"/>
-          <w:sz w:val="24"/>
-          <w:szCs w:val="24"/>
-        </w:rPr>
-        <w:t>.</w:t>
-      </w:r>
-      <w:proofErr w:type="spellStart"/>
-      <w:r>
-        <w:rPr>
-          <w:rFonts w:ascii="Times New Roman" w:hAnsi="Times New Roman" w:cs="Times New Roman"/>
-          <w:sz w:val="24"/>
-          <w:szCs w:val="24"/>
-          <w:lang w:val="en-US"/>
-        </w:rPr>
-        <w:t>py</w:t>
-      </w:r>
-      <w:proofErr w:type="spellEnd"/>
-      <w:r>
-        <w:rPr>
-          <w:rFonts w:ascii="Times New Roman" w:hAnsi="Times New Roman" w:cs="Times New Roman"/>
-          <w:sz w:val="24"/>
-          <w:szCs w:val="24"/>
-        </w:rPr>
-        <w:t xml:space="preserve"> с помощью библиотеки </w:t>
-      </w:r>
-      <w:r>
-        <w:rPr>
-          <w:rFonts w:ascii="Times New Roman" w:hAnsi="Times New Roman" w:cs="Times New Roman"/>
-          <w:sz w:val="24"/>
-          <w:szCs w:val="24"/>
-          <w:lang w:val="en-US"/>
-        </w:rPr>
-        <w:t>NumPy</w:t>
-      </w:r>
-      <w:r>
-        <w:rPr>
-          <w:rFonts w:ascii="Times New Roman" w:hAnsi="Times New Roman" w:cs="Times New Roman"/>
-          <w:sz w:val="24"/>
-          <w:szCs w:val="24"/>
-        </w:rPr>
-        <w:t>. Программа исправно выполняет вычисления и проходит проверку с помощью</w:t>
-      </w:r>
-      <w:r>
-        <w:rPr>
-          <w:rFonts w:ascii="Times New Roman" w:hAnsi="Times New Roman" w:cs="Times New Roman"/>
-          <w:sz w:val="24"/>
-          <w:szCs w:val="24"/>
-        </w:rPr>
-        <w:t xml:space="preserve"> вышеописанного</w:t>
-      </w:r>
-      <w:r>
-        <w:rPr>
-          <w:rFonts w:ascii="Times New Roman" w:hAnsi="Times New Roman" w:cs="Times New Roman"/>
-          <w:sz w:val="24"/>
-          <w:szCs w:val="24"/>
-        </w:rPr>
-        <w:t xml:space="preserve"> модуля.</w:t>
+          <w:color w:val="CF8E6D"/>
+          <w:lang w:val="en-US"/>
+        </w:rPr>
+        <w:t xml:space="preserve">import </w:t>
+      </w:r>
+      <w:r>
+        <w:rPr>
+          <w:lang w:val="en-US"/>
+        </w:rPr>
+        <w:t xml:space="preserve">numpy </w:t>
+      </w:r>
+      <w:r>
+        <w:rPr>
+          <w:color w:val="CF8E6D"/>
+          <w:lang w:val="en-US"/>
+        </w:rPr>
+        <w:t xml:space="preserve">as </w:t>
+      </w:r>
+      <w:r>
+        <w:rPr>
+          <w:lang w:val="en-US"/>
+        </w:rPr>
+        <w:t>np</w:t>
+      </w:r>
+      <w:r>
+        <w:rPr>
+          <w:lang w:val="en-US"/>
+        </w:rPr>
+        <w:br/>
+      </w:r>
+      <w:r>
+        <w:rPr>
+          <w:lang w:val="en-US"/>
+        </w:rPr>
+        <w:br/>
+      </w:r>
+      <w:r>
+        <w:rPr>
+          <w:color w:val="CF8E6D"/>
+          <w:lang w:val="en-US"/>
+        </w:rPr>
+        <w:t xml:space="preserve">def </w:t>
+      </w:r>
+      <w:r>
+        <w:rPr>
+          <w:color w:val="56A8F5"/>
+          <w:lang w:val="en-US"/>
+        </w:rPr>
+        <w:t>read_matrix</w:t>
+      </w:r>
+      <w:r>
+        <w:rPr>
+          <w:lang w:val="en-US"/>
+        </w:rPr>
+        <w:t>(filename):</w:t>
+      </w:r>
+      <w:r>
+        <w:rPr>
+          <w:lang w:val="en-US"/>
+        </w:rPr>
+        <w:br/>
+        <w:t xml:space="preserve">    </w:t>
+      </w:r>
+      <w:r>
+        <w:rPr>
+          <w:color w:val="CF8E6D"/>
+          <w:lang w:val="en-US"/>
+        </w:rPr>
+        <w:t xml:space="preserve">with </w:t>
+      </w:r>
+      <w:r>
+        <w:rPr>
+          <w:color w:val="8888C6"/>
+          <w:lang w:val="en-US"/>
+        </w:rPr>
+        <w:t>open</w:t>
+      </w:r>
+      <w:r>
+        <w:rPr>
+          <w:lang w:val="en-US"/>
+        </w:rPr>
+        <w:t xml:space="preserve">(filename, </w:t>
+      </w:r>
+      <w:r>
+        <w:rPr>
+          <w:color w:val="6AAB73"/>
+          <w:lang w:val="en-US"/>
+        </w:rPr>
+        <w:t>'r'</w:t>
+      </w:r>
+      <w:r>
+        <w:rPr>
+          <w:lang w:val="en-US"/>
+        </w:rPr>
+        <w:t xml:space="preserve">) </w:t>
+      </w:r>
+      <w:r>
+        <w:rPr>
+          <w:color w:val="CF8E6D"/>
+          <w:lang w:val="en-US"/>
+        </w:rPr>
+        <w:t xml:space="preserve">as </w:t>
+      </w:r>
+      <w:r>
+        <w:rPr>
+          <w:lang w:val="en-US"/>
+        </w:rPr>
+        <w:t>f:</w:t>
+      </w:r>
+      <w:r>
+        <w:rPr>
+          <w:lang w:val="en-US"/>
+        </w:rPr>
+        <w:br/>
+        <w:t xml:space="preserve">        matrix = []</w:t>
+      </w:r>
+      <w:r>
+        <w:rPr>
+          <w:lang w:val="en-US"/>
+        </w:rPr>
+        <w:br/>
+        <w:t xml:space="preserve">        </w:t>
+      </w:r>
+      <w:r>
+        <w:rPr>
+          <w:color w:val="CF8E6D"/>
+          <w:lang w:val="en-US"/>
+        </w:rPr>
+        <w:t xml:space="preserve">for </w:t>
+      </w:r>
+      <w:r>
+        <w:rPr>
+          <w:lang w:val="en-US"/>
+        </w:rPr>
+        <w:t xml:space="preserve">line </w:t>
+      </w:r>
+      <w:r>
+        <w:rPr>
+          <w:color w:val="CF8E6D"/>
+          <w:lang w:val="en-US"/>
+        </w:rPr>
+        <w:t xml:space="preserve">in </w:t>
+      </w:r>
+      <w:r>
+        <w:rPr>
+          <w:lang w:val="en-US"/>
+        </w:rPr>
+        <w:t>f:</w:t>
+      </w:r>
+      <w:r>
+        <w:rPr>
+          <w:lang w:val="en-US"/>
+        </w:rPr>
+        <w:br/>
+        <w:t xml:space="preserve">            row = [</w:t>
+      </w:r>
+      <w:r>
+        <w:rPr>
+          <w:color w:val="8888C6"/>
+          <w:lang w:val="en-US"/>
+        </w:rPr>
+        <w:t>int</w:t>
+      </w:r>
+      <w:r>
+        <w:rPr>
+          <w:lang w:val="en-US"/>
+        </w:rPr>
+        <w:t xml:space="preserve">(x) </w:t>
+      </w:r>
+      <w:r>
+        <w:rPr>
+          <w:color w:val="CF8E6D"/>
+          <w:lang w:val="en-US"/>
+        </w:rPr>
+        <w:t xml:space="preserve">for </w:t>
+      </w:r>
+      <w:r>
+        <w:rPr>
+          <w:lang w:val="en-US"/>
+        </w:rPr>
+        <w:t xml:space="preserve">x </w:t>
+      </w:r>
+      <w:r>
+        <w:rPr>
+          <w:color w:val="CF8E6D"/>
+          <w:lang w:val="en-US"/>
+        </w:rPr>
+        <w:t xml:space="preserve">in </w:t>
+      </w:r>
+      <w:r>
+        <w:rPr>
+          <w:lang w:val="en-US"/>
+        </w:rPr>
+        <w:t>line.split()]</w:t>
+      </w:r>
+      <w:r>
+        <w:rPr>
+          <w:lang w:val="en-US"/>
+        </w:rPr>
+        <w:br/>
+        <w:t xml:space="preserve">            matrix.append(row)</w:t>
+      </w:r>
+      <w:r>
+        <w:rPr>
+          <w:lang w:val="en-US"/>
+        </w:rPr>
+        <w:br/>
+        <w:t xml:space="preserve">    </w:t>
+      </w:r>
+      <w:r>
+        <w:rPr>
+          <w:color w:val="CF8E6D"/>
+          <w:lang w:val="en-US"/>
+        </w:rPr>
+        <w:t xml:space="preserve">return </w:t>
+      </w:r>
+      <w:r>
+        <w:rPr>
+          <w:lang w:val="en-US"/>
+        </w:rPr>
+        <w:t>np.array(matrix)</w:t>
+      </w:r>
+      <w:r>
+        <w:rPr>
+          <w:lang w:val="en-US"/>
+        </w:rPr>
+        <w:br/>
+      </w:r>
+      <w:r>
+        <w:rPr>
+          <w:lang w:val="en-US"/>
+        </w:rPr>
+        <w:br/>
+      </w:r>
+      <w:r>
+        <w:rPr>
+          <w:color w:val="CF8E6D"/>
+          <w:lang w:val="en-US"/>
+        </w:rPr>
+        <w:t xml:space="preserve">def </w:t>
+      </w:r>
+      <w:r>
+        <w:rPr>
+          <w:color w:val="56A8F5"/>
+          <w:lang w:val="en-US"/>
+        </w:rPr>
+        <w:t>main</w:t>
+      </w:r>
+      <w:r>
+        <w:rPr>
+          <w:lang w:val="en-US"/>
+        </w:rPr>
+        <w:t>():</w:t>
+      </w:r>
+      <w:r>
+        <w:rPr>
+          <w:lang w:val="en-US"/>
+        </w:rPr>
+        <w:br/>
+        <w:t xml:space="preserve">    path = </w:t>
+      </w:r>
+      <w:r>
+        <w:rPr>
+          <w:color w:val="6AAB73"/>
+          <w:lang w:val="en-US"/>
+        </w:rPr>
+        <w:t>"C:</w:t>
+      </w:r>
+      <w:r>
+        <w:rPr>
+          <w:color w:val="CF8E6D"/>
+          <w:lang w:val="en-US"/>
+        </w:rPr>
+        <w:t>\\</w:t>
+      </w:r>
+      <w:r>
+        <w:rPr>
+          <w:color w:val="6AAB73"/>
+          <w:lang w:val="en-US"/>
+        </w:rPr>
+        <w:t>Users</w:t>
+      </w:r>
+      <w:r>
+        <w:rPr>
+          <w:color w:val="CF8E6D"/>
+          <w:lang w:val="en-US"/>
+        </w:rPr>
+        <w:t>\\</w:t>
+      </w:r>
+      <w:r>
+        <w:rPr>
+          <w:color w:val="6AAB73"/>
+          <w:lang w:val="en-US"/>
+        </w:rPr>
+        <w:t>OrangeFruit</w:t>
+      </w:r>
+      <w:r>
+        <w:rPr>
+          <w:color w:val="CF8E6D"/>
+          <w:lang w:val="en-US"/>
+        </w:rPr>
+        <w:t>\\</w:t>
+      </w:r>
+      <w:r>
+        <w:rPr>
+          <w:color w:val="6AAB73"/>
+          <w:lang w:val="en-US"/>
+        </w:rPr>
+        <w:t>Desktop</w:t>
+      </w:r>
+      <w:r>
+        <w:rPr>
+          <w:color w:val="CF8E6D"/>
+          <w:lang w:val="en-US"/>
+        </w:rPr>
+        <w:t>\\</w:t>
+      </w:r>
+      <w:r>
+        <w:rPr>
+          <w:color w:val="6AAB73"/>
+          <w:lang w:val="en-US"/>
+        </w:rPr>
+        <w:t>parallel_programming</w:t>
+      </w:r>
+      <w:r>
+        <w:rPr>
+          <w:color w:val="CF8E6D"/>
+          <w:lang w:val="en-US"/>
+        </w:rPr>
+        <w:t>\\</w:t>
+      </w:r>
+      <w:r>
+        <w:rPr>
+          <w:color w:val="6AAB73"/>
+          <w:lang w:val="en-US"/>
+        </w:rPr>
+        <w:t>lab1</w:t>
+      </w:r>
+      <w:r>
+        <w:rPr>
+          <w:color w:val="CF8E6D"/>
+          <w:lang w:val="en-US"/>
+        </w:rPr>
+        <w:t>\\</w:t>
+      </w:r>
+      <w:r>
+        <w:rPr>
+          <w:color w:val="6AAB73"/>
+          <w:lang w:val="en-US"/>
+        </w:rPr>
+        <w:t>"</w:t>
+      </w:r>
+      <w:r>
+        <w:rPr>
+          <w:color w:val="6AAB73"/>
+          <w:lang w:val="en-US"/>
+        </w:rPr>
+        <w:br/>
+      </w:r>
+      <w:r>
+        <w:rPr>
+          <w:color w:val="6AAB73"/>
+          <w:lang w:val="en-US"/>
+        </w:rPr>
+        <w:br/>
+        <w:t xml:space="preserve">    </w:t>
+      </w:r>
+      <w:r>
+        <w:rPr>
+          <w:lang w:val="en-US"/>
+        </w:rPr>
+        <w:t xml:space="preserve">A = read_matrix(path + </w:t>
+      </w:r>
+      <w:r>
+        <w:rPr>
+          <w:color w:val="6AAB73"/>
+          <w:lang w:val="en-US"/>
+        </w:rPr>
+        <w:t>"matrix_A.txt"</w:t>
+      </w:r>
+      <w:r>
+        <w:rPr>
+          <w:lang w:val="en-US"/>
+        </w:rPr>
+        <w:t>)</w:t>
+      </w:r>
+      <w:r>
+        <w:rPr>
+          <w:lang w:val="en-US"/>
+        </w:rPr>
+        <w:br/>
+        <w:t xml:space="preserve">    B = read_matrix(path + </w:t>
+      </w:r>
+      <w:r>
+        <w:rPr>
+          <w:color w:val="6AAB73"/>
+          <w:lang w:val="en-US"/>
+        </w:rPr>
+        <w:t>"matrix_B.txt"</w:t>
+      </w:r>
+      <w:r>
+        <w:rPr>
+          <w:lang w:val="en-US"/>
+        </w:rPr>
+        <w:t>)</w:t>
+      </w:r>
+      <w:r>
+        <w:rPr>
+          <w:lang w:val="en-US"/>
+        </w:rPr>
+        <w:br/>
+        <w:t xml:space="preserve">    C = read_matrix(path + </w:t>
+      </w:r>
+      <w:r>
+        <w:rPr>
+          <w:color w:val="6AAB73"/>
+          <w:lang w:val="en-US"/>
+        </w:rPr>
+        <w:t>"result.txt"</w:t>
+      </w:r>
+      <w:r>
+        <w:rPr>
+          <w:lang w:val="en-US"/>
+        </w:rPr>
+        <w:t>)</w:t>
+      </w:r>
+      <w:r>
+        <w:rPr>
+          <w:lang w:val="en-US"/>
+        </w:rPr>
+        <w:br/>
+      </w:r>
+      <w:r>
+        <w:rPr>
+          <w:lang w:val="en-US"/>
+        </w:rPr>
+        <w:br/>
+        <w:t xml:space="preserve">    expected = np.dot(A, B)</w:t>
+      </w:r>
+      <w:r>
+        <w:rPr>
+          <w:lang w:val="en-US"/>
+        </w:rPr>
+        <w:br/>
+      </w:r>
+      <w:r>
+        <w:rPr>
+          <w:lang w:val="en-US"/>
+        </w:rPr>
+        <w:br/>
+        <w:t xml:space="preserve">    </w:t>
+      </w:r>
+      <w:r>
+        <w:rPr>
+          <w:color w:val="CF8E6D"/>
+          <w:lang w:val="en-US"/>
+        </w:rPr>
+        <w:t xml:space="preserve">if </w:t>
+      </w:r>
+      <w:r>
+        <w:rPr>
+          <w:lang w:val="en-US"/>
+        </w:rPr>
+        <w:t>np.array_equal(C, expected):</w:t>
+      </w:r>
+      <w:r>
+        <w:rPr>
+          <w:lang w:val="en-US"/>
+        </w:rPr>
+        <w:br/>
+        <w:t xml:space="preserve">        </w:t>
+      </w:r>
+      <w:r>
+        <w:rPr>
+          <w:color w:val="8888C6"/>
+          <w:lang w:val="en-US"/>
+        </w:rPr>
+        <w:t>print</w:t>
+      </w:r>
+      <w:r>
+        <w:rPr>
+          <w:lang w:val="en-US"/>
+        </w:rPr>
+        <w:t>(</w:t>
+      </w:r>
+      <w:r>
+        <w:rPr>
+          <w:color w:val="6AAB73"/>
+          <w:lang w:val="en-US"/>
+        </w:rPr>
+        <w:t>"VERIFICATION PASSED: Results match"</w:t>
+      </w:r>
+      <w:r>
+        <w:rPr>
+          <w:lang w:val="en-US"/>
+        </w:rPr>
+        <w:t>)</w:t>
+      </w:r>
+      <w:r>
+        <w:rPr>
+          <w:lang w:val="en-US"/>
+        </w:rPr>
+        <w:br/>
+        <w:t xml:space="preserve">    </w:t>
+      </w:r>
+      <w:r>
+        <w:rPr>
+          <w:color w:val="CF8E6D"/>
+          <w:lang w:val="en-US"/>
+        </w:rPr>
+        <w:t>else</w:t>
+      </w:r>
+      <w:r>
+        <w:rPr>
+          <w:lang w:val="en-US"/>
+        </w:rPr>
+        <w:t>:</w:t>
+      </w:r>
+      <w:r>
+        <w:rPr>
+          <w:lang w:val="en-US"/>
+        </w:rPr>
+        <w:br/>
+        <w:t xml:space="preserve">        </w:t>
+      </w:r>
+      <w:r>
+        <w:rPr>
+          <w:color w:val="8888C6"/>
+          <w:lang w:val="en-US"/>
+        </w:rPr>
+        <w:t>print</w:t>
+      </w:r>
+      <w:r>
+        <w:rPr>
+          <w:lang w:val="en-US"/>
+        </w:rPr>
+        <w:t>(</w:t>
+      </w:r>
+      <w:r>
+        <w:rPr>
+          <w:color w:val="6AAB73"/>
+          <w:lang w:val="en-US"/>
+        </w:rPr>
+        <w:t>"VERIFICATION FAILED: Results do not match"</w:t>
+      </w:r>
+      <w:r>
+        <w:rPr>
+          <w:lang w:val="en-US"/>
+        </w:rPr>
+        <w:t>)</w:t>
+      </w:r>
+      <w:r>
+        <w:rPr>
+          <w:lang w:val="en-US"/>
+        </w:rPr>
+        <w:br/>
+        <w:t xml:space="preserve">        diff = np.where(C != expected)</w:t>
+      </w:r>
+      <w:r>
+        <w:rPr>
+          <w:lang w:val="en-US"/>
+        </w:rPr>
+        <w:br/>
+        <w:t xml:space="preserve">        </w:t>
+      </w:r>
+      <w:r>
+        <w:rPr>
+          <w:color w:val="CF8E6D"/>
+          <w:lang w:val="en-US"/>
+        </w:rPr>
+        <w:t xml:space="preserve">for </w:t>
+      </w:r>
+      <w:r>
+        <w:rPr>
+          <w:lang w:val="en-US"/>
+        </w:rPr>
+        <w:t xml:space="preserve">i, j </w:t>
+      </w:r>
+      <w:r>
+        <w:rPr>
+          <w:color w:val="CF8E6D"/>
+          <w:lang w:val="en-US"/>
+        </w:rPr>
+        <w:t xml:space="preserve">in </w:t>
+      </w:r>
+      <w:r>
+        <w:rPr>
+          <w:color w:val="8888C6"/>
+          <w:lang w:val="en-US"/>
+        </w:rPr>
+        <w:t>zip</w:t>
+      </w:r>
+      <w:r>
+        <w:rPr>
+          <w:lang w:val="en-US"/>
+        </w:rPr>
+        <w:t>(diff[</w:t>
+      </w:r>
+      <w:r>
+        <w:rPr>
+          <w:color w:val="2AACB8"/>
+          <w:lang w:val="en-US"/>
+        </w:rPr>
+        <w:t>0</w:t>
+      </w:r>
+      <w:r>
+        <w:rPr>
+          <w:lang w:val="en-US"/>
+        </w:rPr>
+        <w:t>], diff[</w:t>
+      </w:r>
+      <w:r>
+        <w:rPr>
+          <w:color w:val="2AACB8"/>
+          <w:lang w:val="en-US"/>
+        </w:rPr>
+        <w:t>1</w:t>
+      </w:r>
+      <w:r>
+        <w:rPr>
+          <w:lang w:val="en-US"/>
+        </w:rPr>
+        <w:t>]):</w:t>
+      </w:r>
+      <w:r>
+        <w:rPr>
+          <w:lang w:val="en-US"/>
+        </w:rPr>
+        <w:br/>
+        <w:t xml:space="preserve">            </w:t>
+      </w:r>
+      <w:r>
+        <w:rPr>
+          <w:color w:val="8888C6"/>
+          <w:lang w:val="en-US"/>
+        </w:rPr>
+        <w:t>print</w:t>
+      </w:r>
+      <w:r>
+        <w:rPr>
+          <w:lang w:val="en-US"/>
+        </w:rPr>
+        <w:t>(</w:t>
+      </w:r>
+      <w:r>
+        <w:rPr>
+          <w:color w:val="6AAB73"/>
+          <w:lang w:val="en-US"/>
+        </w:rPr>
+        <w:t>f"Mismatch at [</w:t>
+      </w:r>
+      <w:r>
+        <w:rPr>
+          <w:color w:val="CF8E6D"/>
+          <w:lang w:val="en-US"/>
+        </w:rPr>
+        <w:t>{</w:t>
+      </w:r>
+      <w:r>
+        <w:rPr>
+          <w:lang w:val="en-US"/>
+        </w:rPr>
+        <w:t>i</w:t>
+      </w:r>
+      <w:r>
+        <w:rPr>
+          <w:color w:val="CF8E6D"/>
+          <w:lang w:val="en-US"/>
+        </w:rPr>
+        <w:t>}</w:t>
+      </w:r>
+      <w:r>
+        <w:rPr>
+          <w:color w:val="6AAB73"/>
+          <w:lang w:val="en-US"/>
+        </w:rPr>
+        <w:t>][</w:t>
+      </w:r>
+      <w:r>
+        <w:rPr>
+          <w:color w:val="CF8E6D"/>
+          <w:lang w:val="en-US"/>
+        </w:rPr>
+        <w:t>{</w:t>
+      </w:r>
+      <w:r>
+        <w:rPr>
+          <w:lang w:val="en-US"/>
+        </w:rPr>
+        <w:t>j</w:t>
+      </w:r>
+      <w:r>
+        <w:rPr>
+          <w:color w:val="CF8E6D"/>
+          <w:lang w:val="en-US"/>
+        </w:rPr>
+        <w:t>}</w:t>
+      </w:r>
+      <w:r>
+        <w:rPr>
+          <w:color w:val="6AAB73"/>
+          <w:lang w:val="en-US"/>
+        </w:rPr>
+        <w:t xml:space="preserve">]: </w:t>
+      </w:r>
+      <w:r>
+        <w:rPr>
+          <w:color w:val="CF8E6D"/>
+          <w:lang w:val="en-US"/>
+        </w:rPr>
+        <w:t>{</w:t>
+      </w:r>
+      <w:r>
+        <w:rPr>
+          <w:lang w:val="en-US"/>
+        </w:rPr>
+        <w:t>C[i][j]</w:t>
+      </w:r>
+      <w:r>
+        <w:rPr>
+          <w:color w:val="CF8E6D"/>
+          <w:lang w:val="en-US"/>
+        </w:rPr>
+        <w:t>}</w:t>
+      </w:r>
+      <w:r>
+        <w:rPr>
+          <w:color w:val="6AAB73"/>
+          <w:lang w:val="en-US"/>
+        </w:rPr>
+        <w:t xml:space="preserve"> vs </w:t>
+      </w:r>
+      <w:r>
+        <w:rPr>
+          <w:color w:val="CF8E6D"/>
+          <w:lang w:val="en-US"/>
+        </w:rPr>
+        <w:t>{</w:t>
+      </w:r>
+      <w:r>
+        <w:rPr>
+          <w:lang w:val="en-US"/>
+        </w:rPr>
+        <w:t>expected[i][j]</w:t>
+      </w:r>
+      <w:r>
+        <w:rPr>
+          <w:color w:val="CF8E6D"/>
+          <w:lang w:val="en-US"/>
+        </w:rPr>
+        <w:t>}</w:t>
+      </w:r>
+      <w:r>
+        <w:rPr>
+          <w:color w:val="6AAB73"/>
+          <w:lang w:val="en-US"/>
+        </w:rPr>
+        <w:t>"</w:t>
+      </w:r>
+      <w:r>
+        <w:rPr>
+          <w:lang w:val="en-US"/>
+        </w:rPr>
+        <w:t>)</w:t>
+      </w:r>
+      <w:r>
+        <w:rPr>
+          <w:lang w:val="en-US"/>
+        </w:rPr>
+        <w:br/>
+      </w:r>
+      <w:r>
+        <w:rPr>
+          <w:lang w:val="en-US"/>
+        </w:rPr>
+        <w:br/>
+      </w:r>
+      <w:r>
+        <w:rPr>
+          <w:color w:val="CF8E6D"/>
+          <w:lang w:val="en-US"/>
+        </w:rPr>
+        <w:t xml:space="preserve">if </w:t>
+      </w:r>
+      <w:r>
+        <w:rPr>
+          <w:lang w:val="en-US"/>
+        </w:rPr>
+        <w:t xml:space="preserve">__name__ == </w:t>
+      </w:r>
+      <w:r>
+        <w:rPr>
+          <w:color w:val="6AAB73"/>
+          <w:lang w:val="en-US"/>
+        </w:rPr>
+        <w:t>"__main__"</w:t>
+      </w:r>
+      <w:r>
+        <w:rPr>
+          <w:lang w:val="en-US"/>
+        </w:rPr>
+        <w:t>:</w:t>
+      </w:r>
+      <w:r>
+        <w:rPr>
+          <w:lang w:val="en-US"/>
+        </w:rPr>
+        <w:br/>
+        <w:t xml:space="preserve">    main()</w:t>
       </w:r>
     </w:p>
     <w:p>
       <w:pPr>
         <w:rPr>
-          <w:rFonts w:ascii="Times New Roman" w:hAnsi="Times New Roman" w:cs="Times New Roman"/>
+          <w:lang w:val="en-US"/>
         </w:rPr>
       </w:pPr>
     </w:p>
     <w:p>
       <w:pPr>
         <w:rPr>
-          <w:rFonts w:ascii="Times New Roman" w:hAnsi="Times New Roman" w:cs="Times New Roman"/>
-          <w:b/>
-          <w:bCs/>
+          <w:lang w:val="en-US"/>
+        </w:rPr>
+      </w:pPr>
+    </w:p>
+    <w:p>
+      <w:pPr>
+        <w:rPr>
+          <w:sz w:val="28"/>
+          <w:szCs w:val="28"/>
+        </w:rPr>
+      </w:pPr>
+      <w:r>
+        <w:rPr>
+          <w:sz w:val="28"/>
+          <w:szCs w:val="28"/>
+        </w:rPr>
+        <w:t>5</w:t>
+      </w:r>
+      <w:r>
+        <w:rPr>
+          <w:sz w:val="28"/>
+          <w:szCs w:val="28"/>
+        </w:rPr>
+        <w:t xml:space="preserve">. </w:t>
+      </w:r>
+      <w:r>
+        <w:rPr>
+          <w:sz w:val="28"/>
+          <w:szCs w:val="28"/>
+        </w:rPr>
+        <w:t>Данные</w:t>
+      </w:r>
+      <w:r>
+        <w:rPr>
+          <w:sz w:val="28"/>
+          <w:szCs w:val="28"/>
+        </w:rPr>
+        <w:t xml:space="preserve"> </w:t>
+      </w:r>
+      <w:r>
+        <w:rPr>
+          <w:sz w:val="28"/>
+          <w:szCs w:val="28"/>
+        </w:rPr>
+        <w:t>отработки</w:t>
+      </w:r>
+      <w:r>
+        <w:rPr>
+          <w:sz w:val="28"/>
+          <w:szCs w:val="28"/>
+        </w:rPr>
+        <w:t xml:space="preserve"> </w:t>
+      </w:r>
+      <w:r>
+        <w:rPr>
+          <w:sz w:val="28"/>
+          <w:szCs w:val="28"/>
+        </w:rPr>
+        <w:t>модуля</w:t>
+      </w:r>
+      <w:r>
+        <w:rPr>
+          <w:sz w:val="28"/>
+          <w:szCs w:val="28"/>
+        </w:rPr>
+        <w:t xml:space="preserve"> </w:t>
+      </w:r>
+      <w:r>
+        <w:rPr>
+          <w:sz w:val="28"/>
+          <w:szCs w:val="28"/>
+        </w:rPr>
+        <w:t>верификации</w:t>
+      </w:r>
+      <w:r>
+        <w:rPr>
+          <w:sz w:val="28"/>
+          <w:szCs w:val="28"/>
+        </w:rPr>
+        <w:t>:</w:t>
+      </w:r>
+    </w:p>
+    <w:p>
+      <w:pPr>
+        <w:rPr>
+          <w:sz w:val="24"/>
+          <w:szCs w:val="24"/>
+          <w:lang w:val="en-US"/>
+        </w:rPr>
+      </w:pPr>
+      <w:r>
+        <w:rPr>
+          <w:sz w:val="24"/>
+          <w:szCs w:val="24"/>
+          <w:lang w:val="en-US"/>
+        </w:rPr>
+        <w:t>VERIFICATION PASSED: Results match</w:t>
+      </w:r>
+      <w:r>
+        <w:rPr>
+          <w:sz w:val="24"/>
+          <w:szCs w:val="24"/>
+          <w:lang w:val="en-US"/>
+        </w:rPr>
+        <w:t>.</w:t>
+      </w:r>
+    </w:p>
+    <w:p>
+      <w:pPr>
+        <w:rPr>
+          <w:sz w:val="28"/>
+          <w:szCs w:val="28"/>
+        </w:rPr>
+      </w:pPr>
+      <w:r>
+        <w:rPr>
+          <w:sz w:val="28"/>
+          <w:szCs w:val="28"/>
+        </w:rPr>
+        <w:t>6</w:t>
+      </w:r>
+      <w:r>
+        <w:rPr>
+          <w:sz w:val="28"/>
+          <w:szCs w:val="28"/>
+        </w:rPr>
+        <w:t>.</w:t>
+      </w:r>
+      <w:r>
+        <w:rPr>
+          <w:sz w:val="28"/>
+          <w:szCs w:val="28"/>
+        </w:rPr>
+        <w:t xml:space="preserve"> </w:t>
+      </w:r>
+      <w:r>
+        <w:rPr>
+          <w:sz w:val="28"/>
+          <w:szCs w:val="28"/>
+        </w:rPr>
+        <w:t>Данные отработки программы для вычисления произведения матриц:</w:t>
+      </w:r>
+    </w:p>
+    <w:p>
+      <w:pPr>
+        <w:rPr>
+          <w:sz w:val="24"/>
+          <w:szCs w:val="24"/>
+          <w:lang w:val="en-US"/>
+        </w:rPr>
+      </w:pPr>
+      <w:r>
+        <w:rPr>
+          <w:sz w:val="24"/>
+          <w:szCs w:val="24"/>
+          <w:lang w:val="en-US"/>
+        </w:rPr>
+        <w:t>Time: 10100 microseconds</w:t>
+      </w:r>
+    </w:p>
+    <w:p>
+      <w:pPr>
+        <w:rPr>
+          <w:sz w:val="24"/>
+          <w:szCs w:val="24"/>
+          <w:lang w:val="en-US"/>
+        </w:rPr>
+      </w:pPr>
+      <w:r>
+        <w:rPr>
+          <w:sz w:val="24"/>
+          <w:szCs w:val="24"/>
+          <w:lang w:val="en-US"/>
+        </w:rPr>
+        <w:t>Volume: 100x100 (2000000 operations)</w:t>
+      </w:r>
+    </w:p>
+    <w:p>
+      <w:pPr>
+        <w:rPr>
+          <w:sz w:val="28"/>
+          <w:szCs w:val="28"/>
+        </w:rPr>
+      </w:pPr>
+      <w:r>
+        <w:rPr>
+          <w:sz w:val="28"/>
+          <w:szCs w:val="28"/>
+          <w:lang w:val="en-US"/>
+        </w:rPr>
+        <w:lastRenderedPageBreak/>
+        <w:t>7</w:t>
+      </w:r>
+      <w:r>
+        <w:rPr>
+          <w:sz w:val="28"/>
+          <w:szCs w:val="28"/>
+        </w:rPr>
+        <w:t>. Вывод:</w:t>
+      </w:r>
+    </w:p>
+    <w:p>
+      <w:pPr>
+        <w:rPr>
+          <w:sz w:val="24"/>
+          <w:szCs w:val="24"/>
+        </w:rPr>
+      </w:pPr>
+      <w:r>
+        <w:rPr>
+          <w:sz w:val="24"/>
+          <w:szCs w:val="24"/>
+        </w:rPr>
+        <w:t>В ходе выполнения лабораторной работы были созданы: модуль для генерации двух квадратных матриц</w:t>
+      </w:r>
+      <w:r>
+        <w:rPr>
+          <w:sz w:val="24"/>
+          <w:szCs w:val="24"/>
+        </w:rPr>
+        <w:t xml:space="preserve"> </w:t>
+      </w:r>
+      <w:r>
+        <w:rPr>
+          <w:sz w:val="24"/>
+          <w:szCs w:val="24"/>
+          <w:lang w:val="en-US"/>
+        </w:rPr>
+        <w:t>matrix</w:t>
+      </w:r>
+      <w:r>
+        <w:rPr>
+          <w:sz w:val="24"/>
+          <w:szCs w:val="24"/>
+        </w:rPr>
+        <w:t>_</w:t>
+      </w:r>
+      <w:r>
+        <w:rPr>
+          <w:sz w:val="24"/>
+          <w:szCs w:val="24"/>
+          <w:lang w:val="en-US"/>
+        </w:rPr>
+        <w:t>generator</w:t>
+      </w:r>
+      <w:r>
+        <w:rPr>
+          <w:sz w:val="24"/>
+          <w:szCs w:val="24"/>
+        </w:rPr>
+        <w:t>.</w:t>
+      </w:r>
+      <w:proofErr w:type="spellStart"/>
+      <w:r>
+        <w:rPr>
+          <w:sz w:val="24"/>
+          <w:szCs w:val="24"/>
+          <w:lang w:val="en-US"/>
+        </w:rPr>
+        <w:t>py</w:t>
+      </w:r>
+      <w:proofErr w:type="spellEnd"/>
+      <w:r>
+        <w:rPr>
+          <w:sz w:val="24"/>
+          <w:szCs w:val="24"/>
+        </w:rPr>
+        <w:t xml:space="preserve">, программа вычисления произведения двух квадратных матриц и записи результата в конечный файл </w:t>
+      </w:r>
+      <w:r>
+        <w:rPr>
+          <w:sz w:val="24"/>
+          <w:szCs w:val="24"/>
+          <w:lang w:val="en-US"/>
+        </w:rPr>
+        <w:t>result</w:t>
+      </w:r>
+      <w:r>
+        <w:rPr>
+          <w:sz w:val="24"/>
+          <w:szCs w:val="24"/>
+        </w:rPr>
+        <w:t>.</w:t>
+      </w:r>
+      <w:r>
+        <w:rPr>
+          <w:sz w:val="24"/>
+          <w:szCs w:val="24"/>
+          <w:lang w:val="en-US"/>
+        </w:rPr>
+        <w:t>txt</w:t>
+      </w:r>
+      <w:r>
+        <w:rPr>
+          <w:sz w:val="24"/>
+          <w:szCs w:val="24"/>
+        </w:rPr>
+        <w:t xml:space="preserve">, модуль для верификации вычислений </w:t>
+      </w:r>
+      <w:r>
+        <w:rPr>
+          <w:sz w:val="24"/>
+          <w:szCs w:val="24"/>
+          <w:lang w:val="en-US"/>
+        </w:rPr>
+        <w:t>verify</w:t>
+      </w:r>
+      <w:r>
+        <w:rPr>
+          <w:sz w:val="24"/>
+          <w:szCs w:val="24"/>
+        </w:rPr>
+        <w:t>.</w:t>
+      </w:r>
+      <w:proofErr w:type="spellStart"/>
+      <w:r>
+        <w:rPr>
+          <w:sz w:val="24"/>
+          <w:szCs w:val="24"/>
+          <w:lang w:val="en-US"/>
+        </w:rPr>
+        <w:t>py</w:t>
+      </w:r>
+      <w:proofErr w:type="spellEnd"/>
+      <w:r>
+        <w:rPr>
+          <w:sz w:val="24"/>
+          <w:szCs w:val="24"/>
+        </w:rPr>
+        <w:t xml:space="preserve"> с помощью библиотеки </w:t>
+      </w:r>
+      <w:r>
+        <w:rPr>
+          <w:sz w:val="24"/>
+          <w:szCs w:val="24"/>
+          <w:lang w:val="en-US"/>
+        </w:rPr>
+        <w:t>NumPy</w:t>
+      </w:r>
+      <w:r>
+        <w:rPr>
+          <w:sz w:val="24"/>
+          <w:szCs w:val="24"/>
+        </w:rPr>
+        <w:t>. Программа исправно выполняет вычисления и проходит проверку с помощью</w:t>
+      </w:r>
+      <w:r>
+        <w:rPr>
+          <w:sz w:val="24"/>
+          <w:szCs w:val="24"/>
+        </w:rPr>
+        <w:t xml:space="preserve"> вышеописанного</w:t>
+      </w:r>
+      <w:r>
+        <w:rPr>
+          <w:sz w:val="24"/>
+          <w:szCs w:val="24"/>
+        </w:rPr>
+        <w:t xml:space="preserve"> модуля.</w:t>
+      </w:r>
+    </w:p>
+    <w:p/>
+    <w:p>
+      <w:pPr>
+        <w:rPr>
           <w:sz w:val="24"/>
           <w:szCs w:val="24"/>
         </w:rPr>
@@ -2326,6 +6123,56 @@
       <w:color w:val="808080"/>
     </w:rPr>
   </w:style>
+  <w:style w:type="paragraph" w:styleId="HTML">
+    <w:name w:val="HTML Preformatted"/>
+    <w:basedOn w:val="a"/>
+    <w:link w:val="HTML0"/>
+    <w:uiPriority w:val="99"/>
+    <w:semiHidden/>
+    <w:unhideWhenUsed/>
+    <w:rsid w:val="0017396A"/>
+    <w:pPr>
+      <w:tabs>
+        <w:tab w:val="left" w:pos="916"/>
+        <w:tab w:val="left" w:pos="1832"/>
+        <w:tab w:val="left" w:pos="2748"/>
+        <w:tab w:val="left" w:pos="3664"/>
+        <w:tab w:val="left" w:pos="4580"/>
+        <w:tab w:val="left" w:pos="5496"/>
+        <w:tab w:val="left" w:pos="6412"/>
+        <w:tab w:val="left" w:pos="7328"/>
+        <w:tab w:val="left" w:pos="8244"/>
+        <w:tab w:val="left" w:pos="9160"/>
+        <w:tab w:val="left" w:pos="10076"/>
+        <w:tab w:val="left" w:pos="10992"/>
+        <w:tab w:val="left" w:pos="11908"/>
+        <w:tab w:val="left" w:pos="12824"/>
+        <w:tab w:val="left" w:pos="13740"/>
+        <w:tab w:val="left" w:pos="14656"/>
+      </w:tabs>
+      <w:spacing w:after="0" w:line="240" w:lineRule="auto"/>
+    </w:pPr>
+    <w:rPr>
+      <w:rFonts w:ascii="Courier New" w:eastAsia="Times New Roman" w:hAnsi="Courier New" w:cs="Courier New"/>
+      <w:sz w:val="20"/>
+      <w:szCs w:val="20"/>
+      <w:lang w:eastAsia="ru-RU"/>
+    </w:rPr>
+  </w:style>
+  <w:style w:type="character" w:customStyle="1" w:styleId="HTML0">
+    <w:name w:val="Стандартный HTML Знак"/>
+    <w:basedOn w:val="a0"/>
+    <w:link w:val="HTML"/>
+    <w:uiPriority w:val="99"/>
+    <w:semiHidden/>
+    <w:rsid w:val="0017396A"/>
+    <w:rPr>
+      <w:rFonts w:ascii="Courier New" w:eastAsia="Times New Roman" w:hAnsi="Courier New" w:cs="Courier New"/>
+      <w:sz w:val="20"/>
+      <w:szCs w:val="20"/>
+      <w:lang w:eastAsia="ru-RU"/>
+    </w:rPr>
+  </w:style>
 </w:styles>
 </file>
 
